--- a/fiction/drafts/third-person/tpp-avatars-initiation-04_20250608-0448.docx
+++ b/fiction/drafts/third-person/tpp-avatars-initiation-04_20250608-0448.docx
@@ -1,20 +1,20 @@
 
 <file path=word/document.xml><?xml version="1.0" encoding="utf-8"?>
-<w:document xmlns:ve="http://schemas.openxmlformats.org/markup-compatibility/2006" xmlns:o="urn:schemas-microsoft-com:office:office" xmlns:r="http://schemas.openxmlformats.org/officeDocument/2006/relationships" xmlns:m="http://schemas.openxmlformats.org/officeDocument/2006/math" xmlns:v="urn:schemas-microsoft-com:vml" xmlns:wp="http://schemas.openxmlformats.org/drawingml/2006/wordprocessingDrawing" xmlns:w10="urn:schemas-microsoft-com:office:word" xmlns:w="http://schemas.openxmlformats.org/wordprocessingml/2006/main" xmlns:wne="http://schemas.microsoft.com/office/word/2006/wordml">
+<w:document xmlns:wpc="http://schemas.microsoft.com/office/word/2010/wordprocessingCanvas" xmlns:cx="http://schemas.microsoft.com/office/drawing/2014/chartex" xmlns:cx1="http://schemas.microsoft.com/office/drawing/2015/9/8/chartex" xmlns:cx2="http://schemas.microsoft.com/office/drawing/2015/10/21/chartex" xmlns:cx3="http://schemas.microsoft.com/office/drawing/2016/5/9/chartex" xmlns:cx4="http://schemas.microsoft.com/office/drawing/2016/5/10/chartex" xmlns:cx5="http://schemas.microsoft.com/office/drawing/2016/5/11/chartex" xmlns:cx6="http://schemas.microsoft.com/office/drawing/2016/5/12/chartex" xmlns:cx7="http://schemas.microsoft.com/office/drawing/2016/5/13/chartex" xmlns:cx8="http://schemas.microsoft.com/office/drawing/2016/5/14/chartex" xmlns:mc="http://schemas.openxmlformats.org/markup-compatibility/2006" xmlns:aink="http://schemas.microsoft.com/office/drawing/2016/ink" xmlns:am3d="http://schemas.microsoft.com/office/drawing/2017/model3d" xmlns:o="urn:schemas-microsoft-com:office:office" xmlns:oel="http://schemas.microsoft.com/office/2019/extlst" xmlns:r="http://schemas.openxmlformats.org/officeDocument/2006/relationships" xmlns:m="http://schemas.openxmlformats.org/officeDocument/2006/math" xmlns:v="urn:schemas-microsoft-com:vml" xmlns:wp14="http://schemas.microsoft.com/office/word/2010/wordprocessingDrawing" xmlns:wp="http://schemas.openxmlformats.org/drawingml/2006/wordprocessingDrawing" xmlns:w10="urn:schemas-microsoft-com:office:word" xmlns:w="http://schemas.openxmlformats.org/wordprocessingml/2006/main" xmlns:w14="http://schemas.microsoft.com/office/word/2010/wordml" xmlns:w15="http://schemas.microsoft.com/office/word/2012/wordml" xmlns:w16cex="http://schemas.microsoft.com/office/word/2018/wordml/cex" xmlns:w16cid="http://schemas.microsoft.com/office/word/2016/wordml/cid" xmlns:w16="http://schemas.microsoft.com/office/word/2018/wordml" xmlns:w16du="http://schemas.microsoft.com/office/word/2023/wordml/word16du" xmlns:w16sdtdh="http://schemas.microsoft.com/office/word/2020/wordml/sdtdatahash" xmlns:w16sdtfl="http://schemas.microsoft.com/office/word/2024/wordml/sdtformatlock" xmlns:w16se="http://schemas.microsoft.com/office/word/2015/wordml/symex" xmlns:wpg="http://schemas.microsoft.com/office/word/2010/wordprocessingGroup" xmlns:wpi="http://schemas.microsoft.com/office/word/2010/wordprocessingInk" xmlns:wne="http://schemas.microsoft.com/office/word/2006/wordml" xmlns:wps="http://schemas.microsoft.com/office/word/2010/wordprocessingShape" mc:Ignorable="w14 w15 w16se w16cid w16 w16cex w16sdtdh w16sdtfl w16du wp14">
   <w:body>
     <w:p>
       <w:pPr>
         <w:pStyle w:val="BodyText"/>
         <w:spacing w:line="360" w:lineRule="auto"/>
         <w:rPr>
-          <w:rFonts w:ascii="Times New Roman" w:hAnsi="Times New Roman"/>
-          <w:sz w:val="24"/>
-          <w:szCs w:val="24"/>
-        </w:rPr>
-      </w:pPr>
-      <w:r>
-        <w:rPr>
-          <w:rFonts w:ascii="Times New Roman" w:hAnsi="Times New Roman"/>
+          <w:rFonts w:ascii="Montserrat" w:hAnsi="Montserrat"/>
+          <w:sz w:val="24"/>
+          <w:szCs w:val="24"/>
+        </w:rPr>
+      </w:pPr>
+      <w:r>
+        <w:rPr>
+          <w:rFonts w:ascii="Montserrat" w:hAnsi="Montserrat"/>
           <w:sz w:val="24"/>
           <w:szCs w:val="24"/>
         </w:rPr>
@@ -25,7 +25,7 @@
       <w:pPr>
         <w:spacing w:after="0" w:line="360" w:lineRule="auto"/>
         <w:rPr>
-          <w:rFonts w:ascii="Times New Roman" w:hAnsi="Times New Roman"/>
+          <w:rFonts w:ascii="Montserrat" w:hAnsi="Montserrat"/>
           <w:color w:val="808080"/>
           <w:sz w:val="24"/>
           <w:szCs w:val="24"/>
@@ -33,7 +33,7 @@
       </w:pPr>
       <w:r>
         <w:rPr>
-          <w:rFonts w:ascii="Times New Roman" w:hAnsi="Times New Roman"/>
+          <w:rFonts w:ascii="Montserrat" w:hAnsi="Montserrat"/>
           <w:color w:val="808080"/>
           <w:sz w:val="24"/>
           <w:szCs w:val="24"/>
@@ -46,52 +46,110 @@
         <w:spacing w:after="0" w:line="360" w:lineRule="auto"/>
         <w:jc w:val="right"/>
         <w:rPr>
-          <w:rFonts w:ascii="Times New Roman" w:hAnsi="Times New Roman"/>
+          <w:rFonts w:ascii="Montserrat" w:hAnsi="Montserrat"/>
           <w:color w:val="808080"/>
           <w:sz w:val="24"/>
           <w:szCs w:val="24"/>
         </w:rPr>
       </w:pPr>
-      <w:fldSimple w:instr=" NUMPAGES  \* MERGEFORMAT ">
-        <w:r>
-          <w:rPr>
-            <w:rFonts w:ascii="Times New Roman" w:hAnsi="Times New Roman"/>
-            <w:noProof/>
-            <w:color w:val="808080"/>
-            <w:sz w:val="24"/>
-            <w:szCs w:val="24"/>
-          </w:rPr>
-          <w:t>19</w:t>
-        </w:r>
-      </w:fldSimple>
-      <w:r>
-        <w:rPr>
-          <w:rFonts w:ascii="Times New Roman" w:hAnsi="Times New Roman"/>
+      <w:r>
+        <w:rPr>
+          <w:rFonts w:ascii="Montserrat" w:hAnsi="Montserrat"/>
+          <w:sz w:val="24"/>
+        </w:rPr>
+        <w:fldChar w:fldCharType="begin"/>
+      </w:r>
+      <w:r>
+        <w:rPr>
+          <w:rFonts w:ascii="Montserrat" w:hAnsi="Montserrat"/>
+          <w:sz w:val="24"/>
+        </w:rPr>
+        <w:instrText xml:space="preserve"> NUMPAGES  \* MERGEFORMAT </w:instrText>
+      </w:r>
+      <w:r>
+        <w:rPr>
+          <w:rFonts w:ascii="Montserrat" w:hAnsi="Montserrat"/>
+          <w:sz w:val="24"/>
+        </w:rPr>
+        <w:fldChar w:fldCharType="separate"/>
+      </w:r>
+      <w:r>
+        <w:rPr>
+          <w:rFonts w:ascii="Montserrat" w:hAnsi="Montserrat"/>
+          <w:noProof/>
           <w:color w:val="808080"/>
           <w:sz w:val="24"/>
           <w:szCs w:val="24"/>
         </w:rPr>
+        <w:t>19</w:t>
+      </w:r>
+      <w:r>
+        <w:rPr>
+          <w:rFonts w:ascii="Montserrat" w:hAnsi="Montserrat"/>
+          <w:noProof/>
+          <w:color w:val="808080"/>
+          <w:sz w:val="24"/>
+          <w:szCs w:val="24"/>
+        </w:rPr>
+        <w:fldChar w:fldCharType="end"/>
+      </w:r>
+      <w:r>
+        <w:rPr>
+          <w:rFonts w:ascii="Montserrat" w:hAnsi="Montserrat"/>
+          <w:color w:val="808080"/>
+          <w:sz w:val="24"/>
+          <w:szCs w:val="24"/>
+        </w:rPr>
         <w:t xml:space="preserve"> pages ∙ </w:t>
       </w:r>
-      <w:fldSimple w:instr=" NUMWORDS  \* MERGEFORMAT ">
-        <w:r>
-          <w:rPr>
-            <w:rFonts w:ascii="Times New Roman" w:hAnsi="Times New Roman"/>
-            <w:noProof/>
-            <w:color w:val="808080"/>
-            <w:sz w:val="24"/>
-            <w:szCs w:val="24"/>
-          </w:rPr>
-          <w:t>7608</w:t>
-        </w:r>
-      </w:fldSimple>
-      <w:r>
-        <w:rPr>
-          <w:rFonts w:ascii="Times New Roman" w:hAnsi="Times New Roman"/>
+      <w:r>
+        <w:rPr>
+          <w:rFonts w:ascii="Montserrat" w:hAnsi="Montserrat"/>
+          <w:sz w:val="24"/>
+        </w:rPr>
+        <w:fldChar w:fldCharType="begin"/>
+      </w:r>
+      <w:r>
+        <w:rPr>
+          <w:rFonts w:ascii="Montserrat" w:hAnsi="Montserrat"/>
+          <w:sz w:val="24"/>
+        </w:rPr>
+        <w:instrText xml:space="preserve"> NUMWORDS  \* MERGEFORMAT </w:instrText>
+      </w:r>
+      <w:r>
+        <w:rPr>
+          <w:rFonts w:ascii="Montserrat" w:hAnsi="Montserrat"/>
+          <w:sz w:val="24"/>
+        </w:rPr>
+        <w:fldChar w:fldCharType="separate"/>
+      </w:r>
+      <w:r>
+        <w:rPr>
+          <w:rFonts w:ascii="Montserrat" w:hAnsi="Montserrat"/>
+          <w:noProof/>
           <w:color w:val="808080"/>
           <w:sz w:val="24"/>
           <w:szCs w:val="24"/>
         </w:rPr>
+        <w:t>7608</w:t>
+      </w:r>
+      <w:r>
+        <w:rPr>
+          <w:rFonts w:ascii="Montserrat" w:hAnsi="Montserrat"/>
+          <w:noProof/>
+          <w:color w:val="808080"/>
+          <w:sz w:val="24"/>
+          <w:szCs w:val="24"/>
+        </w:rPr>
+        <w:fldChar w:fldCharType="end"/>
+      </w:r>
+      <w:r>
+        <w:rPr>
+          <w:rFonts w:ascii="Montserrat" w:hAnsi="Montserrat"/>
+          <w:color w:val="808080"/>
+          <w:sz w:val="24"/>
+          <w:szCs w:val="24"/>
+        </w:rPr>
         <w:t xml:space="preserve"> words</w:t>
       </w:r>
     </w:p>
@@ -99,35 +157,35 @@
       <w:pPr>
         <w:spacing w:after="0" w:line="360" w:lineRule="auto"/>
         <w:rPr>
-          <w:rFonts w:ascii="Times New Roman" w:hAnsi="Times New Roman"/>
-          <w:sz w:val="24"/>
-          <w:szCs w:val="24"/>
-        </w:rPr>
-      </w:pPr>
-    </w:p>
-    <w:p>
-      <w:pPr>
-        <w:spacing w:after="0" w:line="360" w:lineRule="auto"/>
-        <w:rPr>
-          <w:rFonts w:ascii="Times New Roman" w:hAnsi="Times New Roman"/>
-          <w:sz w:val="24"/>
-          <w:szCs w:val="24"/>
-        </w:rPr>
-      </w:pPr>
-    </w:p>
-    <w:p>
-      <w:pPr>
-        <w:spacing w:after="0" w:line="360" w:lineRule="auto"/>
-        <w:jc w:val="both"/>
-        <w:rPr>
-          <w:rFonts w:ascii="Times New Roman" w:hAnsi="Times New Roman" w:cs="Times New Roman"/>
-          <w:sz w:val="24"/>
-          <w:szCs w:val="24"/>
-        </w:rPr>
-      </w:pPr>
-      <w:r>
-        <w:rPr>
-          <w:rFonts w:ascii="Times New Roman" w:hAnsi="Times New Roman" w:cs="Times New Roman"/>
+          <w:rFonts w:ascii="Montserrat" w:hAnsi="Montserrat"/>
+          <w:sz w:val="24"/>
+          <w:szCs w:val="24"/>
+        </w:rPr>
+      </w:pPr>
+    </w:p>
+    <w:p>
+      <w:pPr>
+        <w:spacing w:after="0" w:line="360" w:lineRule="auto"/>
+        <w:rPr>
+          <w:rFonts w:ascii="Montserrat" w:hAnsi="Montserrat"/>
+          <w:sz w:val="24"/>
+          <w:szCs w:val="24"/>
+        </w:rPr>
+      </w:pPr>
+    </w:p>
+    <w:p>
+      <w:pPr>
+        <w:spacing w:after="0" w:line="360" w:lineRule="auto"/>
+        <w:jc w:val="both"/>
+        <w:rPr>
+          <w:rFonts w:ascii="Montserrat" w:hAnsi="Montserrat" w:cs="Times New Roman"/>
+          <w:sz w:val="24"/>
+          <w:szCs w:val="24"/>
+        </w:rPr>
+      </w:pPr>
+      <w:r>
+        <w:rPr>
+          <w:rFonts w:ascii="Montserrat" w:hAnsi="Montserrat" w:cs="Times New Roman"/>
           <w:sz w:val="24"/>
           <w:szCs w:val="24"/>
         </w:rPr>
@@ -135,7 +193,7 @@
       </w:r>
       <w:r>
         <w:rPr>
-          <w:rFonts w:ascii="Times New Roman" w:hAnsi="Times New Roman" w:cs="Times New Roman"/>
+          <w:rFonts w:ascii="Montserrat" w:hAnsi="Montserrat" w:cs="Times New Roman"/>
           <w:i/>
           <w:sz w:val="24"/>
           <w:szCs w:val="24"/>
@@ -144,7 +202,7 @@
       </w:r>
       <w:r>
         <w:rPr>
-          <w:rFonts w:ascii="Times New Roman" w:hAnsi="Times New Roman" w:cs="Times New Roman"/>
+          <w:rFonts w:ascii="Montserrat" w:hAnsi="Montserrat" w:cs="Times New Roman"/>
           <w:sz w:val="24"/>
           <w:szCs w:val="24"/>
         </w:rPr>
@@ -152,7 +210,7 @@
       </w:r>
       <w:r>
         <w:rPr>
-          <w:rFonts w:ascii="Times New Roman" w:hAnsi="Times New Roman" w:cs="Times New Roman"/>
+          <w:rFonts w:ascii="Montserrat" w:hAnsi="Montserrat" w:cs="Times New Roman"/>
           <w:i/>
           <w:sz w:val="24"/>
           <w:szCs w:val="24"/>
@@ -161,7 +219,7 @@
       </w:r>
       <w:r>
         <w:rPr>
-          <w:rFonts w:ascii="Times New Roman" w:hAnsi="Times New Roman" w:cs="Times New Roman"/>
+          <w:rFonts w:ascii="Montserrat" w:hAnsi="Montserrat" w:cs="Times New Roman"/>
           <w:sz w:val="24"/>
           <w:szCs w:val="24"/>
         </w:rPr>
@@ -169,7 +227,7 @@
       </w:r>
       <w:r>
         <w:rPr>
-          <w:rFonts w:ascii="Times New Roman" w:hAnsi="Times New Roman" w:cs="Times New Roman"/>
+          <w:rFonts w:ascii="Montserrat" w:hAnsi="Montserrat" w:cs="Times New Roman"/>
           <w:i/>
           <w:sz w:val="24"/>
           <w:szCs w:val="24"/>
@@ -178,7 +236,7 @@
       </w:r>
       <w:r>
         <w:rPr>
-          <w:rFonts w:ascii="Times New Roman" w:hAnsi="Times New Roman" w:cs="Times New Roman"/>
+          <w:rFonts w:ascii="Montserrat" w:hAnsi="Montserrat" w:cs="Times New Roman"/>
           <w:sz w:val="24"/>
           <w:szCs w:val="24"/>
         </w:rPr>
@@ -190,14 +248,14 @@
         <w:spacing w:after="0" w:line="360" w:lineRule="auto"/>
         <w:jc w:val="both"/>
         <w:rPr>
-          <w:rFonts w:ascii="Times New Roman" w:hAnsi="Times New Roman" w:cs="Times New Roman"/>
-          <w:sz w:val="24"/>
-          <w:szCs w:val="24"/>
-        </w:rPr>
-      </w:pPr>
-      <w:r>
-        <w:rPr>
-          <w:rFonts w:ascii="Times New Roman" w:hAnsi="Times New Roman" w:cs="Times New Roman"/>
+          <w:rFonts w:ascii="Montserrat" w:hAnsi="Montserrat" w:cs="Times New Roman"/>
+          <w:sz w:val="24"/>
+          <w:szCs w:val="24"/>
+        </w:rPr>
+      </w:pPr>
+      <w:r>
+        <w:rPr>
+          <w:rFonts w:ascii="Montserrat" w:hAnsi="Montserrat" w:cs="Times New Roman"/>
           <w:sz w:val="24"/>
           <w:szCs w:val="24"/>
         </w:rPr>
@@ -206,7 +264,7 @@
       </w:r>
       <w:r>
         <w:rPr>
-          <w:rFonts w:ascii="Times New Roman" w:hAnsi="Times New Roman" w:cs="Times New Roman"/>
+          <w:rFonts w:ascii="Montserrat" w:hAnsi="Montserrat" w:cs="Times New Roman"/>
           <w:i/>
           <w:sz w:val="24"/>
           <w:szCs w:val="24"/>
@@ -215,7 +273,7 @@
       </w:r>
       <w:r>
         <w:rPr>
-          <w:rFonts w:ascii="Times New Roman" w:hAnsi="Times New Roman" w:cs="Times New Roman"/>
+          <w:rFonts w:ascii="Montserrat" w:hAnsi="Montserrat" w:cs="Times New Roman"/>
           <w:sz w:val="24"/>
           <w:szCs w:val="24"/>
         </w:rPr>
@@ -227,66 +285,57 @@
         <w:spacing w:after="0" w:line="360" w:lineRule="auto"/>
         <w:jc w:val="both"/>
         <w:rPr>
-          <w:rFonts w:ascii="Times New Roman" w:hAnsi="Times New Roman" w:cs="Times New Roman"/>
-          <w:sz w:val="24"/>
-          <w:szCs w:val="24"/>
-        </w:rPr>
-      </w:pPr>
-      <w:r>
-        <w:rPr>
-          <w:rFonts w:ascii="Times New Roman" w:hAnsi="Times New Roman" w:cs="Times New Roman"/>
-          <w:sz w:val="24"/>
-          <w:szCs w:val="24"/>
-        </w:rPr>
-        <w:tab/>
-      </w:r>
-      <w:r>
-        <w:rPr>
-          <w:rFonts w:ascii="Times New Roman" w:hAnsi="Times New Roman" w:cs="Times New Roman"/>
-          <w:sz w:val="24"/>
-          <w:szCs w:val="24"/>
-        </w:rPr>
-        <w:tab/>
-      </w:r>
-      <w:r>
-        <w:rPr>
-          <w:rFonts w:ascii="Times New Roman" w:hAnsi="Times New Roman" w:cs="Times New Roman"/>
-          <w:sz w:val="24"/>
-          <w:szCs w:val="24"/>
-        </w:rPr>
-        <w:tab/>
-      </w:r>
-    </w:p>
-    <w:p>
-      <w:pPr>
-        <w:spacing w:after="0" w:line="360" w:lineRule="auto"/>
-        <w:jc w:val="both"/>
-        <w:rPr>
-          <w:rFonts w:ascii="Times New Roman" w:hAnsi="Times New Roman" w:cs="Times New Roman"/>
-          <w:sz w:val="24"/>
-          <w:szCs w:val="24"/>
-        </w:rPr>
-      </w:pPr>
-      <w:r>
-        <w:rPr>
-          <w:rFonts w:ascii="Times New Roman" w:hAnsi="Times New Roman" w:cs="Times New Roman"/>
-          <w:sz w:val="24"/>
-          <w:szCs w:val="24"/>
-        </w:rPr>
-        <w:t xml:space="preserve">Light stabbed through the veil of blood red hair, glowing orange and gold as the wind whipped it about her like a miniature inferno. It also teased the fabric of her blouse. Typical of her choice of dress, it was a loose fitting, oversized shirt, hanging to the tips of </w:t>
-      </w:r>
-      <w:r>
-        <w:rPr>
-          <w:rFonts w:ascii="Times New Roman" w:hAnsi="Times New Roman" w:cs="Times New Roman"/>
-          <w:sz w:val="24"/>
-          <w:szCs w:val="24"/>
-        </w:rPr>
-        <w:lastRenderedPageBreak/>
-        <w:t>her fingers and brushing at her knees. Her opalescent grey eyes gazed out over the waves. The water was losing its glimmer beneath a towering thunderhead riding the wind in from the sea. In almost no time the mounting clouds blotted out the setting sun. «</w:t>
-      </w:r>
-      <w:r>
-        <w:rPr>
-          <w:rFonts w:ascii="Times New Roman" w:hAnsi="Times New Roman" w:cs="Times New Roman"/>
+          <w:rFonts w:ascii="Montserrat" w:hAnsi="Montserrat" w:cs="Times New Roman"/>
+          <w:sz w:val="24"/>
+          <w:szCs w:val="24"/>
+        </w:rPr>
+      </w:pPr>
+      <w:r>
+        <w:rPr>
+          <w:rFonts w:ascii="Montserrat" w:hAnsi="Montserrat" w:cs="Times New Roman"/>
+          <w:sz w:val="24"/>
+          <w:szCs w:val="24"/>
+        </w:rPr>
+        <w:tab/>
+      </w:r>
+      <w:r>
+        <w:rPr>
+          <w:rFonts w:ascii="Montserrat" w:hAnsi="Montserrat" w:cs="Times New Roman"/>
+          <w:sz w:val="24"/>
+          <w:szCs w:val="24"/>
+        </w:rPr>
+        <w:tab/>
+      </w:r>
+      <w:r>
+        <w:rPr>
+          <w:rFonts w:ascii="Montserrat" w:hAnsi="Montserrat" w:cs="Times New Roman"/>
+          <w:sz w:val="24"/>
+          <w:szCs w:val="24"/>
+        </w:rPr>
+        <w:tab/>
+      </w:r>
+    </w:p>
+    <w:p>
+      <w:pPr>
+        <w:spacing w:after="0" w:line="360" w:lineRule="auto"/>
+        <w:jc w:val="both"/>
+        <w:rPr>
+          <w:rFonts w:ascii="Montserrat" w:hAnsi="Montserrat" w:cs="Times New Roman"/>
+          <w:sz w:val="24"/>
+          <w:szCs w:val="24"/>
+        </w:rPr>
+      </w:pPr>
+      <w:r>
+        <w:rPr>
+          <w:rFonts w:ascii="Montserrat" w:hAnsi="Montserrat" w:cs="Times New Roman"/>
+          <w:sz w:val="24"/>
+          <w:szCs w:val="24"/>
+        </w:rPr>
+        <w:t>Light stabbed through the veil of blood red hair, glowing orange and gold as the wind whipped it about her like a miniature inferno. It also teased the fabric of her blouse. Typical of her choice of dress, it was a loose fitting, oversized shirt, hanging to the tips of her fingers and brushing at her knees. Her opalescent grey eyes gazed out over the waves. The water was losing its glimmer beneath a towering thunderhead riding the wind in from the sea. In almost no time the mounting clouds blotted out the setting sun. «</w:t>
+      </w:r>
+      <w:r>
+        <w:rPr>
+          <w:rFonts w:ascii="Montserrat" w:hAnsi="Montserrat" w:cs="Times New Roman"/>
           <w:i/>
           <w:sz w:val="24"/>
           <w:szCs w:val="24"/>
@@ -295,7 +344,7 @@
       </w:r>
       <w:r>
         <w:rPr>
-          <w:rFonts w:ascii="Times New Roman" w:hAnsi="Times New Roman" w:cs="Times New Roman"/>
+          <w:rFonts w:ascii="Montserrat" w:hAnsi="Montserrat" w:cs="Times New Roman"/>
           <w:sz w:val="24"/>
           <w:szCs w:val="24"/>
         </w:rPr>
@@ -307,14 +356,14 @@
         <w:spacing w:after="0" w:line="360" w:lineRule="auto"/>
         <w:jc w:val="both"/>
         <w:rPr>
-          <w:rFonts w:ascii="Times New Roman" w:hAnsi="Times New Roman" w:cs="Times New Roman"/>
-          <w:sz w:val="24"/>
-          <w:szCs w:val="24"/>
-        </w:rPr>
-      </w:pPr>
-      <w:r>
-        <w:rPr>
-          <w:rFonts w:ascii="Times New Roman" w:hAnsi="Times New Roman" w:cs="Times New Roman"/>
+          <w:rFonts w:ascii="Montserrat" w:hAnsi="Montserrat" w:cs="Times New Roman"/>
+          <w:sz w:val="24"/>
+          <w:szCs w:val="24"/>
+        </w:rPr>
+      </w:pPr>
+      <w:r>
+        <w:rPr>
+          <w:rFonts w:ascii="Montserrat" w:hAnsi="Montserrat" w:cs="Times New Roman"/>
           <w:sz w:val="24"/>
           <w:szCs w:val="24"/>
         </w:rPr>
@@ -323,7 +372,7 @@
       </w:r>
       <w:r>
         <w:rPr>
-          <w:rFonts w:ascii="Times New Roman" w:hAnsi="Times New Roman" w:cs="Times New Roman"/>
+          <w:rFonts w:ascii="Montserrat" w:hAnsi="Montserrat" w:cs="Times New Roman"/>
           <w:i/>
           <w:sz w:val="24"/>
           <w:szCs w:val="24"/>
@@ -332,7 +381,7 @@
       </w:r>
       <w:r>
         <w:rPr>
-          <w:rFonts w:ascii="Times New Roman" w:hAnsi="Times New Roman" w:cs="Times New Roman"/>
+          <w:rFonts w:ascii="Montserrat" w:hAnsi="Montserrat" w:cs="Times New Roman"/>
           <w:sz w:val="24"/>
           <w:szCs w:val="24"/>
         </w:rPr>
@@ -344,14 +393,14 @@
         <w:spacing w:after="0" w:line="360" w:lineRule="auto"/>
         <w:jc w:val="both"/>
         <w:rPr>
-          <w:rFonts w:ascii="Times New Roman" w:hAnsi="Times New Roman" w:cs="Times New Roman"/>
-          <w:sz w:val="24"/>
-          <w:szCs w:val="24"/>
-        </w:rPr>
-      </w:pPr>
-      <w:r>
-        <w:rPr>
-          <w:rFonts w:ascii="Times New Roman" w:hAnsi="Times New Roman" w:cs="Times New Roman"/>
+          <w:rFonts w:ascii="Montserrat" w:hAnsi="Montserrat" w:cs="Times New Roman"/>
+          <w:sz w:val="24"/>
+          <w:szCs w:val="24"/>
+        </w:rPr>
+      </w:pPr>
+      <w:r>
+        <w:rPr>
+          <w:rFonts w:ascii="Montserrat" w:hAnsi="Montserrat" w:cs="Times New Roman"/>
           <w:sz w:val="24"/>
           <w:szCs w:val="24"/>
         </w:rPr>
@@ -360,7 +409,7 @@
       </w:r>
       <w:r>
         <w:rPr>
-          <w:rFonts w:ascii="Times New Roman" w:hAnsi="Times New Roman" w:cs="Times New Roman"/>
+          <w:rFonts w:ascii="Montserrat" w:hAnsi="Montserrat" w:cs="Times New Roman"/>
           <w:i/>
           <w:sz w:val="24"/>
           <w:szCs w:val="24"/>
@@ -369,7 +418,7 @@
       </w:r>
       <w:r>
         <w:rPr>
-          <w:rFonts w:ascii="Times New Roman" w:hAnsi="Times New Roman" w:cs="Times New Roman"/>
+          <w:rFonts w:ascii="Montserrat" w:hAnsi="Montserrat" w:cs="Times New Roman"/>
           <w:sz w:val="24"/>
           <w:szCs w:val="24"/>
         </w:rPr>
@@ -377,7 +426,7 @@
       </w:r>
       <w:r>
         <w:rPr>
-          <w:rFonts w:ascii="Times New Roman" w:hAnsi="Times New Roman" w:cs="Times New Roman"/>
+          <w:rFonts w:ascii="Montserrat" w:hAnsi="Montserrat" w:cs="Times New Roman"/>
           <w:i/>
           <w:sz w:val="24"/>
           <w:szCs w:val="24"/>
@@ -386,7 +435,7 @@
       </w:r>
       <w:r>
         <w:rPr>
-          <w:rFonts w:ascii="Times New Roman" w:hAnsi="Times New Roman" w:cs="Times New Roman"/>
+          <w:rFonts w:ascii="Montserrat" w:hAnsi="Montserrat" w:cs="Times New Roman"/>
           <w:sz w:val="24"/>
           <w:szCs w:val="24"/>
         </w:rPr>
@@ -398,14 +447,14 @@
         <w:spacing w:after="0" w:line="360" w:lineRule="auto"/>
         <w:jc w:val="both"/>
         <w:rPr>
-          <w:rFonts w:ascii="Times New Roman" w:hAnsi="Times New Roman" w:cs="Times New Roman"/>
-          <w:sz w:val="24"/>
-          <w:szCs w:val="24"/>
-        </w:rPr>
-      </w:pPr>
-      <w:r>
-        <w:rPr>
-          <w:rFonts w:ascii="Times New Roman" w:hAnsi="Times New Roman" w:cs="Times New Roman"/>
+          <w:rFonts w:ascii="Montserrat" w:hAnsi="Montserrat" w:cs="Times New Roman"/>
+          <w:sz w:val="24"/>
+          <w:szCs w:val="24"/>
+        </w:rPr>
+      </w:pPr>
+      <w:r>
+        <w:rPr>
+          <w:rFonts w:ascii="Montserrat" w:hAnsi="Montserrat" w:cs="Times New Roman"/>
           <w:sz w:val="24"/>
           <w:szCs w:val="24"/>
         </w:rPr>
@@ -414,7 +463,7 @@
       </w:r>
       <w:r>
         <w:rPr>
-          <w:rFonts w:ascii="Times New Roman" w:hAnsi="Times New Roman" w:cs="Times New Roman"/>
+          <w:rFonts w:ascii="Montserrat" w:hAnsi="Montserrat" w:cs="Times New Roman"/>
           <w:i/>
           <w:sz w:val="24"/>
           <w:szCs w:val="24"/>
@@ -423,7 +472,7 @@
       </w:r>
       <w:r>
         <w:rPr>
-          <w:rFonts w:ascii="Times New Roman" w:hAnsi="Times New Roman" w:cs="Times New Roman"/>
+          <w:rFonts w:ascii="Montserrat" w:hAnsi="Montserrat" w:cs="Times New Roman"/>
           <w:sz w:val="24"/>
           <w:szCs w:val="24"/>
         </w:rPr>
@@ -435,14 +484,14 @@
         <w:spacing w:after="0" w:line="360" w:lineRule="auto"/>
         <w:jc w:val="both"/>
         <w:rPr>
-          <w:rFonts w:ascii="Times New Roman" w:hAnsi="Times New Roman" w:cs="Times New Roman"/>
-          <w:sz w:val="24"/>
-          <w:szCs w:val="24"/>
-        </w:rPr>
-      </w:pPr>
-      <w:r>
-        <w:rPr>
-          <w:rFonts w:ascii="Times New Roman" w:hAnsi="Times New Roman" w:cs="Times New Roman"/>
+          <w:rFonts w:ascii="Montserrat" w:hAnsi="Montserrat" w:cs="Times New Roman"/>
+          <w:sz w:val="24"/>
+          <w:szCs w:val="24"/>
+        </w:rPr>
+      </w:pPr>
+      <w:r>
+        <w:rPr>
+          <w:rFonts w:ascii="Montserrat" w:hAnsi="Montserrat" w:cs="Times New Roman"/>
           <w:sz w:val="24"/>
           <w:szCs w:val="24"/>
         </w:rPr>
@@ -455,14 +504,14 @@
         <w:spacing w:after="0" w:line="360" w:lineRule="auto"/>
         <w:jc w:val="both"/>
         <w:rPr>
-          <w:rFonts w:ascii="Times New Roman" w:hAnsi="Times New Roman" w:cs="Times New Roman"/>
-          <w:sz w:val="24"/>
-          <w:szCs w:val="24"/>
-        </w:rPr>
-      </w:pPr>
-      <w:r>
-        <w:rPr>
-          <w:rFonts w:ascii="Times New Roman" w:hAnsi="Times New Roman" w:cs="Times New Roman"/>
+          <w:rFonts w:ascii="Montserrat" w:hAnsi="Montserrat" w:cs="Times New Roman"/>
+          <w:sz w:val="24"/>
+          <w:szCs w:val="24"/>
+        </w:rPr>
+      </w:pPr>
+      <w:r>
+        <w:rPr>
+          <w:rFonts w:ascii="Montserrat" w:hAnsi="Montserrat" w:cs="Times New Roman"/>
           <w:sz w:val="24"/>
           <w:szCs w:val="24"/>
         </w:rPr>
@@ -471,7 +520,7 @@
       </w:r>
       <w:r>
         <w:rPr>
-          <w:rFonts w:ascii="Times New Roman" w:hAnsi="Times New Roman" w:cs="Times New Roman"/>
+          <w:rFonts w:ascii="Montserrat" w:hAnsi="Montserrat" w:cs="Times New Roman"/>
           <w:i/>
           <w:sz w:val="24"/>
           <w:szCs w:val="24"/>
@@ -480,35 +529,26 @@
       </w:r>
       <w:r>
         <w:rPr>
-          <w:rFonts w:ascii="Times New Roman" w:hAnsi="Times New Roman" w:cs="Times New Roman"/>
-          <w:sz w:val="24"/>
-          <w:szCs w:val="24"/>
-        </w:rPr>
-        <w:t xml:space="preserve">, it had seemed like the two of them had become one whole. A perfect marriage. They had thought, dreamed, and felt as one, but they had lived—for a while—as two. Together, they had been a god. She had learned, in horror, that their unity was a lie. Azael deceived her. Tricked her into a gruesome game, by tempting one of her darkest desires. Her lover had dominated their union. She had submitted to her lover’s force. Believing it was what she wanted, she abandoned herself to her lover’s care; giving herself up even as her body was devoured. A dark fantasy that only a god could descend to and hope to survive. A fool, she had assumed that the terrible experiment could be undone. But, when she had nothing else to cling to, her lover, her other self, had declared that they did not need two bodies. Azael had </w:t>
-      </w:r>
-      <w:r>
-        <w:rPr>
-          <w:rFonts w:ascii="Times New Roman" w:hAnsi="Times New Roman" w:cs="Times New Roman"/>
-          <w:sz w:val="24"/>
-          <w:szCs w:val="24"/>
-        </w:rPr>
-        <w:lastRenderedPageBreak/>
-        <w:t xml:space="preserve">planned this. Her lover had feared that Avael would be tempted by the existence of her own body to free herself from the embrace. To prevent her from ever escaping, her lover had devoured her soul. </w:t>
-      </w:r>
-    </w:p>
-    <w:p>
-      <w:pPr>
-        <w:spacing w:after="0" w:line="360" w:lineRule="auto"/>
-        <w:jc w:val="both"/>
-        <w:rPr>
-          <w:rFonts w:ascii="Times New Roman" w:hAnsi="Times New Roman" w:cs="Times New Roman"/>
-          <w:sz w:val="24"/>
-          <w:szCs w:val="24"/>
-        </w:rPr>
-      </w:pPr>
-      <w:r>
-        <w:rPr>
-          <w:rFonts w:ascii="Times New Roman" w:hAnsi="Times New Roman" w:cs="Times New Roman"/>
+          <w:rFonts w:ascii="Montserrat" w:hAnsi="Montserrat" w:cs="Times New Roman"/>
+          <w:sz w:val="24"/>
+          <w:szCs w:val="24"/>
+        </w:rPr>
+        <w:t xml:space="preserve">, it had seemed like the two of them had become one whole. A perfect marriage. They had thought, dreamed, and felt as one, but they had lived—for a while—as two. Together, they had been a god. She had learned, in horror, that their unity was a lie. Azael deceived her. Tricked her into a gruesome game, by tempting one of her darkest desires. Her lover had dominated their union. She had submitted to her lover’s force. Believing it was what she wanted, she abandoned herself to her lover’s care; giving herself up even as her body was devoured. A dark fantasy that only a god could descend to and hope to survive. A fool, she had assumed that the terrible experiment could be undone. But, when she had nothing else to cling to, her lover, her other self, had declared that they did not need two bodies. Azael had planned this. Her lover had feared that Avael would be tempted by the existence of her own body to free herself from the embrace. To prevent her from ever escaping, her lover had devoured her soul. </w:t>
+      </w:r>
+    </w:p>
+    <w:p>
+      <w:pPr>
+        <w:spacing w:after="0" w:line="360" w:lineRule="auto"/>
+        <w:jc w:val="both"/>
+        <w:rPr>
+          <w:rFonts w:ascii="Montserrat" w:hAnsi="Montserrat" w:cs="Times New Roman"/>
+          <w:sz w:val="24"/>
+          <w:szCs w:val="24"/>
+        </w:rPr>
+      </w:pPr>
+      <w:r>
+        <w:rPr>
+          <w:rFonts w:ascii="Montserrat" w:hAnsi="Montserrat" w:cs="Times New Roman"/>
           <w:sz w:val="24"/>
           <w:szCs w:val="24"/>
         </w:rPr>
@@ -517,7 +557,7 @@
       </w:r>
       <w:r>
         <w:rPr>
-          <w:rFonts w:ascii="Times New Roman" w:hAnsi="Times New Roman" w:cs="Times New Roman"/>
+          <w:rFonts w:ascii="Montserrat" w:hAnsi="Montserrat" w:cs="Times New Roman"/>
           <w:i/>
           <w:sz w:val="24"/>
           <w:szCs w:val="24"/>
@@ -526,7 +566,7 @@
       </w:r>
       <w:r>
         <w:rPr>
-          <w:rFonts w:ascii="Times New Roman" w:hAnsi="Times New Roman" w:cs="Times New Roman"/>
+          <w:rFonts w:ascii="Montserrat" w:hAnsi="Montserrat" w:cs="Times New Roman"/>
           <w:sz w:val="24"/>
           <w:szCs w:val="24"/>
         </w:rPr>
@@ -538,49 +578,49 @@
         <w:spacing w:after="0" w:line="360" w:lineRule="auto"/>
         <w:jc w:val="both"/>
         <w:rPr>
-          <w:rFonts w:ascii="Times New Roman" w:hAnsi="Times New Roman" w:cs="Times New Roman"/>
-          <w:sz w:val="24"/>
-          <w:szCs w:val="24"/>
-        </w:rPr>
-      </w:pPr>
-      <w:r>
-        <w:rPr>
-          <w:rFonts w:ascii="Times New Roman" w:hAnsi="Times New Roman" w:cs="Times New Roman"/>
-          <w:sz w:val="24"/>
-          <w:szCs w:val="24"/>
-        </w:rPr>
-        <w:tab/>
-      </w:r>
-      <w:r>
-        <w:rPr>
-          <w:rFonts w:ascii="Times New Roman" w:hAnsi="Times New Roman" w:cs="Times New Roman"/>
-          <w:sz w:val="24"/>
-          <w:szCs w:val="24"/>
-        </w:rPr>
-        <w:tab/>
-      </w:r>
-      <w:r>
-        <w:rPr>
-          <w:rFonts w:ascii="Times New Roman" w:hAnsi="Times New Roman" w:cs="Times New Roman"/>
-          <w:sz w:val="24"/>
-          <w:szCs w:val="24"/>
-        </w:rPr>
-        <w:tab/>
-      </w:r>
-    </w:p>
-    <w:p>
-      <w:pPr>
-        <w:spacing w:after="0" w:line="360" w:lineRule="auto"/>
-        <w:jc w:val="both"/>
-        <w:rPr>
-          <w:rFonts w:ascii="Times New Roman" w:hAnsi="Times New Roman" w:cs="Times New Roman"/>
-          <w:sz w:val="24"/>
-          <w:szCs w:val="24"/>
-        </w:rPr>
-      </w:pPr>
-      <w:r>
-        <w:rPr>
-          <w:rFonts w:ascii="Times New Roman" w:hAnsi="Times New Roman" w:cs="Times New Roman"/>
+          <w:rFonts w:ascii="Montserrat" w:hAnsi="Montserrat" w:cs="Times New Roman"/>
+          <w:sz w:val="24"/>
+          <w:szCs w:val="24"/>
+        </w:rPr>
+      </w:pPr>
+      <w:r>
+        <w:rPr>
+          <w:rFonts w:ascii="Montserrat" w:hAnsi="Montserrat" w:cs="Times New Roman"/>
+          <w:sz w:val="24"/>
+          <w:szCs w:val="24"/>
+        </w:rPr>
+        <w:tab/>
+      </w:r>
+      <w:r>
+        <w:rPr>
+          <w:rFonts w:ascii="Montserrat" w:hAnsi="Montserrat" w:cs="Times New Roman"/>
+          <w:sz w:val="24"/>
+          <w:szCs w:val="24"/>
+        </w:rPr>
+        <w:tab/>
+      </w:r>
+      <w:r>
+        <w:rPr>
+          <w:rFonts w:ascii="Montserrat" w:hAnsi="Montserrat" w:cs="Times New Roman"/>
+          <w:sz w:val="24"/>
+          <w:szCs w:val="24"/>
+        </w:rPr>
+        <w:tab/>
+      </w:r>
+    </w:p>
+    <w:p>
+      <w:pPr>
+        <w:spacing w:after="0" w:line="360" w:lineRule="auto"/>
+        <w:jc w:val="both"/>
+        <w:rPr>
+          <w:rFonts w:ascii="Montserrat" w:hAnsi="Montserrat" w:cs="Times New Roman"/>
+          <w:sz w:val="24"/>
+          <w:szCs w:val="24"/>
+        </w:rPr>
+      </w:pPr>
+      <w:r>
+        <w:rPr>
+          <w:rFonts w:ascii="Montserrat" w:hAnsi="Montserrat" w:cs="Times New Roman"/>
           <w:sz w:val="24"/>
           <w:szCs w:val="24"/>
         </w:rPr>
@@ -592,14 +632,14 @@
         <w:spacing w:after="0" w:line="360" w:lineRule="auto"/>
         <w:jc w:val="both"/>
         <w:rPr>
-          <w:rFonts w:ascii="Times New Roman" w:hAnsi="Times New Roman" w:cs="Times New Roman"/>
-          <w:sz w:val="24"/>
-          <w:szCs w:val="24"/>
-        </w:rPr>
-      </w:pPr>
-      <w:r>
-        <w:rPr>
-          <w:rFonts w:ascii="Times New Roman" w:hAnsi="Times New Roman" w:cs="Times New Roman"/>
+          <w:rFonts w:ascii="Montserrat" w:hAnsi="Montserrat" w:cs="Times New Roman"/>
+          <w:sz w:val="24"/>
+          <w:szCs w:val="24"/>
+        </w:rPr>
+      </w:pPr>
+      <w:r>
+        <w:rPr>
+          <w:rFonts w:ascii="Montserrat" w:hAnsi="Montserrat" w:cs="Times New Roman"/>
           <w:sz w:val="24"/>
           <w:szCs w:val="24"/>
         </w:rPr>
@@ -612,43 +652,34 @@
         <w:spacing w:after="0" w:line="360" w:lineRule="auto"/>
         <w:jc w:val="both"/>
         <w:rPr>
-          <w:rFonts w:ascii="Times New Roman" w:hAnsi="Times New Roman" w:cs="Times New Roman"/>
-          <w:sz w:val="24"/>
-          <w:szCs w:val="24"/>
-        </w:rPr>
-      </w:pPr>
-      <w:r>
-        <w:rPr>
-          <w:rFonts w:ascii="Times New Roman" w:hAnsi="Times New Roman" w:cs="Times New Roman"/>
-          <w:sz w:val="24"/>
-          <w:szCs w:val="24"/>
-        </w:rPr>
-        <w:tab/>
-        <w:t xml:space="preserve">Behind them, they heard Linda arriving in Dane’s wake. “I hate to say it, but I think we are going to have a damp and unpleasant walk back,” she observed grimly. In the light she could see Linda was a slender, androgynous woman, graced with an elegance of form anyone might envy. Her short hair was a chalk-white blond, and her eyes were a complex hazel. The last time she had seen the woman, her body was still coated in blood up to her armpits. Before following them, she had washed off most of it, and she had even brought robes. As she approached, extending one set of them to Dane, </w:t>
-      </w:r>
-      <w:r>
-        <w:rPr>
-          <w:rFonts w:ascii="Times New Roman" w:hAnsi="Times New Roman" w:cs="Times New Roman"/>
-          <w:sz w:val="24"/>
-          <w:szCs w:val="24"/>
-        </w:rPr>
-        <w:lastRenderedPageBreak/>
-        <w:t>he held up his hand for Linda to keep her distance. His eyes still pressed her for a response. For added emphasis, he cocked an ear slightly toward her.</w:t>
-      </w:r>
-    </w:p>
-    <w:p>
-      <w:pPr>
-        <w:spacing w:after="0" w:line="360" w:lineRule="auto"/>
-        <w:jc w:val="both"/>
-        <w:rPr>
-          <w:rFonts w:ascii="Times New Roman" w:hAnsi="Times New Roman" w:cs="Times New Roman"/>
-          <w:sz w:val="24"/>
-          <w:szCs w:val="24"/>
-        </w:rPr>
-      </w:pPr>
-      <w:r>
-        <w:rPr>
-          <w:rFonts w:ascii="Times New Roman" w:hAnsi="Times New Roman" w:cs="Times New Roman"/>
+          <w:rFonts w:ascii="Montserrat" w:hAnsi="Montserrat" w:cs="Times New Roman"/>
+          <w:sz w:val="24"/>
+          <w:szCs w:val="24"/>
+        </w:rPr>
+      </w:pPr>
+      <w:r>
+        <w:rPr>
+          <w:rFonts w:ascii="Montserrat" w:hAnsi="Montserrat" w:cs="Times New Roman"/>
+          <w:sz w:val="24"/>
+          <w:szCs w:val="24"/>
+        </w:rPr>
+        <w:tab/>
+        <w:t>Behind them, they heard Linda arriving in Dane’s wake. “I hate to say it, but I think we are going to have a damp and unpleasant walk back,” she observed grimly. In the light she could see Linda was a slender, androgynous woman, graced with an elegance of form anyone might envy. Her short hair was a chalk-white blond, and her eyes were a complex hazel. The last time she had seen the woman, her body was still coated in blood up to her armpits. Before following them, she had washed off most of it, and she had even brought robes. As she approached, extending one set of them to Dane, he held up his hand for Linda to keep her distance. His eyes still pressed her for a response. For added emphasis, he cocked an ear slightly toward her.</w:t>
+      </w:r>
+    </w:p>
+    <w:p>
+      <w:pPr>
+        <w:spacing w:after="0" w:line="360" w:lineRule="auto"/>
+        <w:jc w:val="both"/>
+        <w:rPr>
+          <w:rFonts w:ascii="Montserrat" w:hAnsi="Montserrat" w:cs="Times New Roman"/>
+          <w:sz w:val="24"/>
+          <w:szCs w:val="24"/>
+        </w:rPr>
+      </w:pPr>
+      <w:r>
+        <w:rPr>
+          <w:rFonts w:ascii="Montserrat" w:hAnsi="Montserrat" w:cs="Times New Roman"/>
           <w:sz w:val="24"/>
           <w:szCs w:val="24"/>
         </w:rPr>
@@ -657,7 +688,7 @@
       </w:r>
       <w:r>
         <w:rPr>
-          <w:rFonts w:ascii="Times New Roman" w:hAnsi="Times New Roman" w:cs="Times New Roman"/>
+          <w:rFonts w:ascii="Montserrat" w:hAnsi="Montserrat" w:cs="Times New Roman"/>
           <w:i/>
           <w:sz w:val="24"/>
           <w:szCs w:val="24"/>
@@ -666,7 +697,7 @@
       </w:r>
       <w:r>
         <w:rPr>
-          <w:rFonts w:ascii="Times New Roman" w:hAnsi="Times New Roman" w:cs="Times New Roman"/>
+          <w:rFonts w:ascii="Montserrat" w:hAnsi="Montserrat" w:cs="Times New Roman"/>
           <w:sz w:val="24"/>
           <w:szCs w:val="24"/>
         </w:rPr>
@@ -678,14 +709,14 @@
         <w:spacing w:after="0" w:line="360" w:lineRule="auto"/>
         <w:jc w:val="both"/>
         <w:rPr>
-          <w:rFonts w:ascii="Times New Roman" w:hAnsi="Times New Roman" w:cs="Times New Roman"/>
-          <w:sz w:val="24"/>
-          <w:szCs w:val="24"/>
-        </w:rPr>
-      </w:pPr>
-      <w:r>
-        <w:rPr>
-          <w:rFonts w:ascii="Times New Roman" w:hAnsi="Times New Roman" w:cs="Times New Roman"/>
+          <w:rFonts w:ascii="Montserrat" w:hAnsi="Montserrat" w:cs="Times New Roman"/>
+          <w:sz w:val="24"/>
+          <w:szCs w:val="24"/>
+        </w:rPr>
+      </w:pPr>
+      <w:r>
+        <w:rPr>
+          <w:rFonts w:ascii="Montserrat" w:hAnsi="Montserrat" w:cs="Times New Roman"/>
           <w:sz w:val="24"/>
           <w:szCs w:val="24"/>
         </w:rPr>
@@ -698,14 +729,14 @@
         <w:spacing w:after="0" w:line="360" w:lineRule="auto"/>
         <w:jc w:val="both"/>
         <w:rPr>
-          <w:rFonts w:ascii="Times New Roman" w:hAnsi="Times New Roman" w:cs="Times New Roman"/>
-          <w:sz w:val="24"/>
-          <w:szCs w:val="24"/>
-        </w:rPr>
-      </w:pPr>
-      <w:r>
-        <w:rPr>
-          <w:rFonts w:ascii="Times New Roman" w:hAnsi="Times New Roman" w:cs="Times New Roman"/>
+          <w:rFonts w:ascii="Montserrat" w:hAnsi="Montserrat" w:cs="Times New Roman"/>
+          <w:sz w:val="24"/>
+          <w:szCs w:val="24"/>
+        </w:rPr>
+      </w:pPr>
+      <w:r>
+        <w:rPr>
+          <w:rFonts w:ascii="Montserrat" w:hAnsi="Montserrat" w:cs="Times New Roman"/>
           <w:sz w:val="24"/>
           <w:szCs w:val="24"/>
         </w:rPr>
@@ -718,14 +749,14 @@
         <w:spacing w:after="0" w:line="360" w:lineRule="auto"/>
         <w:jc w:val="both"/>
         <w:rPr>
-          <w:rFonts w:ascii="Times New Roman" w:hAnsi="Times New Roman" w:cs="Times New Roman"/>
-          <w:sz w:val="24"/>
-          <w:szCs w:val="24"/>
-        </w:rPr>
-      </w:pPr>
-      <w:r>
-        <w:rPr>
-          <w:rFonts w:ascii="Times New Roman" w:hAnsi="Times New Roman" w:cs="Times New Roman"/>
+          <w:rFonts w:ascii="Montserrat" w:hAnsi="Montserrat" w:cs="Times New Roman"/>
+          <w:sz w:val="24"/>
+          <w:szCs w:val="24"/>
+        </w:rPr>
+      </w:pPr>
+      <w:r>
+        <w:rPr>
+          <w:rFonts w:ascii="Montserrat" w:hAnsi="Montserrat" w:cs="Times New Roman"/>
           <w:sz w:val="24"/>
           <w:szCs w:val="24"/>
         </w:rPr>
@@ -738,14 +769,14 @@
         <w:spacing w:after="0" w:line="360" w:lineRule="auto"/>
         <w:jc w:val="both"/>
         <w:rPr>
-          <w:rFonts w:ascii="Times New Roman" w:hAnsi="Times New Roman" w:cs="Times New Roman"/>
-          <w:sz w:val="24"/>
-          <w:szCs w:val="24"/>
-        </w:rPr>
-      </w:pPr>
-      <w:r>
-        <w:rPr>
-          <w:rFonts w:ascii="Times New Roman" w:hAnsi="Times New Roman" w:cs="Times New Roman"/>
+          <w:rFonts w:ascii="Montserrat" w:hAnsi="Montserrat" w:cs="Times New Roman"/>
+          <w:sz w:val="24"/>
+          <w:szCs w:val="24"/>
+        </w:rPr>
+      </w:pPr>
+      <w:r>
+        <w:rPr>
+          <w:rFonts w:ascii="Montserrat" w:hAnsi="Montserrat" w:cs="Times New Roman"/>
           <w:sz w:val="24"/>
           <w:szCs w:val="24"/>
         </w:rPr>
@@ -758,14 +789,14 @@
         <w:spacing w:after="0" w:line="360" w:lineRule="auto"/>
         <w:jc w:val="both"/>
         <w:rPr>
-          <w:rFonts w:ascii="Times New Roman" w:hAnsi="Times New Roman" w:cs="Times New Roman"/>
-          <w:sz w:val="24"/>
-          <w:szCs w:val="24"/>
-        </w:rPr>
-      </w:pPr>
-      <w:r>
-        <w:rPr>
-          <w:rFonts w:ascii="Times New Roman" w:hAnsi="Times New Roman" w:cs="Times New Roman"/>
+          <w:rFonts w:ascii="Montserrat" w:hAnsi="Montserrat" w:cs="Times New Roman"/>
+          <w:sz w:val="24"/>
+          <w:szCs w:val="24"/>
+        </w:rPr>
+      </w:pPr>
+      <w:r>
+        <w:rPr>
+          <w:rFonts w:ascii="Montserrat" w:hAnsi="Montserrat" w:cs="Times New Roman"/>
           <w:sz w:val="24"/>
           <w:szCs w:val="24"/>
         </w:rPr>
@@ -778,14 +809,14 @@
         <w:spacing w:after="0" w:line="360" w:lineRule="auto"/>
         <w:jc w:val="both"/>
         <w:rPr>
-          <w:rFonts w:ascii="Times New Roman" w:hAnsi="Times New Roman" w:cs="Times New Roman"/>
-          <w:sz w:val="24"/>
-          <w:szCs w:val="24"/>
-        </w:rPr>
-      </w:pPr>
-      <w:r>
-        <w:rPr>
-          <w:rFonts w:ascii="Times New Roman" w:hAnsi="Times New Roman" w:cs="Times New Roman"/>
+          <w:rFonts w:ascii="Montserrat" w:hAnsi="Montserrat" w:cs="Times New Roman"/>
+          <w:sz w:val="24"/>
+          <w:szCs w:val="24"/>
+        </w:rPr>
+      </w:pPr>
+      <w:r>
+        <w:rPr>
+          <w:rFonts w:ascii="Montserrat" w:hAnsi="Montserrat" w:cs="Times New Roman"/>
           <w:sz w:val="24"/>
           <w:szCs w:val="24"/>
         </w:rPr>
@@ -798,14 +829,14 @@
         <w:spacing w:after="0" w:line="360" w:lineRule="auto"/>
         <w:jc w:val="both"/>
         <w:rPr>
-          <w:rFonts w:ascii="Times New Roman" w:hAnsi="Times New Roman" w:cs="Times New Roman"/>
-          <w:sz w:val="24"/>
-          <w:szCs w:val="24"/>
-        </w:rPr>
-      </w:pPr>
-      <w:r>
-        <w:rPr>
-          <w:rFonts w:ascii="Times New Roman" w:hAnsi="Times New Roman" w:cs="Times New Roman"/>
+          <w:rFonts w:ascii="Montserrat" w:hAnsi="Montserrat" w:cs="Times New Roman"/>
+          <w:sz w:val="24"/>
+          <w:szCs w:val="24"/>
+        </w:rPr>
+      </w:pPr>
+      <w:r>
+        <w:rPr>
+          <w:rFonts w:ascii="Montserrat" w:hAnsi="Montserrat" w:cs="Times New Roman"/>
           <w:sz w:val="24"/>
           <w:szCs w:val="24"/>
         </w:rPr>
@@ -818,14 +849,14 @@
         <w:spacing w:after="0" w:line="360" w:lineRule="auto"/>
         <w:jc w:val="both"/>
         <w:rPr>
-          <w:rFonts w:ascii="Times New Roman" w:hAnsi="Times New Roman" w:cs="Times New Roman"/>
-          <w:sz w:val="24"/>
-          <w:szCs w:val="24"/>
-        </w:rPr>
-      </w:pPr>
-      <w:r>
-        <w:rPr>
-          <w:rFonts w:ascii="Times New Roman" w:hAnsi="Times New Roman" w:cs="Times New Roman"/>
+          <w:rFonts w:ascii="Montserrat" w:hAnsi="Montserrat" w:cs="Times New Roman"/>
+          <w:sz w:val="24"/>
+          <w:szCs w:val="24"/>
+        </w:rPr>
+      </w:pPr>
+      <w:r>
+        <w:rPr>
+          <w:rFonts w:ascii="Montserrat" w:hAnsi="Montserrat" w:cs="Times New Roman"/>
           <w:sz w:val="24"/>
           <w:szCs w:val="24"/>
         </w:rPr>
@@ -838,24 +869,23 @@
         <w:spacing w:after="0" w:line="360" w:lineRule="auto"/>
         <w:jc w:val="both"/>
         <w:rPr>
-          <w:rFonts w:ascii="Times New Roman" w:hAnsi="Times New Roman" w:cs="Times New Roman"/>
-          <w:sz w:val="24"/>
-          <w:szCs w:val="24"/>
-        </w:rPr>
-      </w:pPr>
-      <w:r>
-        <w:rPr>
-          <w:rFonts w:ascii="Times New Roman" w:hAnsi="Times New Roman" w:cs="Times New Roman"/>
-          <w:sz w:val="24"/>
-          <w:szCs w:val="24"/>
-        </w:rPr>
-        <w:lastRenderedPageBreak/>
+          <w:rFonts w:ascii="Montserrat" w:hAnsi="Montserrat" w:cs="Times New Roman"/>
+          <w:sz w:val="24"/>
+          <w:szCs w:val="24"/>
+        </w:rPr>
+      </w:pPr>
+      <w:r>
+        <w:rPr>
+          <w:rFonts w:ascii="Montserrat" w:hAnsi="Montserrat" w:cs="Times New Roman"/>
+          <w:sz w:val="24"/>
+          <w:szCs w:val="24"/>
+        </w:rPr>
         <w:tab/>
         <w:t xml:space="preserve">“Well, that depends on who you are,” he pointed out. The sight of her hair, whipping about in the breeze, forced him to add, “And what you are.” He had to admit that there were a lot of things he did not know about </w:t>
       </w:r>
       <w:r>
         <w:rPr>
-          <w:rFonts w:ascii="Times New Roman" w:hAnsi="Times New Roman" w:cs="Times New Roman"/>
+          <w:rFonts w:ascii="Montserrat" w:hAnsi="Montserrat" w:cs="Times New Roman"/>
           <w:i/>
           <w:sz w:val="24"/>
           <w:szCs w:val="24"/>
@@ -864,7 +894,7 @@
       </w:r>
       <w:r>
         <w:rPr>
-          <w:rFonts w:ascii="Times New Roman" w:hAnsi="Times New Roman" w:cs="Times New Roman"/>
+          <w:rFonts w:ascii="Montserrat" w:hAnsi="Montserrat" w:cs="Times New Roman"/>
           <w:sz w:val="24"/>
           <w:szCs w:val="24"/>
         </w:rPr>
@@ -872,7 +902,7 @@
       </w:r>
       <w:r>
         <w:rPr>
-          <w:rFonts w:ascii="Times New Roman" w:hAnsi="Times New Roman" w:cs="Times New Roman"/>
+          <w:rFonts w:ascii="Montserrat" w:hAnsi="Montserrat" w:cs="Times New Roman"/>
           <w:i/>
           <w:sz w:val="24"/>
           <w:szCs w:val="24"/>
@@ -881,7 +911,7 @@
       </w:r>
       <w:r>
         <w:rPr>
-          <w:rFonts w:ascii="Times New Roman" w:hAnsi="Times New Roman" w:cs="Times New Roman"/>
+          <w:rFonts w:ascii="Montserrat" w:hAnsi="Montserrat" w:cs="Times New Roman"/>
           <w:sz w:val="24"/>
           <w:szCs w:val="24"/>
         </w:rPr>
@@ -889,7 +919,7 @@
       </w:r>
       <w:r>
         <w:rPr>
-          <w:rFonts w:ascii="Times New Roman" w:hAnsi="Times New Roman" w:cs="Times New Roman"/>
+          <w:rFonts w:ascii="Montserrat" w:hAnsi="Montserrat" w:cs="Times New Roman"/>
           <w:i/>
           <w:sz w:val="24"/>
           <w:szCs w:val="24"/>
@@ -898,7 +928,7 @@
       </w:r>
       <w:r>
         <w:rPr>
-          <w:rFonts w:ascii="Times New Roman" w:hAnsi="Times New Roman" w:cs="Times New Roman"/>
+          <w:rFonts w:ascii="Montserrat" w:hAnsi="Montserrat" w:cs="Times New Roman"/>
           <w:sz w:val="24"/>
           <w:szCs w:val="24"/>
         </w:rPr>
@@ -910,14 +940,14 @@
         <w:spacing w:after="0" w:line="360" w:lineRule="auto"/>
         <w:jc w:val="both"/>
         <w:rPr>
-          <w:rFonts w:ascii="Times New Roman" w:hAnsi="Times New Roman" w:cs="Times New Roman"/>
-          <w:sz w:val="24"/>
-          <w:szCs w:val="24"/>
-        </w:rPr>
-      </w:pPr>
-      <w:r>
-        <w:rPr>
-          <w:rFonts w:ascii="Times New Roman" w:hAnsi="Times New Roman" w:cs="Times New Roman"/>
+          <w:rFonts w:ascii="Montserrat" w:hAnsi="Montserrat" w:cs="Times New Roman"/>
+          <w:sz w:val="24"/>
+          <w:szCs w:val="24"/>
+        </w:rPr>
+      </w:pPr>
+      <w:r>
+        <w:rPr>
+          <w:rFonts w:ascii="Montserrat" w:hAnsi="Montserrat" w:cs="Times New Roman"/>
           <w:sz w:val="24"/>
           <w:szCs w:val="24"/>
         </w:rPr>
@@ -930,14 +960,14 @@
         <w:spacing w:after="0" w:line="360" w:lineRule="auto"/>
         <w:jc w:val="both"/>
         <w:rPr>
-          <w:rFonts w:ascii="Times New Roman" w:hAnsi="Times New Roman" w:cs="Times New Roman"/>
-          <w:sz w:val="24"/>
-          <w:szCs w:val="24"/>
-        </w:rPr>
-      </w:pPr>
-      <w:r>
-        <w:rPr>
-          <w:rFonts w:ascii="Times New Roman" w:hAnsi="Times New Roman" w:cs="Times New Roman"/>
+          <w:rFonts w:ascii="Montserrat" w:hAnsi="Montserrat" w:cs="Times New Roman"/>
+          <w:sz w:val="24"/>
+          <w:szCs w:val="24"/>
+        </w:rPr>
+      </w:pPr>
+      <w:r>
+        <w:rPr>
+          <w:rFonts w:ascii="Montserrat" w:hAnsi="Montserrat" w:cs="Times New Roman"/>
           <w:sz w:val="24"/>
           <w:szCs w:val="24"/>
         </w:rPr>
@@ -950,14 +980,14 @@
         <w:spacing w:after="0" w:line="360" w:lineRule="auto"/>
         <w:jc w:val="both"/>
         <w:rPr>
-          <w:rFonts w:ascii="Times New Roman" w:hAnsi="Times New Roman" w:cs="Times New Roman"/>
-          <w:sz w:val="24"/>
-          <w:szCs w:val="24"/>
-        </w:rPr>
-      </w:pPr>
-      <w:r>
-        <w:rPr>
-          <w:rFonts w:ascii="Times New Roman" w:hAnsi="Times New Roman" w:cs="Times New Roman"/>
+          <w:rFonts w:ascii="Montserrat" w:hAnsi="Montserrat" w:cs="Times New Roman"/>
+          <w:sz w:val="24"/>
+          <w:szCs w:val="24"/>
+        </w:rPr>
+      </w:pPr>
+      <w:r>
+        <w:rPr>
+          <w:rFonts w:ascii="Montserrat" w:hAnsi="Montserrat" w:cs="Times New Roman"/>
           <w:sz w:val="24"/>
           <w:szCs w:val="24"/>
         </w:rPr>
@@ -970,14 +1000,14 @@
         <w:spacing w:after="0" w:line="360" w:lineRule="auto"/>
         <w:jc w:val="both"/>
         <w:rPr>
-          <w:rFonts w:ascii="Times New Roman" w:hAnsi="Times New Roman" w:cs="Times New Roman"/>
-          <w:sz w:val="24"/>
-          <w:szCs w:val="24"/>
-        </w:rPr>
-      </w:pPr>
-      <w:r>
-        <w:rPr>
-          <w:rFonts w:ascii="Times New Roman" w:hAnsi="Times New Roman" w:cs="Times New Roman"/>
+          <w:rFonts w:ascii="Montserrat" w:hAnsi="Montserrat" w:cs="Times New Roman"/>
+          <w:sz w:val="24"/>
+          <w:szCs w:val="24"/>
+        </w:rPr>
+      </w:pPr>
+      <w:r>
+        <w:rPr>
+          <w:rFonts w:ascii="Montserrat" w:hAnsi="Montserrat" w:cs="Times New Roman"/>
           <w:sz w:val="24"/>
           <w:szCs w:val="24"/>
         </w:rPr>
@@ -990,77 +1020,68 @@
         <w:spacing w:after="0" w:line="360" w:lineRule="auto"/>
         <w:jc w:val="both"/>
         <w:rPr>
-          <w:rFonts w:ascii="Times New Roman" w:hAnsi="Times New Roman" w:cs="Times New Roman"/>
-          <w:sz w:val="24"/>
-          <w:szCs w:val="24"/>
-        </w:rPr>
-      </w:pPr>
-      <w:r>
-        <w:rPr>
-          <w:rFonts w:ascii="Times New Roman" w:hAnsi="Times New Roman" w:cs="Times New Roman"/>
-          <w:sz w:val="24"/>
-          <w:szCs w:val="24"/>
-        </w:rPr>
-        <w:tab/>
-      </w:r>
-      <w:r>
-        <w:rPr>
-          <w:rFonts w:ascii="Times New Roman" w:hAnsi="Times New Roman" w:cs="Times New Roman"/>
-          <w:sz w:val="24"/>
-          <w:szCs w:val="24"/>
-        </w:rPr>
-        <w:tab/>
-      </w:r>
-      <w:r>
-        <w:rPr>
-          <w:rFonts w:ascii="Times New Roman" w:hAnsi="Times New Roman" w:cs="Times New Roman"/>
-          <w:sz w:val="24"/>
-          <w:szCs w:val="24"/>
-        </w:rPr>
-        <w:tab/>
-      </w:r>
-    </w:p>
-    <w:p>
-      <w:pPr>
-        <w:spacing w:after="0" w:line="360" w:lineRule="auto"/>
-        <w:jc w:val="both"/>
-        <w:rPr>
-          <w:rFonts w:ascii="Times New Roman" w:hAnsi="Times New Roman" w:cs="Times New Roman"/>
-          <w:sz w:val="24"/>
-          <w:szCs w:val="24"/>
-        </w:rPr>
-      </w:pPr>
-      <w:r>
-        <w:rPr>
-          <w:rFonts w:ascii="Times New Roman" w:hAnsi="Times New Roman" w:cs="Times New Roman"/>
-          <w:sz w:val="24"/>
-          <w:szCs w:val="24"/>
-        </w:rPr>
-        <w:t xml:space="preserve">“Is it possible that it is a result of my pregnancy?” Ashana asked, interrupting Ashara’s brooding silence. Ashara looked up, and her answer died on her lips. Ashana turned to see what had caught her lover’s eye, and gasped at the orgasm of dying light. Ashara gazed at her lover, framed in a halo of glory. The clouds beyond Ashana were angry, blood black mountains laced with silver and gold. Her nerves tingled for flight. It had </w:t>
-      </w:r>
-      <w:r>
-        <w:rPr>
-          <w:rFonts w:ascii="Times New Roman" w:hAnsi="Times New Roman" w:cs="Times New Roman"/>
-          <w:sz w:val="24"/>
-          <w:szCs w:val="24"/>
-        </w:rPr>
-        <w:lastRenderedPageBreak/>
-        <w:t>been too long since she had storm danced. Opening the wings of her spirit, Ashara unfolded her body, and stepped into the air.</w:t>
-      </w:r>
-    </w:p>
-    <w:p>
-      <w:pPr>
-        <w:spacing w:after="0" w:line="360" w:lineRule="auto"/>
-        <w:jc w:val="both"/>
-        <w:rPr>
-          <w:rFonts w:ascii="Times New Roman" w:hAnsi="Times New Roman" w:cs="Times New Roman"/>
-          <w:sz w:val="24"/>
-          <w:szCs w:val="24"/>
-        </w:rPr>
-      </w:pPr>
-      <w:r>
-        <w:rPr>
-          <w:rFonts w:ascii="Times New Roman" w:hAnsi="Times New Roman" w:cs="Times New Roman"/>
+          <w:rFonts w:ascii="Montserrat" w:hAnsi="Montserrat" w:cs="Times New Roman"/>
+          <w:sz w:val="24"/>
+          <w:szCs w:val="24"/>
+        </w:rPr>
+      </w:pPr>
+      <w:r>
+        <w:rPr>
+          <w:rFonts w:ascii="Montserrat" w:hAnsi="Montserrat" w:cs="Times New Roman"/>
+          <w:sz w:val="24"/>
+          <w:szCs w:val="24"/>
+        </w:rPr>
+        <w:tab/>
+      </w:r>
+      <w:r>
+        <w:rPr>
+          <w:rFonts w:ascii="Montserrat" w:hAnsi="Montserrat" w:cs="Times New Roman"/>
+          <w:sz w:val="24"/>
+          <w:szCs w:val="24"/>
+        </w:rPr>
+        <w:tab/>
+      </w:r>
+      <w:r>
+        <w:rPr>
+          <w:rFonts w:ascii="Montserrat" w:hAnsi="Montserrat" w:cs="Times New Roman"/>
+          <w:sz w:val="24"/>
+          <w:szCs w:val="24"/>
+        </w:rPr>
+        <w:tab/>
+      </w:r>
+    </w:p>
+    <w:p>
+      <w:pPr>
+        <w:spacing w:after="0" w:line="360" w:lineRule="auto"/>
+        <w:jc w:val="both"/>
+        <w:rPr>
+          <w:rFonts w:ascii="Montserrat" w:hAnsi="Montserrat" w:cs="Times New Roman"/>
+          <w:sz w:val="24"/>
+          <w:szCs w:val="24"/>
+        </w:rPr>
+      </w:pPr>
+      <w:r>
+        <w:rPr>
+          <w:rFonts w:ascii="Montserrat" w:hAnsi="Montserrat" w:cs="Times New Roman"/>
+          <w:sz w:val="24"/>
+          <w:szCs w:val="24"/>
+        </w:rPr>
+        <w:t>“Is it possible that it is a result of my pregnancy?” Ashana asked, interrupting Ashara’s brooding silence. Ashara looked up, and her answer died on her lips. Ashana turned to see what had caught her lover’s eye, and gasped at the orgasm of dying light. Ashara gazed at her lover, framed in a halo of glory. The clouds beyond Ashana were angry, blood black mountains laced with silver and gold. Her nerves tingled for flight. It had been too long since she had storm danced. Opening the wings of her spirit, Ashara unfolded her body, and stepped into the air.</w:t>
+      </w:r>
+    </w:p>
+    <w:p>
+      <w:pPr>
+        <w:spacing w:after="0" w:line="360" w:lineRule="auto"/>
+        <w:jc w:val="both"/>
+        <w:rPr>
+          <w:rFonts w:ascii="Montserrat" w:hAnsi="Montserrat" w:cs="Times New Roman"/>
+          <w:sz w:val="24"/>
+          <w:szCs w:val="24"/>
+        </w:rPr>
+      </w:pPr>
+      <w:r>
+        <w:rPr>
+          <w:rFonts w:ascii="Montserrat" w:hAnsi="Montserrat" w:cs="Times New Roman"/>
           <w:sz w:val="24"/>
           <w:szCs w:val="24"/>
         </w:rPr>
@@ -1073,14 +1094,14 @@
         <w:spacing w:after="0" w:line="360" w:lineRule="auto"/>
         <w:jc w:val="both"/>
         <w:rPr>
-          <w:rFonts w:ascii="Times New Roman" w:hAnsi="Times New Roman" w:cs="Times New Roman"/>
-          <w:sz w:val="24"/>
-          <w:szCs w:val="24"/>
-        </w:rPr>
-      </w:pPr>
-      <w:r>
-        <w:rPr>
-          <w:rFonts w:ascii="Times New Roman" w:hAnsi="Times New Roman" w:cs="Times New Roman"/>
+          <w:rFonts w:ascii="Montserrat" w:hAnsi="Montserrat" w:cs="Times New Roman"/>
+          <w:sz w:val="24"/>
+          <w:szCs w:val="24"/>
+        </w:rPr>
+      </w:pPr>
+      <w:r>
+        <w:rPr>
+          <w:rFonts w:ascii="Montserrat" w:hAnsi="Montserrat" w:cs="Times New Roman"/>
           <w:sz w:val="24"/>
           <w:szCs w:val="24"/>
         </w:rPr>
@@ -1093,49 +1114,49 @@
         <w:spacing w:after="0" w:line="360" w:lineRule="auto"/>
         <w:jc w:val="both"/>
         <w:rPr>
-          <w:rFonts w:ascii="Times New Roman" w:hAnsi="Times New Roman" w:cs="Times New Roman"/>
-          <w:sz w:val="24"/>
-          <w:szCs w:val="24"/>
-        </w:rPr>
-      </w:pPr>
-      <w:r>
-        <w:rPr>
-          <w:rFonts w:ascii="Times New Roman" w:hAnsi="Times New Roman" w:cs="Times New Roman"/>
-          <w:sz w:val="24"/>
-          <w:szCs w:val="24"/>
-        </w:rPr>
-        <w:tab/>
-      </w:r>
-      <w:r>
-        <w:rPr>
-          <w:rFonts w:ascii="Times New Roman" w:hAnsi="Times New Roman" w:cs="Times New Roman"/>
-          <w:sz w:val="24"/>
-          <w:szCs w:val="24"/>
-        </w:rPr>
-        <w:tab/>
-      </w:r>
-      <w:r>
-        <w:rPr>
-          <w:rFonts w:ascii="Times New Roman" w:hAnsi="Times New Roman" w:cs="Times New Roman"/>
-          <w:sz w:val="24"/>
-          <w:szCs w:val="24"/>
-        </w:rPr>
-        <w:tab/>
-      </w:r>
-    </w:p>
-    <w:p>
-      <w:pPr>
-        <w:spacing w:after="0" w:line="360" w:lineRule="auto"/>
-        <w:jc w:val="both"/>
-        <w:rPr>
-          <w:rFonts w:ascii="Times New Roman" w:hAnsi="Times New Roman" w:cs="Times New Roman"/>
-          <w:sz w:val="24"/>
-          <w:szCs w:val="24"/>
-        </w:rPr>
-      </w:pPr>
-      <w:r>
-        <w:rPr>
-          <w:rFonts w:ascii="Times New Roman" w:hAnsi="Times New Roman" w:cs="Times New Roman"/>
+          <w:rFonts w:ascii="Montserrat" w:hAnsi="Montserrat" w:cs="Times New Roman"/>
+          <w:sz w:val="24"/>
+          <w:szCs w:val="24"/>
+        </w:rPr>
+      </w:pPr>
+      <w:r>
+        <w:rPr>
+          <w:rFonts w:ascii="Montserrat" w:hAnsi="Montserrat" w:cs="Times New Roman"/>
+          <w:sz w:val="24"/>
+          <w:szCs w:val="24"/>
+        </w:rPr>
+        <w:tab/>
+      </w:r>
+      <w:r>
+        <w:rPr>
+          <w:rFonts w:ascii="Montserrat" w:hAnsi="Montserrat" w:cs="Times New Roman"/>
+          <w:sz w:val="24"/>
+          <w:szCs w:val="24"/>
+        </w:rPr>
+        <w:tab/>
+      </w:r>
+      <w:r>
+        <w:rPr>
+          <w:rFonts w:ascii="Montserrat" w:hAnsi="Montserrat" w:cs="Times New Roman"/>
+          <w:sz w:val="24"/>
+          <w:szCs w:val="24"/>
+        </w:rPr>
+        <w:tab/>
+      </w:r>
+    </w:p>
+    <w:p>
+      <w:pPr>
+        <w:spacing w:after="0" w:line="360" w:lineRule="auto"/>
+        <w:jc w:val="both"/>
+        <w:rPr>
+          <w:rFonts w:ascii="Montserrat" w:hAnsi="Montserrat" w:cs="Times New Roman"/>
+          <w:sz w:val="24"/>
+          <w:szCs w:val="24"/>
+        </w:rPr>
+      </w:pPr>
+      <w:r>
+        <w:rPr>
+          <w:rFonts w:ascii="Montserrat" w:hAnsi="Montserrat" w:cs="Times New Roman"/>
           <w:sz w:val="24"/>
           <w:szCs w:val="24"/>
         </w:rPr>
@@ -1147,14 +1168,14 @@
         <w:spacing w:after="0" w:line="360" w:lineRule="auto"/>
         <w:jc w:val="both"/>
         <w:rPr>
-          <w:rFonts w:ascii="Times New Roman" w:hAnsi="Times New Roman" w:cs="Times New Roman"/>
-          <w:sz w:val="24"/>
-          <w:szCs w:val="24"/>
-        </w:rPr>
-      </w:pPr>
-      <w:r>
-        <w:rPr>
-          <w:rFonts w:ascii="Times New Roman" w:hAnsi="Times New Roman" w:cs="Times New Roman"/>
+          <w:rFonts w:ascii="Montserrat" w:hAnsi="Montserrat" w:cs="Times New Roman"/>
+          <w:sz w:val="24"/>
+          <w:szCs w:val="24"/>
+        </w:rPr>
+      </w:pPr>
+      <w:r>
+        <w:rPr>
+          <w:rFonts w:ascii="Montserrat" w:hAnsi="Montserrat" w:cs="Times New Roman"/>
           <w:sz w:val="24"/>
           <w:szCs w:val="24"/>
         </w:rPr>
@@ -1163,7 +1184,7 @@
       </w:r>
       <w:r>
         <w:rPr>
-          <w:rFonts w:ascii="Times New Roman" w:hAnsi="Times New Roman" w:cs="Times New Roman"/>
+          <w:rFonts w:ascii="Montserrat" w:hAnsi="Montserrat" w:cs="Times New Roman"/>
           <w:i/>
           <w:sz w:val="24"/>
           <w:szCs w:val="24"/>
@@ -1172,7 +1193,7 @@
       </w:r>
       <w:r>
         <w:rPr>
-          <w:rFonts w:ascii="Times New Roman" w:hAnsi="Times New Roman" w:cs="Times New Roman"/>
+          <w:rFonts w:ascii="Montserrat" w:hAnsi="Montserrat" w:cs="Times New Roman"/>
           <w:sz w:val="24"/>
           <w:szCs w:val="24"/>
         </w:rPr>
@@ -1180,7 +1201,7 @@
       </w:r>
       <w:r>
         <w:rPr>
-          <w:rFonts w:ascii="Times New Roman" w:hAnsi="Times New Roman" w:cs="Times New Roman"/>
+          <w:rFonts w:ascii="Montserrat" w:hAnsi="Montserrat" w:cs="Times New Roman"/>
           <w:i/>
           <w:sz w:val="24"/>
           <w:szCs w:val="24"/>
@@ -1189,7 +1210,7 @@
       </w:r>
       <w:r>
         <w:rPr>
-          <w:rFonts w:ascii="Times New Roman" w:hAnsi="Times New Roman" w:cs="Times New Roman"/>
+          <w:rFonts w:ascii="Montserrat" w:hAnsi="Montserrat" w:cs="Times New Roman"/>
           <w:sz w:val="24"/>
           <w:szCs w:val="24"/>
         </w:rPr>
@@ -1201,14 +1222,14 @@
         <w:spacing w:after="0" w:line="360" w:lineRule="auto"/>
         <w:jc w:val="both"/>
         <w:rPr>
-          <w:rFonts w:ascii="Times New Roman" w:hAnsi="Times New Roman" w:cs="Times New Roman"/>
-          <w:sz w:val="24"/>
-          <w:szCs w:val="24"/>
-        </w:rPr>
-      </w:pPr>
-      <w:r>
-        <w:rPr>
-          <w:rFonts w:ascii="Times New Roman" w:hAnsi="Times New Roman" w:cs="Times New Roman"/>
+          <w:rFonts w:ascii="Montserrat" w:hAnsi="Montserrat" w:cs="Times New Roman"/>
+          <w:sz w:val="24"/>
+          <w:szCs w:val="24"/>
+        </w:rPr>
+      </w:pPr>
+      <w:r>
+        <w:rPr>
+          <w:rFonts w:ascii="Montserrat" w:hAnsi="Montserrat" w:cs="Times New Roman"/>
           <w:sz w:val="24"/>
           <w:szCs w:val="24"/>
         </w:rPr>
@@ -1221,43 +1242,34 @@
         <w:spacing w:after="0" w:line="360" w:lineRule="auto"/>
         <w:jc w:val="both"/>
         <w:rPr>
-          <w:rFonts w:ascii="Times New Roman" w:hAnsi="Times New Roman" w:cs="Times New Roman"/>
-          <w:sz w:val="24"/>
-          <w:szCs w:val="24"/>
-        </w:rPr>
-      </w:pPr>
-      <w:r>
-        <w:rPr>
-          <w:rFonts w:ascii="Times New Roman" w:hAnsi="Times New Roman" w:cs="Times New Roman"/>
-          <w:sz w:val="24"/>
-          <w:szCs w:val="24"/>
-        </w:rPr>
-        <w:tab/>
-        <w:t xml:space="preserve">Avon turned slightly toward the young intern. Her head dropped as she answered, “I don’t know.” She finally seemed to notice how wet she was, wiping the moisture from </w:t>
-      </w:r>
-      <w:r>
-        <w:rPr>
-          <w:rFonts w:ascii="Times New Roman" w:hAnsi="Times New Roman" w:cs="Times New Roman"/>
-          <w:sz w:val="24"/>
-          <w:szCs w:val="24"/>
-        </w:rPr>
-        <w:lastRenderedPageBreak/>
-        <w:t>her face and running her hand back through her tangled hair. When she spoke again, she looked away from both of them, back toward the edge of the balcony. “It is so strange. Everything I have done today—this evening?—I just… I never seem to know what I can do until I do something.”</w:t>
-      </w:r>
-    </w:p>
-    <w:p>
-      <w:pPr>
-        <w:spacing w:after="0" w:line="360" w:lineRule="auto"/>
-        <w:jc w:val="both"/>
-        <w:rPr>
-          <w:rFonts w:ascii="Times New Roman" w:hAnsi="Times New Roman" w:cs="Times New Roman"/>
-          <w:sz w:val="24"/>
-          <w:szCs w:val="24"/>
-        </w:rPr>
-      </w:pPr>
-      <w:r>
-        <w:rPr>
-          <w:rFonts w:ascii="Times New Roman" w:hAnsi="Times New Roman" w:cs="Times New Roman"/>
+          <w:rFonts w:ascii="Montserrat" w:hAnsi="Montserrat" w:cs="Times New Roman"/>
+          <w:sz w:val="24"/>
+          <w:szCs w:val="24"/>
+        </w:rPr>
+      </w:pPr>
+      <w:r>
+        <w:rPr>
+          <w:rFonts w:ascii="Montserrat" w:hAnsi="Montserrat" w:cs="Times New Roman"/>
+          <w:sz w:val="24"/>
+          <w:szCs w:val="24"/>
+        </w:rPr>
+        <w:tab/>
+        <w:t>Avon turned slightly toward the young intern. Her head dropped as she answered, “I don’t know.” She finally seemed to notice how wet she was, wiping the moisture from her face and running her hand back through her tangled hair. When she spoke again, she looked away from both of them, back toward the edge of the balcony. “It is so strange. Everything I have done today—this evening?—I just… I never seem to know what I can do until I do something.”</w:t>
+      </w:r>
+    </w:p>
+    <w:p>
+      <w:pPr>
+        <w:spacing w:after="0" w:line="360" w:lineRule="auto"/>
+        <w:jc w:val="both"/>
+        <w:rPr>
+          <w:rFonts w:ascii="Montserrat" w:hAnsi="Montserrat" w:cs="Times New Roman"/>
+          <w:sz w:val="24"/>
+          <w:szCs w:val="24"/>
+        </w:rPr>
+      </w:pPr>
+      <w:r>
+        <w:rPr>
+          <w:rFonts w:ascii="Montserrat" w:hAnsi="Montserrat" w:cs="Times New Roman"/>
           <w:sz w:val="24"/>
           <w:szCs w:val="24"/>
         </w:rPr>
@@ -1270,14 +1282,14 @@
         <w:spacing w:after="0" w:line="360" w:lineRule="auto"/>
         <w:jc w:val="both"/>
         <w:rPr>
-          <w:rFonts w:ascii="Times New Roman" w:hAnsi="Times New Roman" w:cs="Times New Roman"/>
-          <w:sz w:val="24"/>
-          <w:szCs w:val="24"/>
-        </w:rPr>
-      </w:pPr>
-      <w:r>
-        <w:rPr>
-          <w:rFonts w:ascii="Times New Roman" w:hAnsi="Times New Roman" w:cs="Times New Roman"/>
+          <w:rFonts w:ascii="Montserrat" w:hAnsi="Montserrat" w:cs="Times New Roman"/>
+          <w:sz w:val="24"/>
+          <w:szCs w:val="24"/>
+        </w:rPr>
+      </w:pPr>
+      <w:r>
+        <w:rPr>
+          <w:rFonts w:ascii="Montserrat" w:hAnsi="Montserrat" w:cs="Times New Roman"/>
           <w:sz w:val="24"/>
           <w:szCs w:val="24"/>
         </w:rPr>
@@ -1290,14 +1302,14 @@
         <w:spacing w:after="0" w:line="360" w:lineRule="auto"/>
         <w:jc w:val="both"/>
         <w:rPr>
-          <w:rFonts w:ascii="Times New Roman" w:hAnsi="Times New Roman" w:cs="Times New Roman"/>
-          <w:sz w:val="24"/>
-          <w:szCs w:val="24"/>
-        </w:rPr>
-      </w:pPr>
-      <w:r>
-        <w:rPr>
-          <w:rFonts w:ascii="Times New Roman" w:hAnsi="Times New Roman" w:cs="Times New Roman"/>
+          <w:rFonts w:ascii="Montserrat" w:hAnsi="Montserrat" w:cs="Times New Roman"/>
+          <w:sz w:val="24"/>
+          <w:szCs w:val="24"/>
+        </w:rPr>
+      </w:pPr>
+      <w:r>
+        <w:rPr>
+          <w:rFonts w:ascii="Montserrat" w:hAnsi="Montserrat" w:cs="Times New Roman"/>
           <w:sz w:val="24"/>
           <w:szCs w:val="24"/>
         </w:rPr>
@@ -1306,7 +1318,7 @@
       </w:r>
       <w:r>
         <w:rPr>
-          <w:rFonts w:ascii="Times New Roman" w:hAnsi="Times New Roman" w:cs="Times New Roman"/>
+          <w:rFonts w:ascii="Montserrat" w:hAnsi="Montserrat" w:cs="Times New Roman"/>
           <w:i/>
           <w:sz w:val="24"/>
           <w:szCs w:val="24"/>
@@ -1315,7 +1327,7 @@
       </w:r>
       <w:r>
         <w:rPr>
-          <w:rFonts w:ascii="Times New Roman" w:hAnsi="Times New Roman" w:cs="Times New Roman"/>
+          <w:rFonts w:ascii="Montserrat" w:hAnsi="Montserrat" w:cs="Times New Roman"/>
           <w:sz w:val="24"/>
           <w:szCs w:val="24"/>
         </w:rPr>
@@ -1327,14 +1339,14 @@
         <w:spacing w:after="0" w:line="360" w:lineRule="auto"/>
         <w:jc w:val="both"/>
         <w:rPr>
-          <w:rFonts w:ascii="Times New Roman" w:hAnsi="Times New Roman" w:cs="Times New Roman"/>
-          <w:sz w:val="24"/>
-          <w:szCs w:val="24"/>
-        </w:rPr>
-      </w:pPr>
-      <w:r>
-        <w:rPr>
-          <w:rFonts w:ascii="Times New Roman" w:hAnsi="Times New Roman" w:cs="Times New Roman"/>
+          <w:rFonts w:ascii="Montserrat" w:hAnsi="Montserrat" w:cs="Times New Roman"/>
+          <w:sz w:val="24"/>
+          <w:szCs w:val="24"/>
+        </w:rPr>
+      </w:pPr>
+      <w:r>
+        <w:rPr>
+          <w:rFonts w:ascii="Montserrat" w:hAnsi="Montserrat" w:cs="Times New Roman"/>
           <w:sz w:val="24"/>
           <w:szCs w:val="24"/>
         </w:rPr>
@@ -1347,14 +1359,14 @@
         <w:spacing w:after="0" w:line="360" w:lineRule="auto"/>
         <w:jc w:val="both"/>
         <w:rPr>
-          <w:rFonts w:ascii="Times New Roman" w:hAnsi="Times New Roman" w:cs="Times New Roman"/>
-          <w:sz w:val="24"/>
-          <w:szCs w:val="24"/>
-        </w:rPr>
-      </w:pPr>
-      <w:r>
-        <w:rPr>
-          <w:rFonts w:ascii="Times New Roman" w:hAnsi="Times New Roman" w:cs="Times New Roman"/>
+          <w:rFonts w:ascii="Montserrat" w:hAnsi="Montserrat" w:cs="Times New Roman"/>
+          <w:sz w:val="24"/>
+          <w:szCs w:val="24"/>
+        </w:rPr>
+      </w:pPr>
+      <w:r>
+        <w:rPr>
+          <w:rFonts w:ascii="Montserrat" w:hAnsi="Montserrat" w:cs="Times New Roman"/>
           <w:sz w:val="24"/>
           <w:szCs w:val="24"/>
         </w:rPr>
@@ -1367,14 +1379,14 @@
         <w:spacing w:after="0" w:line="360" w:lineRule="auto"/>
         <w:jc w:val="both"/>
         <w:rPr>
-          <w:rFonts w:ascii="Times New Roman" w:hAnsi="Times New Roman" w:cs="Times New Roman"/>
-          <w:sz w:val="24"/>
-          <w:szCs w:val="24"/>
-        </w:rPr>
-      </w:pPr>
-      <w:r>
-        <w:rPr>
-          <w:rFonts w:ascii="Times New Roman" w:hAnsi="Times New Roman" w:cs="Times New Roman"/>
+          <w:rFonts w:ascii="Montserrat" w:hAnsi="Montserrat" w:cs="Times New Roman"/>
+          <w:sz w:val="24"/>
+          <w:szCs w:val="24"/>
+        </w:rPr>
+      </w:pPr>
+      <w:r>
+        <w:rPr>
+          <w:rFonts w:ascii="Montserrat" w:hAnsi="Montserrat" w:cs="Times New Roman"/>
           <w:sz w:val="24"/>
           <w:szCs w:val="24"/>
         </w:rPr>
@@ -1387,14 +1399,14 @@
         <w:spacing w:after="0" w:line="360" w:lineRule="auto"/>
         <w:jc w:val="both"/>
         <w:rPr>
-          <w:rFonts w:ascii="Times New Roman" w:hAnsi="Times New Roman" w:cs="Times New Roman"/>
-          <w:sz w:val="24"/>
-          <w:szCs w:val="24"/>
-        </w:rPr>
-      </w:pPr>
-      <w:r>
-        <w:rPr>
-          <w:rFonts w:ascii="Times New Roman" w:hAnsi="Times New Roman" w:cs="Times New Roman"/>
+          <w:rFonts w:ascii="Montserrat" w:hAnsi="Montserrat" w:cs="Times New Roman"/>
+          <w:sz w:val="24"/>
+          <w:szCs w:val="24"/>
+        </w:rPr>
+      </w:pPr>
+      <w:r>
+        <w:rPr>
+          <w:rFonts w:ascii="Montserrat" w:hAnsi="Montserrat" w:cs="Times New Roman"/>
           <w:sz w:val="24"/>
           <w:szCs w:val="24"/>
         </w:rPr>
@@ -1407,18 +1419,17 @@
         <w:spacing w:after="0" w:line="360" w:lineRule="auto"/>
         <w:jc w:val="both"/>
         <w:rPr>
-          <w:rFonts w:ascii="Times New Roman" w:hAnsi="Times New Roman" w:cs="Times New Roman"/>
-          <w:sz w:val="24"/>
-          <w:szCs w:val="24"/>
-        </w:rPr>
-      </w:pPr>
-      <w:r>
-        <w:rPr>
-          <w:rFonts w:ascii="Times New Roman" w:hAnsi="Times New Roman" w:cs="Times New Roman"/>
-          <w:sz w:val="24"/>
-          <w:szCs w:val="24"/>
-        </w:rPr>
-        <w:lastRenderedPageBreak/>
+          <w:rFonts w:ascii="Montserrat" w:hAnsi="Montserrat" w:cs="Times New Roman"/>
+          <w:sz w:val="24"/>
+          <w:szCs w:val="24"/>
+        </w:rPr>
+      </w:pPr>
+      <w:r>
+        <w:rPr>
+          <w:rFonts w:ascii="Montserrat" w:hAnsi="Montserrat" w:cs="Times New Roman"/>
+          <w:sz w:val="24"/>
+          <w:szCs w:val="24"/>
+        </w:rPr>
         <w:tab/>
         <w:t xml:space="preserve">“And announce to the world, and a killer at large, that she is alive and significantly weakened? No,” he stated firmly. If someone had wanted her dead, there was a good chance he—or whatever—thought the deed done. The smart thing would be to simply sneak her off planet, before rumors started to circulate, and therefor keep her safe from a repeated attempt. Of course, abducting her was a brilliant way to start off an interstellar incident. “We have to get her to the enclave and check her out internally. Even if she isn’t one of ours, medical records should be able to track her.” Avon might not have DNA on record, but whoever she had inherited her interface from certainly did. Linda nodded, and he continued. “If we don’t have any record on her, then there are clear treaty violations. That would give us grounds to take her into protective custody.” </w:t>
       </w:r>
@@ -1428,14 +1439,14 @@
         <w:spacing w:after="0" w:line="360" w:lineRule="auto"/>
         <w:jc w:val="both"/>
         <w:rPr>
-          <w:rFonts w:ascii="Times New Roman" w:hAnsi="Times New Roman" w:cs="Times New Roman"/>
-          <w:sz w:val="24"/>
-          <w:szCs w:val="24"/>
-        </w:rPr>
-      </w:pPr>
-      <w:r>
-        <w:rPr>
-          <w:rFonts w:ascii="Times New Roman" w:hAnsi="Times New Roman" w:cs="Times New Roman"/>
+          <w:rFonts w:ascii="Montserrat" w:hAnsi="Montserrat" w:cs="Times New Roman"/>
+          <w:sz w:val="24"/>
+          <w:szCs w:val="24"/>
+        </w:rPr>
+      </w:pPr>
+      <w:r>
+        <w:rPr>
+          <w:rFonts w:ascii="Montserrat" w:hAnsi="Montserrat" w:cs="Times New Roman"/>
           <w:sz w:val="24"/>
           <w:szCs w:val="24"/>
         </w:rPr>
@@ -1448,14 +1459,14 @@
         <w:spacing w:after="0" w:line="360" w:lineRule="auto"/>
         <w:jc w:val="both"/>
         <w:rPr>
-          <w:rFonts w:ascii="Times New Roman" w:hAnsi="Times New Roman" w:cs="Times New Roman"/>
-          <w:sz w:val="24"/>
-          <w:szCs w:val="24"/>
-        </w:rPr>
-      </w:pPr>
-      <w:r>
-        <w:rPr>
-          <w:rFonts w:ascii="Times New Roman" w:hAnsi="Times New Roman" w:cs="Times New Roman"/>
+          <w:rFonts w:ascii="Montserrat" w:hAnsi="Montserrat" w:cs="Times New Roman"/>
+          <w:sz w:val="24"/>
+          <w:szCs w:val="24"/>
+        </w:rPr>
+      </w:pPr>
+      <w:r>
+        <w:rPr>
+          <w:rFonts w:ascii="Montserrat" w:hAnsi="Montserrat" w:cs="Times New Roman"/>
           <w:sz w:val="24"/>
           <w:szCs w:val="24"/>
         </w:rPr>
@@ -1468,43 +1479,34 @@
         <w:spacing w:after="0" w:line="360" w:lineRule="auto"/>
         <w:jc w:val="both"/>
         <w:rPr>
-          <w:rFonts w:ascii="Times New Roman" w:hAnsi="Times New Roman" w:cs="Times New Roman"/>
-          <w:sz w:val="24"/>
-          <w:szCs w:val="24"/>
-        </w:rPr>
-      </w:pPr>
-      <w:r>
-        <w:rPr>
-          <w:rFonts w:ascii="Times New Roman" w:hAnsi="Times New Roman" w:cs="Times New Roman"/>
-          <w:sz w:val="24"/>
-          <w:szCs w:val="24"/>
-        </w:rPr>
-        <w:tab/>
-        <w:t xml:space="preserve">Dane grabbed her arm and growled, “I don’t like the way you think, but I can’t argue with it either. If either of us is right…” He cut himself off. His eyes darted towards Avon’s back, and he started over, “I’ll tell you something else I don’t like. The location was good to take down a powerful opponent with her guard down, but the whole equation is still off. This is pure supposition, mind you, but if you were—if you had the power to pull it off the assassination of a high profile class three active and assume her identity, </w:t>
-      </w:r>
-      <w:r>
-        <w:rPr>
-          <w:rFonts w:ascii="Times New Roman" w:hAnsi="Times New Roman" w:cs="Times New Roman"/>
-          <w:sz w:val="24"/>
-          <w:szCs w:val="24"/>
-        </w:rPr>
-        <w:lastRenderedPageBreak/>
-        <w:t>would you leave any evidence at the scene of the crime? Would you leave anything at all?”</w:t>
-      </w:r>
-    </w:p>
-    <w:p>
-      <w:pPr>
-        <w:spacing w:after="0" w:line="360" w:lineRule="auto"/>
-        <w:jc w:val="both"/>
-        <w:rPr>
-          <w:rFonts w:ascii="Times New Roman" w:hAnsi="Times New Roman" w:cs="Times New Roman"/>
-          <w:sz w:val="24"/>
-          <w:szCs w:val="24"/>
-        </w:rPr>
-      </w:pPr>
-      <w:r>
-        <w:rPr>
-          <w:rFonts w:ascii="Times New Roman" w:hAnsi="Times New Roman" w:cs="Times New Roman"/>
+          <w:rFonts w:ascii="Montserrat" w:hAnsi="Montserrat" w:cs="Times New Roman"/>
+          <w:sz w:val="24"/>
+          <w:szCs w:val="24"/>
+        </w:rPr>
+      </w:pPr>
+      <w:r>
+        <w:rPr>
+          <w:rFonts w:ascii="Montserrat" w:hAnsi="Montserrat" w:cs="Times New Roman"/>
+          <w:sz w:val="24"/>
+          <w:szCs w:val="24"/>
+        </w:rPr>
+        <w:tab/>
+        <w:t>Dane grabbed her arm and growled, “I don’t like the way you think, but I can’t argue with it either. If either of us is right…” He cut himself off. His eyes darted towards Avon’s back, and he started over, “I’ll tell you something else I don’t like. The location was good to take down a powerful opponent with her guard down, but the whole equation is still off. This is pure supposition, mind you, but if you were—if you had the power to pull it off the assassination of a high profile class three active and assume her identity, would you leave any evidence at the scene of the crime? Would you leave anything at all?”</w:t>
+      </w:r>
+    </w:p>
+    <w:p>
+      <w:pPr>
+        <w:spacing w:after="0" w:line="360" w:lineRule="auto"/>
+        <w:jc w:val="both"/>
+        <w:rPr>
+          <w:rFonts w:ascii="Montserrat" w:hAnsi="Montserrat" w:cs="Times New Roman"/>
+          <w:sz w:val="24"/>
+          <w:szCs w:val="24"/>
+        </w:rPr>
+      </w:pPr>
+      <w:r>
+        <w:rPr>
+          <w:rFonts w:ascii="Montserrat" w:hAnsi="Montserrat" w:cs="Times New Roman"/>
           <w:sz w:val="24"/>
           <w:szCs w:val="24"/>
         </w:rPr>
@@ -1513,7 +1515,7 @@
       </w:r>
       <w:r>
         <w:rPr>
-          <w:rFonts w:ascii="Times New Roman" w:hAnsi="Times New Roman" w:cs="Times New Roman"/>
+          <w:rFonts w:ascii="Montserrat" w:hAnsi="Montserrat" w:cs="Times New Roman"/>
           <w:i/>
           <w:sz w:val="24"/>
           <w:szCs w:val="24"/>
@@ -1522,7 +1524,7 @@
       </w:r>
       <w:r>
         <w:rPr>
-          <w:rFonts w:ascii="Times New Roman" w:hAnsi="Times New Roman" w:cs="Times New Roman"/>
+          <w:rFonts w:ascii="Montserrat" w:hAnsi="Montserrat" w:cs="Times New Roman"/>
           <w:sz w:val="24"/>
           <w:szCs w:val="24"/>
         </w:rPr>
@@ -1534,14 +1536,14 @@
         <w:spacing w:after="0" w:line="360" w:lineRule="auto"/>
         <w:jc w:val="both"/>
         <w:rPr>
-          <w:rFonts w:ascii="Times New Roman" w:hAnsi="Times New Roman" w:cs="Times New Roman"/>
-          <w:sz w:val="24"/>
-          <w:szCs w:val="24"/>
-        </w:rPr>
-      </w:pPr>
-      <w:r>
-        <w:rPr>
-          <w:rFonts w:ascii="Times New Roman" w:hAnsi="Times New Roman" w:cs="Times New Roman"/>
+          <w:rFonts w:ascii="Montserrat" w:hAnsi="Montserrat" w:cs="Times New Roman"/>
+          <w:sz w:val="24"/>
+          <w:szCs w:val="24"/>
+        </w:rPr>
+      </w:pPr>
+      <w:r>
+        <w:rPr>
+          <w:rFonts w:ascii="Montserrat" w:hAnsi="Montserrat" w:cs="Times New Roman"/>
           <w:sz w:val="24"/>
           <w:szCs w:val="24"/>
         </w:rPr>
@@ -1550,7 +1552,7 @@
       </w:r>
       <w:r>
         <w:rPr>
-          <w:rFonts w:ascii="Times New Roman" w:hAnsi="Times New Roman" w:cs="Times New Roman"/>
+          <w:rFonts w:ascii="Montserrat" w:hAnsi="Montserrat" w:cs="Times New Roman"/>
           <w:i/>
           <w:sz w:val="24"/>
           <w:szCs w:val="24"/>
@@ -1559,7 +1561,7 @@
       </w:r>
       <w:r>
         <w:rPr>
-          <w:rFonts w:ascii="Times New Roman" w:hAnsi="Times New Roman" w:cs="Times New Roman"/>
+          <w:rFonts w:ascii="Montserrat" w:hAnsi="Montserrat" w:cs="Times New Roman"/>
           <w:sz w:val="24"/>
           <w:szCs w:val="24"/>
         </w:rPr>
@@ -1571,14 +1573,14 @@
         <w:spacing w:after="0" w:line="360" w:lineRule="auto"/>
         <w:jc w:val="both"/>
         <w:rPr>
-          <w:rFonts w:ascii="Times New Roman" w:hAnsi="Times New Roman" w:cs="Times New Roman"/>
-          <w:sz w:val="24"/>
-          <w:szCs w:val="24"/>
-        </w:rPr>
-      </w:pPr>
-      <w:r>
-        <w:rPr>
-          <w:rFonts w:ascii="Times New Roman" w:hAnsi="Times New Roman" w:cs="Times New Roman"/>
+          <w:rFonts w:ascii="Montserrat" w:hAnsi="Montserrat" w:cs="Times New Roman"/>
+          <w:sz w:val="24"/>
+          <w:szCs w:val="24"/>
+        </w:rPr>
+      </w:pPr>
+      <w:r>
+        <w:rPr>
+          <w:rFonts w:ascii="Montserrat" w:hAnsi="Montserrat" w:cs="Times New Roman"/>
           <w:sz w:val="24"/>
           <w:szCs w:val="24"/>
         </w:rPr>
@@ -1591,14 +1593,14 @@
         <w:spacing w:after="0" w:line="360" w:lineRule="auto"/>
         <w:jc w:val="both"/>
         <w:rPr>
-          <w:rFonts w:ascii="Times New Roman" w:hAnsi="Times New Roman" w:cs="Times New Roman"/>
-          <w:sz w:val="24"/>
-          <w:szCs w:val="24"/>
-        </w:rPr>
-      </w:pPr>
-      <w:r>
-        <w:rPr>
-          <w:rFonts w:ascii="Times New Roman" w:hAnsi="Times New Roman" w:cs="Times New Roman"/>
+          <w:rFonts w:ascii="Montserrat" w:hAnsi="Montserrat" w:cs="Times New Roman"/>
+          <w:sz w:val="24"/>
+          <w:szCs w:val="24"/>
+        </w:rPr>
+      </w:pPr>
+      <w:r>
+        <w:rPr>
+          <w:rFonts w:ascii="Montserrat" w:hAnsi="Montserrat" w:cs="Times New Roman"/>
           <w:sz w:val="24"/>
           <w:szCs w:val="24"/>
         </w:rPr>
@@ -1611,14 +1613,14 @@
         <w:spacing w:after="0" w:line="360" w:lineRule="auto"/>
         <w:jc w:val="both"/>
         <w:rPr>
-          <w:rFonts w:ascii="Times New Roman" w:hAnsi="Times New Roman" w:cs="Times New Roman"/>
-          <w:sz w:val="24"/>
-          <w:szCs w:val="24"/>
-        </w:rPr>
-      </w:pPr>
-      <w:r>
-        <w:rPr>
-          <w:rFonts w:ascii="Times New Roman" w:hAnsi="Times New Roman" w:cs="Times New Roman"/>
+          <w:rFonts w:ascii="Montserrat" w:hAnsi="Montserrat" w:cs="Times New Roman"/>
+          <w:sz w:val="24"/>
+          <w:szCs w:val="24"/>
+        </w:rPr>
+      </w:pPr>
+      <w:r>
+        <w:rPr>
+          <w:rFonts w:ascii="Montserrat" w:hAnsi="Montserrat" w:cs="Times New Roman"/>
           <w:sz w:val="24"/>
           <w:szCs w:val="24"/>
         </w:rPr>
@@ -1631,43 +1633,34 @@
         <w:spacing w:after="0" w:line="360" w:lineRule="auto"/>
         <w:jc w:val="both"/>
         <w:rPr>
-          <w:rFonts w:ascii="Times New Roman" w:hAnsi="Times New Roman" w:cs="Times New Roman"/>
-          <w:sz w:val="24"/>
-          <w:szCs w:val="24"/>
-        </w:rPr>
-      </w:pPr>
-      <w:r>
-        <w:rPr>
-          <w:rFonts w:ascii="Times New Roman" w:hAnsi="Times New Roman" w:cs="Times New Roman"/>
-          <w:sz w:val="24"/>
-          <w:szCs w:val="24"/>
-        </w:rPr>
-        <w:tab/>
-        <w:t xml:space="preserve">“Really?” Dane inquired, raising the other eyebrow. She slipped into a grin as she rubbed the hem of her robe between her fingers. Dane caught her smile, as she pulled the </w:t>
-      </w:r>
-      <w:r>
-        <w:rPr>
-          <w:rFonts w:ascii="Times New Roman" w:hAnsi="Times New Roman" w:cs="Times New Roman"/>
-          <w:sz w:val="24"/>
-          <w:szCs w:val="24"/>
-        </w:rPr>
-        <w:lastRenderedPageBreak/>
-        <w:t xml:space="preserve">cowl over her wet hair. He had not thought of that. “It might work.” With a few quick steps he was back at Avon’s side. </w:t>
-      </w:r>
-    </w:p>
-    <w:p>
-      <w:pPr>
-        <w:spacing w:after="0" w:line="360" w:lineRule="auto"/>
-        <w:jc w:val="both"/>
-        <w:rPr>
-          <w:rFonts w:ascii="Times New Roman" w:hAnsi="Times New Roman" w:cs="Times New Roman"/>
-          <w:sz w:val="24"/>
-          <w:szCs w:val="24"/>
-        </w:rPr>
-      </w:pPr>
-      <w:r>
-        <w:rPr>
-          <w:rFonts w:ascii="Times New Roman" w:hAnsi="Times New Roman" w:cs="Times New Roman"/>
+          <w:rFonts w:ascii="Montserrat" w:hAnsi="Montserrat" w:cs="Times New Roman"/>
+          <w:sz w:val="24"/>
+          <w:szCs w:val="24"/>
+        </w:rPr>
+      </w:pPr>
+      <w:r>
+        <w:rPr>
+          <w:rFonts w:ascii="Montserrat" w:hAnsi="Montserrat" w:cs="Times New Roman"/>
+          <w:sz w:val="24"/>
+          <w:szCs w:val="24"/>
+        </w:rPr>
+        <w:tab/>
+        <w:t xml:space="preserve">“Really?” Dane inquired, raising the other eyebrow. She slipped into a grin as she rubbed the hem of her robe between her fingers. Dane caught her smile, as she pulled the cowl over her wet hair. He had not thought of that. “It might work.” With a few quick steps he was back at Avon’s side. </w:t>
+      </w:r>
+    </w:p>
+    <w:p>
+      <w:pPr>
+        <w:spacing w:after="0" w:line="360" w:lineRule="auto"/>
+        <w:jc w:val="both"/>
+        <w:rPr>
+          <w:rFonts w:ascii="Montserrat" w:hAnsi="Montserrat" w:cs="Times New Roman"/>
+          <w:sz w:val="24"/>
+          <w:szCs w:val="24"/>
+        </w:rPr>
+      </w:pPr>
+      <w:r>
+        <w:rPr>
+          <w:rFonts w:ascii="Montserrat" w:hAnsi="Montserrat" w:cs="Times New Roman"/>
           <w:sz w:val="24"/>
           <w:szCs w:val="24"/>
         </w:rPr>
@@ -1680,14 +1673,14 @@
         <w:spacing w:after="0" w:line="360" w:lineRule="auto"/>
         <w:jc w:val="both"/>
         <w:rPr>
-          <w:rFonts w:ascii="Times New Roman" w:hAnsi="Times New Roman" w:cs="Times New Roman"/>
-          <w:sz w:val="24"/>
-          <w:szCs w:val="24"/>
-        </w:rPr>
-      </w:pPr>
-      <w:r>
-        <w:rPr>
-          <w:rFonts w:ascii="Times New Roman" w:hAnsi="Times New Roman" w:cs="Times New Roman"/>
+          <w:rFonts w:ascii="Montserrat" w:hAnsi="Montserrat" w:cs="Times New Roman"/>
+          <w:sz w:val="24"/>
+          <w:szCs w:val="24"/>
+        </w:rPr>
+      </w:pPr>
+      <w:r>
+        <w:rPr>
+          <w:rFonts w:ascii="Montserrat" w:hAnsi="Montserrat" w:cs="Times New Roman"/>
           <w:sz w:val="24"/>
           <w:szCs w:val="24"/>
         </w:rPr>
@@ -1700,14 +1693,14 @@
         <w:spacing w:after="0" w:line="360" w:lineRule="auto"/>
         <w:jc w:val="both"/>
         <w:rPr>
-          <w:rFonts w:ascii="Times New Roman" w:hAnsi="Times New Roman" w:cs="Times New Roman"/>
-          <w:sz w:val="24"/>
-          <w:szCs w:val="24"/>
-        </w:rPr>
-      </w:pPr>
-      <w:r>
-        <w:rPr>
-          <w:rFonts w:ascii="Times New Roman" w:hAnsi="Times New Roman" w:cs="Times New Roman"/>
+          <w:rFonts w:ascii="Montserrat" w:hAnsi="Montserrat" w:cs="Times New Roman"/>
+          <w:sz w:val="24"/>
+          <w:szCs w:val="24"/>
+        </w:rPr>
+      </w:pPr>
+      <w:r>
+        <w:rPr>
+          <w:rFonts w:ascii="Montserrat" w:hAnsi="Montserrat" w:cs="Times New Roman"/>
           <w:sz w:val="24"/>
           <w:szCs w:val="24"/>
         </w:rPr>
@@ -1720,14 +1713,14 @@
         <w:spacing w:after="0" w:line="360" w:lineRule="auto"/>
         <w:jc w:val="both"/>
         <w:rPr>
-          <w:rFonts w:ascii="Times New Roman" w:hAnsi="Times New Roman" w:cs="Times New Roman"/>
-          <w:sz w:val="24"/>
-          <w:szCs w:val="24"/>
-        </w:rPr>
-      </w:pPr>
-      <w:r>
-        <w:rPr>
-          <w:rFonts w:ascii="Times New Roman" w:hAnsi="Times New Roman" w:cs="Times New Roman"/>
+          <w:rFonts w:ascii="Montserrat" w:hAnsi="Montserrat" w:cs="Times New Roman"/>
+          <w:sz w:val="24"/>
+          <w:szCs w:val="24"/>
+        </w:rPr>
+      </w:pPr>
+      <w:r>
+        <w:rPr>
+          <w:rFonts w:ascii="Montserrat" w:hAnsi="Montserrat" w:cs="Times New Roman"/>
           <w:sz w:val="24"/>
           <w:szCs w:val="24"/>
         </w:rPr>
@@ -1740,14 +1733,14 @@
         <w:spacing w:after="0" w:line="360" w:lineRule="auto"/>
         <w:jc w:val="both"/>
         <w:rPr>
-          <w:rFonts w:ascii="Times New Roman" w:hAnsi="Times New Roman" w:cs="Times New Roman"/>
-          <w:sz w:val="24"/>
-          <w:szCs w:val="24"/>
-        </w:rPr>
-      </w:pPr>
-      <w:r>
-        <w:rPr>
-          <w:rFonts w:ascii="Times New Roman" w:hAnsi="Times New Roman" w:cs="Times New Roman"/>
+          <w:rFonts w:ascii="Montserrat" w:hAnsi="Montserrat" w:cs="Times New Roman"/>
+          <w:sz w:val="24"/>
+          <w:szCs w:val="24"/>
+        </w:rPr>
+      </w:pPr>
+      <w:r>
+        <w:rPr>
+          <w:rFonts w:ascii="Montserrat" w:hAnsi="Montserrat" w:cs="Times New Roman"/>
           <w:sz w:val="24"/>
           <w:szCs w:val="24"/>
         </w:rPr>
@@ -1760,14 +1753,14 @@
         <w:spacing w:after="0" w:line="360" w:lineRule="auto"/>
         <w:jc w:val="both"/>
         <w:rPr>
-          <w:rFonts w:ascii="Times New Roman" w:hAnsi="Times New Roman" w:cs="Times New Roman"/>
-          <w:sz w:val="24"/>
-          <w:szCs w:val="24"/>
-        </w:rPr>
-      </w:pPr>
-      <w:r>
-        <w:rPr>
-          <w:rFonts w:ascii="Times New Roman" w:hAnsi="Times New Roman" w:cs="Times New Roman"/>
+          <w:rFonts w:ascii="Montserrat" w:hAnsi="Montserrat" w:cs="Times New Roman"/>
+          <w:sz w:val="24"/>
+          <w:szCs w:val="24"/>
+        </w:rPr>
+      </w:pPr>
+      <w:r>
+        <w:rPr>
+          <w:rFonts w:ascii="Montserrat" w:hAnsi="Montserrat" w:cs="Times New Roman"/>
           <w:sz w:val="24"/>
           <w:szCs w:val="24"/>
         </w:rPr>
@@ -1780,14 +1773,14 @@
         <w:spacing w:after="0" w:line="360" w:lineRule="auto"/>
         <w:jc w:val="both"/>
         <w:rPr>
-          <w:rFonts w:ascii="Times New Roman" w:hAnsi="Times New Roman" w:cs="Times New Roman"/>
-          <w:sz w:val="24"/>
-          <w:szCs w:val="24"/>
-        </w:rPr>
-      </w:pPr>
-      <w:r>
-        <w:rPr>
-          <w:rFonts w:ascii="Times New Roman" w:hAnsi="Times New Roman" w:cs="Times New Roman"/>
+          <w:rFonts w:ascii="Montserrat" w:hAnsi="Montserrat" w:cs="Times New Roman"/>
+          <w:sz w:val="24"/>
+          <w:szCs w:val="24"/>
+        </w:rPr>
+      </w:pPr>
+      <w:r>
+        <w:rPr>
+          <w:rFonts w:ascii="Montserrat" w:hAnsi="Montserrat" w:cs="Times New Roman"/>
           <w:sz w:val="24"/>
           <w:szCs w:val="24"/>
         </w:rPr>
@@ -1800,49 +1793,49 @@
         <w:spacing w:after="0" w:line="360" w:lineRule="auto"/>
         <w:jc w:val="both"/>
         <w:rPr>
-          <w:rFonts w:ascii="Times New Roman" w:hAnsi="Times New Roman" w:cs="Times New Roman"/>
-          <w:sz w:val="24"/>
-          <w:szCs w:val="24"/>
-        </w:rPr>
-      </w:pPr>
-      <w:r>
-        <w:rPr>
-          <w:rFonts w:ascii="Times New Roman" w:hAnsi="Times New Roman" w:cs="Times New Roman"/>
-          <w:sz w:val="24"/>
-          <w:szCs w:val="24"/>
-        </w:rPr>
-        <w:tab/>
-      </w:r>
-      <w:r>
-        <w:rPr>
-          <w:rFonts w:ascii="Times New Roman" w:hAnsi="Times New Roman" w:cs="Times New Roman"/>
-          <w:sz w:val="24"/>
-          <w:szCs w:val="24"/>
-        </w:rPr>
-        <w:tab/>
-      </w:r>
-      <w:r>
-        <w:rPr>
-          <w:rFonts w:ascii="Times New Roman" w:hAnsi="Times New Roman" w:cs="Times New Roman"/>
-          <w:sz w:val="24"/>
-          <w:szCs w:val="24"/>
-        </w:rPr>
-        <w:tab/>
-      </w:r>
-    </w:p>
-    <w:p>
-      <w:pPr>
-        <w:spacing w:after="0" w:line="360" w:lineRule="auto"/>
-        <w:jc w:val="both"/>
-        <w:rPr>
-          <w:rFonts w:ascii="Times New Roman" w:hAnsi="Times New Roman" w:cs="Times New Roman"/>
-          <w:sz w:val="24"/>
-          <w:szCs w:val="24"/>
-        </w:rPr>
-      </w:pPr>
-      <w:r>
-        <w:rPr>
-          <w:rFonts w:ascii="Times New Roman" w:hAnsi="Times New Roman" w:cs="Times New Roman"/>
+          <w:rFonts w:ascii="Montserrat" w:hAnsi="Montserrat" w:cs="Times New Roman"/>
+          <w:sz w:val="24"/>
+          <w:szCs w:val="24"/>
+        </w:rPr>
+      </w:pPr>
+      <w:r>
+        <w:rPr>
+          <w:rFonts w:ascii="Montserrat" w:hAnsi="Montserrat" w:cs="Times New Roman"/>
+          <w:sz w:val="24"/>
+          <w:szCs w:val="24"/>
+        </w:rPr>
+        <w:tab/>
+      </w:r>
+      <w:r>
+        <w:rPr>
+          <w:rFonts w:ascii="Montserrat" w:hAnsi="Montserrat" w:cs="Times New Roman"/>
+          <w:sz w:val="24"/>
+          <w:szCs w:val="24"/>
+        </w:rPr>
+        <w:tab/>
+      </w:r>
+      <w:r>
+        <w:rPr>
+          <w:rFonts w:ascii="Montserrat" w:hAnsi="Montserrat" w:cs="Times New Roman"/>
+          <w:sz w:val="24"/>
+          <w:szCs w:val="24"/>
+        </w:rPr>
+        <w:tab/>
+      </w:r>
+    </w:p>
+    <w:p>
+      <w:pPr>
+        <w:spacing w:after="0" w:line="360" w:lineRule="auto"/>
+        <w:jc w:val="both"/>
+        <w:rPr>
+          <w:rFonts w:ascii="Montserrat" w:hAnsi="Montserrat" w:cs="Times New Roman"/>
+          <w:sz w:val="24"/>
+          <w:szCs w:val="24"/>
+        </w:rPr>
+      </w:pPr>
+      <w:r>
+        <w:rPr>
+          <w:rFonts w:ascii="Montserrat" w:hAnsi="Montserrat" w:cs="Times New Roman"/>
           <w:sz w:val="24"/>
           <w:szCs w:val="24"/>
         </w:rPr>
@@ -1850,7 +1843,7 @@
       </w:r>
       <w:r>
         <w:rPr>
-          <w:rFonts w:ascii="Times New Roman" w:hAnsi="Times New Roman" w:cs="Times New Roman"/>
+          <w:rFonts w:ascii="Montserrat" w:hAnsi="Montserrat" w:cs="Times New Roman"/>
           <w:i/>
           <w:sz w:val="24"/>
           <w:szCs w:val="24"/>
@@ -1859,35 +1852,26 @@
       </w:r>
       <w:r>
         <w:rPr>
-          <w:rFonts w:ascii="Times New Roman" w:hAnsi="Times New Roman" w:cs="Times New Roman"/>
-          <w:sz w:val="24"/>
-          <w:szCs w:val="24"/>
-        </w:rPr>
-        <w:t xml:space="preserve"> was a massive piece of architecture, but it did not even approach the hundred plus stories of a terran arcology. It’s nine vaulting levels, and loosely woven structure allowed rain to penetrate to ground level in front of the annex. Thanks to Avon’s unerring instinct, the three of them had reached the public baths unnoticed. Dane cursed under his breath when he saw his officers gathered in the foyer talking to native authorities. He had forgotten that a native physician had been summoned during the confusion. On arriving, confronted with a bath full of blood, she had no doubt immediately summoned what </w:t>
-      </w:r>
-      <w:r>
-        <w:rPr>
-          <w:rFonts w:ascii="Times New Roman" w:hAnsi="Times New Roman" w:cs="Times New Roman"/>
-          <w:sz w:val="24"/>
-          <w:szCs w:val="24"/>
-        </w:rPr>
-        <w:lastRenderedPageBreak/>
-        <w:t xml:space="preserve">passed here for the police. He gave Linda orders to sneak Avon into their group and watch over her, while he approached the man in charge. </w:t>
-      </w:r>
-    </w:p>
-    <w:p>
-      <w:pPr>
-        <w:spacing w:after="0" w:line="360" w:lineRule="auto"/>
-        <w:jc w:val="both"/>
-        <w:rPr>
-          <w:rFonts w:ascii="Times New Roman" w:hAnsi="Times New Roman" w:cs="Times New Roman"/>
-          <w:sz w:val="24"/>
-          <w:szCs w:val="24"/>
-        </w:rPr>
-      </w:pPr>
-      <w:r>
-        <w:rPr>
-          <w:rFonts w:ascii="Times New Roman" w:hAnsi="Times New Roman" w:cs="Times New Roman"/>
+          <w:rFonts w:ascii="Montserrat" w:hAnsi="Montserrat" w:cs="Times New Roman"/>
+          <w:sz w:val="24"/>
+          <w:szCs w:val="24"/>
+        </w:rPr>
+        <w:t xml:space="preserve"> was a massive piece of architecture, but it did not even approach the hundred plus stories of a terran arcology. It’s nine vaulting levels, and loosely woven structure allowed rain to penetrate to ground level in front of the annex. Thanks to Avon’s unerring instinct, the three of them had reached the public baths unnoticed. Dane cursed under his breath when he saw his officers gathered in the foyer talking to native authorities. He had forgotten that a native physician had been summoned during the confusion. On arriving, confronted with a bath full of blood, she had no doubt immediately summoned what passed here for the police. He gave Linda orders to sneak Avon into their group and watch over her, while he approached the man in charge. </w:t>
+      </w:r>
+    </w:p>
+    <w:p>
+      <w:pPr>
+        <w:spacing w:after="0" w:line="360" w:lineRule="auto"/>
+        <w:jc w:val="both"/>
+        <w:rPr>
+          <w:rFonts w:ascii="Montserrat" w:hAnsi="Montserrat" w:cs="Times New Roman"/>
+          <w:sz w:val="24"/>
+          <w:szCs w:val="24"/>
+        </w:rPr>
+      </w:pPr>
+      <w:r>
+        <w:rPr>
+          <w:rFonts w:ascii="Montserrat" w:hAnsi="Montserrat" w:cs="Times New Roman"/>
           <w:sz w:val="24"/>
           <w:szCs w:val="24"/>
         </w:rPr>
@@ -1896,7 +1880,7 @@
       </w:r>
       <w:r>
         <w:rPr>
-          <w:rFonts w:ascii="Times New Roman" w:hAnsi="Times New Roman" w:cs="Times New Roman"/>
+          <w:rFonts w:ascii="Montserrat" w:hAnsi="Montserrat" w:cs="Times New Roman"/>
           <w:i/>
           <w:sz w:val="24"/>
           <w:szCs w:val="24"/>
@@ -1905,7 +1889,7 @@
       </w:r>
       <w:r>
         <w:rPr>
-          <w:rFonts w:ascii="Times New Roman" w:hAnsi="Times New Roman" w:cs="Times New Roman"/>
+          <w:rFonts w:ascii="Montserrat" w:hAnsi="Montserrat" w:cs="Times New Roman"/>
           <w:sz w:val="24"/>
           <w:szCs w:val="24"/>
         </w:rPr>
@@ -1917,14 +1901,14 @@
         <w:spacing w:after="0" w:line="360" w:lineRule="auto"/>
         <w:jc w:val="both"/>
         <w:rPr>
-          <w:rFonts w:ascii="Times New Roman" w:hAnsi="Times New Roman" w:cs="Times New Roman"/>
-          <w:sz w:val="24"/>
-          <w:szCs w:val="24"/>
-        </w:rPr>
-      </w:pPr>
-      <w:r>
-        <w:rPr>
-          <w:rFonts w:ascii="Times New Roman" w:hAnsi="Times New Roman" w:cs="Times New Roman"/>
+          <w:rFonts w:ascii="Montserrat" w:hAnsi="Montserrat" w:cs="Times New Roman"/>
+          <w:sz w:val="24"/>
+          <w:szCs w:val="24"/>
+        </w:rPr>
+      </w:pPr>
+      <w:r>
+        <w:rPr>
+          <w:rFonts w:ascii="Montserrat" w:hAnsi="Montserrat" w:cs="Times New Roman"/>
           <w:sz w:val="24"/>
           <w:szCs w:val="24"/>
         </w:rPr>
@@ -1933,7 +1917,7 @@
       </w:r>
       <w:r>
         <w:rPr>
-          <w:rFonts w:ascii="Times New Roman" w:hAnsi="Times New Roman" w:cs="Times New Roman"/>
+          <w:rFonts w:ascii="Montserrat" w:hAnsi="Montserrat" w:cs="Times New Roman"/>
           <w:i/>
           <w:sz w:val="24"/>
           <w:szCs w:val="24"/>
@@ -1942,7 +1926,7 @@
       </w:r>
       <w:r>
         <w:rPr>
-          <w:rFonts w:ascii="Times New Roman" w:hAnsi="Times New Roman" w:cs="Times New Roman"/>
+          <w:rFonts w:ascii="Montserrat" w:hAnsi="Montserrat" w:cs="Times New Roman"/>
           <w:sz w:val="24"/>
           <w:szCs w:val="24"/>
         </w:rPr>
@@ -1954,14 +1938,14 @@
         <w:spacing w:after="0" w:line="360" w:lineRule="auto"/>
         <w:jc w:val="both"/>
         <w:rPr>
-          <w:rFonts w:ascii="Times New Roman" w:hAnsi="Times New Roman" w:cs="Times New Roman"/>
-          <w:sz w:val="24"/>
-          <w:szCs w:val="24"/>
-        </w:rPr>
-      </w:pPr>
-      <w:r>
-        <w:rPr>
-          <w:rFonts w:ascii="Times New Roman" w:hAnsi="Times New Roman" w:cs="Times New Roman"/>
+          <w:rFonts w:ascii="Montserrat" w:hAnsi="Montserrat" w:cs="Times New Roman"/>
+          <w:sz w:val="24"/>
+          <w:szCs w:val="24"/>
+        </w:rPr>
+      </w:pPr>
+      <w:r>
+        <w:rPr>
+          <w:rFonts w:ascii="Montserrat" w:hAnsi="Montserrat" w:cs="Times New Roman"/>
           <w:sz w:val="24"/>
           <w:szCs w:val="24"/>
         </w:rPr>
@@ -1970,7 +1954,7 @@
       </w:r>
       <w:r>
         <w:rPr>
-          <w:rFonts w:ascii="Times New Roman" w:hAnsi="Times New Roman" w:cs="Times New Roman"/>
+          <w:rFonts w:ascii="Montserrat" w:hAnsi="Montserrat" w:cs="Times New Roman"/>
           <w:i/>
           <w:sz w:val="24"/>
           <w:szCs w:val="24"/>
@@ -1979,7 +1963,7 @@
       </w:r>
       <w:r>
         <w:rPr>
-          <w:rFonts w:ascii="Times New Roman" w:hAnsi="Times New Roman" w:cs="Times New Roman"/>
+          <w:rFonts w:ascii="Montserrat" w:hAnsi="Montserrat" w:cs="Times New Roman"/>
           <w:sz w:val="24"/>
           <w:szCs w:val="24"/>
         </w:rPr>
@@ -1987,7 +1971,7 @@
       </w:r>
       <w:r>
         <w:rPr>
-          <w:rFonts w:ascii="Times New Roman" w:hAnsi="Times New Roman" w:cs="Times New Roman"/>
+          <w:rFonts w:ascii="Montserrat" w:hAnsi="Montserrat" w:cs="Times New Roman"/>
           <w:i/>
           <w:sz w:val="24"/>
           <w:szCs w:val="24"/>
@@ -1996,7 +1980,7 @@
       </w:r>
       <w:r>
         <w:rPr>
-          <w:rFonts w:ascii="Times New Roman" w:hAnsi="Times New Roman" w:cs="Times New Roman"/>
+          <w:rFonts w:ascii="Montserrat" w:hAnsi="Montserrat" w:cs="Times New Roman"/>
           <w:sz w:val="24"/>
           <w:szCs w:val="24"/>
         </w:rPr>
@@ -2004,7 +1988,7 @@
       </w:r>
       <w:r>
         <w:rPr>
-          <w:rFonts w:ascii="Times New Roman" w:hAnsi="Times New Roman" w:cs="Times New Roman"/>
+          <w:rFonts w:ascii="Montserrat" w:hAnsi="Montserrat" w:cs="Times New Roman"/>
           <w:i/>
           <w:sz w:val="24"/>
           <w:szCs w:val="24"/>
@@ -2013,7 +1997,7 @@
       </w:r>
       <w:r>
         <w:rPr>
-          <w:rFonts w:ascii="Times New Roman" w:hAnsi="Times New Roman" w:cs="Times New Roman"/>
+          <w:rFonts w:ascii="Montserrat" w:hAnsi="Montserrat" w:cs="Times New Roman"/>
           <w:sz w:val="24"/>
           <w:szCs w:val="24"/>
         </w:rPr>
@@ -2021,7 +2005,7 @@
       </w:r>
       <w:r>
         <w:rPr>
-          <w:rFonts w:ascii="Times New Roman" w:hAnsi="Times New Roman" w:cs="Times New Roman"/>
+          <w:rFonts w:ascii="Montserrat" w:hAnsi="Montserrat" w:cs="Times New Roman"/>
           <w:i/>
           <w:sz w:val="24"/>
           <w:szCs w:val="24"/>
@@ -2030,7 +2014,7 @@
       </w:r>
       <w:r>
         <w:rPr>
-          <w:rFonts w:ascii="Times New Roman" w:hAnsi="Times New Roman" w:cs="Times New Roman"/>
+          <w:rFonts w:ascii="Montserrat" w:hAnsi="Montserrat" w:cs="Times New Roman"/>
           <w:sz w:val="24"/>
           <w:szCs w:val="24"/>
         </w:rPr>
@@ -2042,14 +2026,14 @@
         <w:spacing w:after="0" w:line="360" w:lineRule="auto"/>
         <w:jc w:val="both"/>
         <w:rPr>
-          <w:rFonts w:ascii="Times New Roman" w:hAnsi="Times New Roman" w:cs="Times New Roman"/>
-          <w:sz w:val="24"/>
-          <w:szCs w:val="24"/>
-        </w:rPr>
-      </w:pPr>
-      <w:r>
-        <w:rPr>
-          <w:rFonts w:ascii="Times New Roman" w:hAnsi="Times New Roman" w:cs="Times New Roman"/>
+          <w:rFonts w:ascii="Montserrat" w:hAnsi="Montserrat" w:cs="Times New Roman"/>
+          <w:sz w:val="24"/>
+          <w:szCs w:val="24"/>
+        </w:rPr>
+      </w:pPr>
+      <w:r>
+        <w:rPr>
+          <w:rFonts w:ascii="Montserrat" w:hAnsi="Montserrat" w:cs="Times New Roman"/>
           <w:sz w:val="24"/>
           <w:szCs w:val="24"/>
         </w:rPr>
@@ -2058,7 +2042,7 @@
       </w:r>
       <w:r>
         <w:rPr>
-          <w:rFonts w:ascii="Times New Roman" w:hAnsi="Times New Roman" w:cs="Times New Roman"/>
+          <w:rFonts w:ascii="Montserrat" w:hAnsi="Montserrat" w:cs="Times New Roman"/>
           <w:i/>
           <w:sz w:val="24"/>
           <w:szCs w:val="24"/>
@@ -2067,7 +2051,7 @@
       </w:r>
       <w:r>
         <w:rPr>
-          <w:rFonts w:ascii="Times New Roman" w:hAnsi="Times New Roman" w:cs="Times New Roman"/>
+          <w:rFonts w:ascii="Montserrat" w:hAnsi="Montserrat" w:cs="Times New Roman"/>
           <w:sz w:val="24"/>
           <w:szCs w:val="24"/>
         </w:rPr>
@@ -2079,14 +2063,14 @@
         <w:spacing w:after="0" w:line="360" w:lineRule="auto"/>
         <w:jc w:val="both"/>
         <w:rPr>
-          <w:rFonts w:ascii="Times New Roman" w:hAnsi="Times New Roman" w:cs="Times New Roman"/>
-          <w:sz w:val="24"/>
-          <w:szCs w:val="24"/>
-        </w:rPr>
-      </w:pPr>
-      <w:r>
-        <w:rPr>
-          <w:rFonts w:ascii="Times New Roman" w:hAnsi="Times New Roman" w:cs="Times New Roman"/>
+          <w:rFonts w:ascii="Montserrat" w:hAnsi="Montserrat" w:cs="Times New Roman"/>
+          <w:sz w:val="24"/>
+          <w:szCs w:val="24"/>
+        </w:rPr>
+      </w:pPr>
+      <w:r>
+        <w:rPr>
+          <w:rFonts w:ascii="Montserrat" w:hAnsi="Montserrat" w:cs="Times New Roman"/>
           <w:sz w:val="24"/>
           <w:szCs w:val="24"/>
         </w:rPr>
@@ -2095,7 +2079,7 @@
       </w:r>
       <w:r>
         <w:rPr>
-          <w:rFonts w:ascii="Times New Roman" w:hAnsi="Times New Roman" w:cs="Times New Roman"/>
+          <w:rFonts w:ascii="Montserrat" w:hAnsi="Montserrat" w:cs="Times New Roman"/>
           <w:i/>
           <w:sz w:val="24"/>
           <w:szCs w:val="24"/>
@@ -2104,35 +2088,26 @@
       </w:r>
       <w:r>
         <w:rPr>
-          <w:rFonts w:ascii="Times New Roman" w:hAnsi="Times New Roman" w:cs="Times New Roman"/>
-          <w:sz w:val="24"/>
-          <w:szCs w:val="24"/>
-        </w:rPr>
-        <w:t xml:space="preserve">, he announced that he would take them to their rooms, which brought a subdued cheer from the naval officers. After several years in a shipboard environment, none of them was used to the assault of raw weather. Dane ushered his people on, and spared a glance at Avon. She was not looking well. She seemed to be in </w:t>
-      </w:r>
-      <w:r>
-        <w:rPr>
-          <w:rFonts w:ascii="Times New Roman" w:hAnsi="Times New Roman" w:cs="Times New Roman"/>
-          <w:sz w:val="24"/>
-          <w:szCs w:val="24"/>
-        </w:rPr>
-        <w:lastRenderedPageBreak/>
-        <w:t>shock, or autistic withdrawal. At least she responded to Linda’s hand on her elbow, guiding her along. With a gesture to his executive officer, to take his place and distract their guide, he slipped back to check on Avon, and see what he could do to cushion her from the impact of human minds. When he reached her, she simply looked up and said:</w:t>
-      </w:r>
-    </w:p>
-    <w:p>
-      <w:pPr>
-        <w:spacing w:after="0" w:line="360" w:lineRule="auto"/>
-        <w:jc w:val="both"/>
-        <w:rPr>
-          <w:rFonts w:ascii="Times New Roman" w:hAnsi="Times New Roman" w:cs="Times New Roman"/>
-          <w:sz w:val="24"/>
-          <w:szCs w:val="24"/>
-        </w:rPr>
-      </w:pPr>
-      <w:r>
-        <w:rPr>
-          <w:rFonts w:ascii="Times New Roman" w:hAnsi="Times New Roman" w:cs="Times New Roman"/>
+          <w:rFonts w:ascii="Montserrat" w:hAnsi="Montserrat" w:cs="Times New Roman"/>
+          <w:sz w:val="24"/>
+          <w:szCs w:val="24"/>
+        </w:rPr>
+        <w:t>, he announced that he would take them to their rooms, which brought a subdued cheer from the naval officers. After several years in a shipboard environment, none of them was used to the assault of raw weather. Dane ushered his people on, and spared a glance at Avon. She was not looking well. She seemed to be in shock, or autistic withdrawal. At least she responded to Linda’s hand on her elbow, guiding her along. With a gesture to his executive officer, to take his place and distract their guide, he slipped back to check on Avon, and see what he could do to cushion her from the impact of human minds. When he reached her, she simply looked up and said:</w:t>
+      </w:r>
+    </w:p>
+    <w:p>
+      <w:pPr>
+        <w:spacing w:after="0" w:line="360" w:lineRule="auto"/>
+        <w:jc w:val="both"/>
+        <w:rPr>
+          <w:rFonts w:ascii="Montserrat" w:hAnsi="Montserrat" w:cs="Times New Roman"/>
+          <w:sz w:val="24"/>
+          <w:szCs w:val="24"/>
+        </w:rPr>
+      </w:pPr>
+      <w:r>
+        <w:rPr>
+          <w:rFonts w:ascii="Montserrat" w:hAnsi="Montserrat" w:cs="Times New Roman"/>
           <w:sz w:val="24"/>
           <w:szCs w:val="24"/>
         </w:rPr>
@@ -2145,14 +2120,14 @@
         <w:spacing w:after="0" w:line="360" w:lineRule="auto"/>
         <w:jc w:val="both"/>
         <w:rPr>
-          <w:rFonts w:ascii="Times New Roman" w:hAnsi="Times New Roman" w:cs="Times New Roman"/>
-          <w:sz w:val="24"/>
-          <w:szCs w:val="24"/>
-        </w:rPr>
-      </w:pPr>
-      <w:r>
-        <w:rPr>
-          <w:rFonts w:ascii="Times New Roman" w:hAnsi="Times New Roman" w:cs="Times New Roman"/>
+          <w:rFonts w:ascii="Montserrat" w:hAnsi="Montserrat" w:cs="Times New Roman"/>
+          <w:sz w:val="24"/>
+          <w:szCs w:val="24"/>
+        </w:rPr>
+      </w:pPr>
+      <w:r>
+        <w:rPr>
+          <w:rFonts w:ascii="Montserrat" w:hAnsi="Montserrat" w:cs="Times New Roman"/>
           <w:sz w:val="24"/>
           <w:szCs w:val="24"/>
         </w:rPr>
@@ -2165,49 +2140,49 @@
         <w:spacing w:after="0" w:line="360" w:lineRule="auto"/>
         <w:jc w:val="both"/>
         <w:rPr>
-          <w:rFonts w:ascii="Times New Roman" w:hAnsi="Times New Roman" w:cs="Times New Roman"/>
-          <w:sz w:val="24"/>
-          <w:szCs w:val="24"/>
-        </w:rPr>
-      </w:pPr>
-      <w:r>
-        <w:rPr>
-          <w:rFonts w:ascii="Times New Roman" w:hAnsi="Times New Roman" w:cs="Times New Roman"/>
-          <w:sz w:val="24"/>
-          <w:szCs w:val="24"/>
-        </w:rPr>
-        <w:tab/>
-      </w:r>
-      <w:r>
-        <w:rPr>
-          <w:rFonts w:ascii="Times New Roman" w:hAnsi="Times New Roman" w:cs="Times New Roman"/>
-          <w:sz w:val="24"/>
-          <w:szCs w:val="24"/>
-        </w:rPr>
-        <w:tab/>
-      </w:r>
-      <w:r>
-        <w:rPr>
-          <w:rFonts w:ascii="Times New Roman" w:hAnsi="Times New Roman" w:cs="Times New Roman"/>
-          <w:sz w:val="24"/>
-          <w:szCs w:val="24"/>
-        </w:rPr>
-        <w:tab/>
-      </w:r>
-    </w:p>
-    <w:p>
-      <w:pPr>
-        <w:spacing w:after="0" w:line="360" w:lineRule="auto"/>
-        <w:jc w:val="both"/>
-        <w:rPr>
-          <w:rFonts w:ascii="Times New Roman" w:hAnsi="Times New Roman" w:cs="Times New Roman"/>
-          <w:sz w:val="24"/>
-          <w:szCs w:val="24"/>
-        </w:rPr>
-      </w:pPr>
-      <w:r>
-        <w:rPr>
-          <w:rFonts w:ascii="Times New Roman" w:hAnsi="Times New Roman" w:cs="Times New Roman"/>
+          <w:rFonts w:ascii="Montserrat" w:hAnsi="Montserrat" w:cs="Times New Roman"/>
+          <w:sz w:val="24"/>
+          <w:szCs w:val="24"/>
+        </w:rPr>
+      </w:pPr>
+      <w:r>
+        <w:rPr>
+          <w:rFonts w:ascii="Montserrat" w:hAnsi="Montserrat" w:cs="Times New Roman"/>
+          <w:sz w:val="24"/>
+          <w:szCs w:val="24"/>
+        </w:rPr>
+        <w:tab/>
+      </w:r>
+      <w:r>
+        <w:rPr>
+          <w:rFonts w:ascii="Montserrat" w:hAnsi="Montserrat" w:cs="Times New Roman"/>
+          <w:sz w:val="24"/>
+          <w:szCs w:val="24"/>
+        </w:rPr>
+        <w:tab/>
+      </w:r>
+      <w:r>
+        <w:rPr>
+          <w:rFonts w:ascii="Montserrat" w:hAnsi="Montserrat" w:cs="Times New Roman"/>
+          <w:sz w:val="24"/>
+          <w:szCs w:val="24"/>
+        </w:rPr>
+        <w:tab/>
+      </w:r>
+    </w:p>
+    <w:p>
+      <w:pPr>
+        <w:spacing w:after="0" w:line="360" w:lineRule="auto"/>
+        <w:jc w:val="both"/>
+        <w:rPr>
+          <w:rFonts w:ascii="Montserrat" w:hAnsi="Montserrat" w:cs="Times New Roman"/>
+          <w:sz w:val="24"/>
+          <w:szCs w:val="24"/>
+        </w:rPr>
+      </w:pPr>
+      <w:r>
+        <w:rPr>
+          <w:rFonts w:ascii="Montserrat" w:hAnsi="Montserrat" w:cs="Times New Roman"/>
           <w:sz w:val="24"/>
           <w:szCs w:val="24"/>
         </w:rPr>
@@ -2216,7 +2191,7 @@
       </w:r>
       <w:r>
         <w:rPr>
-          <w:rFonts w:ascii="Times New Roman" w:hAnsi="Times New Roman" w:cs="Times New Roman"/>
+          <w:rFonts w:ascii="Montserrat" w:hAnsi="Montserrat" w:cs="Times New Roman"/>
           <w:i/>
           <w:sz w:val="24"/>
           <w:szCs w:val="24"/>
@@ -2225,7 +2200,7 @@
       </w:r>
       <w:r>
         <w:rPr>
-          <w:rFonts w:ascii="Times New Roman" w:hAnsi="Times New Roman" w:cs="Times New Roman"/>
+          <w:rFonts w:ascii="Montserrat" w:hAnsi="Montserrat" w:cs="Times New Roman"/>
           <w:sz w:val="24"/>
           <w:szCs w:val="24"/>
         </w:rPr>
@@ -2237,14 +2212,14 @@
         <w:spacing w:after="0" w:line="360" w:lineRule="auto"/>
         <w:jc w:val="both"/>
         <w:rPr>
-          <w:rFonts w:ascii="Times New Roman" w:hAnsi="Times New Roman" w:cs="Times New Roman"/>
-          <w:sz w:val="24"/>
-          <w:szCs w:val="24"/>
-        </w:rPr>
-      </w:pPr>
-      <w:r>
-        <w:rPr>
-          <w:rFonts w:ascii="Times New Roman" w:hAnsi="Times New Roman" w:cs="Times New Roman"/>
+          <w:rFonts w:ascii="Montserrat" w:hAnsi="Montserrat" w:cs="Times New Roman"/>
+          <w:sz w:val="24"/>
+          <w:szCs w:val="24"/>
+        </w:rPr>
+      </w:pPr>
+      <w:r>
+        <w:rPr>
+          <w:rFonts w:ascii="Montserrat" w:hAnsi="Montserrat" w:cs="Times New Roman"/>
           <w:sz w:val="24"/>
           <w:szCs w:val="24"/>
         </w:rPr>
@@ -2257,14 +2232,14 @@
         <w:spacing w:after="0" w:line="360" w:lineRule="auto"/>
         <w:jc w:val="both"/>
         <w:rPr>
-          <w:rFonts w:ascii="Times New Roman" w:hAnsi="Times New Roman" w:cs="Times New Roman"/>
-          <w:sz w:val="24"/>
-          <w:szCs w:val="24"/>
-        </w:rPr>
-      </w:pPr>
-      <w:r>
-        <w:rPr>
-          <w:rFonts w:ascii="Times New Roman" w:hAnsi="Times New Roman" w:cs="Times New Roman"/>
+          <w:rFonts w:ascii="Montserrat" w:hAnsi="Montserrat" w:cs="Times New Roman"/>
+          <w:sz w:val="24"/>
+          <w:szCs w:val="24"/>
+        </w:rPr>
+      </w:pPr>
+      <w:r>
+        <w:rPr>
+          <w:rFonts w:ascii="Montserrat" w:hAnsi="Montserrat" w:cs="Times New Roman"/>
           <w:sz w:val="24"/>
           <w:szCs w:val="24"/>
         </w:rPr>
@@ -2273,7 +2248,7 @@
       </w:r>
       <w:r>
         <w:rPr>
-          <w:rFonts w:ascii="Times New Roman" w:hAnsi="Times New Roman" w:cs="Times New Roman"/>
+          <w:rFonts w:ascii="Montserrat" w:hAnsi="Montserrat" w:cs="Times New Roman"/>
           <w:i/>
           <w:sz w:val="24"/>
           <w:szCs w:val="24"/>
@@ -2282,7 +2257,7 @@
       </w:r>
       <w:r>
         <w:rPr>
-          <w:rFonts w:ascii="Times New Roman" w:hAnsi="Times New Roman" w:cs="Times New Roman"/>
+          <w:rFonts w:ascii="Montserrat" w:hAnsi="Montserrat" w:cs="Times New Roman"/>
           <w:sz w:val="24"/>
           <w:szCs w:val="24"/>
         </w:rPr>
@@ -2294,43 +2269,34 @@
         <w:spacing w:after="0" w:line="360" w:lineRule="auto"/>
         <w:jc w:val="both"/>
         <w:rPr>
-          <w:rFonts w:ascii="Times New Roman" w:hAnsi="Times New Roman" w:cs="Times New Roman"/>
-          <w:sz w:val="24"/>
-          <w:szCs w:val="24"/>
-        </w:rPr>
-      </w:pPr>
-      <w:r>
-        <w:rPr>
-          <w:rFonts w:ascii="Times New Roman" w:hAnsi="Times New Roman" w:cs="Times New Roman"/>
-          <w:sz w:val="24"/>
-          <w:szCs w:val="24"/>
-        </w:rPr>
-        <w:tab/>
-        <w:t xml:space="preserve">Alt nodded and cocked her head so she could see the shivering red head curled up on the bed. Dane put a hand on her shoulder and moved them both out into the hall. Alt </w:t>
-      </w:r>
-      <w:r>
-        <w:rPr>
-          <w:rFonts w:ascii="Times New Roman" w:hAnsi="Times New Roman" w:cs="Times New Roman"/>
-          <w:sz w:val="24"/>
-          <w:szCs w:val="24"/>
-        </w:rPr>
-        <w:lastRenderedPageBreak/>
-        <w:t>had to inquire, “I heard you tell them she got away. Is there something I should know about?”</w:t>
-      </w:r>
-    </w:p>
-    <w:p>
-      <w:pPr>
-        <w:spacing w:after="0" w:line="360" w:lineRule="auto"/>
-        <w:jc w:val="both"/>
-        <w:rPr>
-          <w:rFonts w:ascii="Times New Roman" w:hAnsi="Times New Roman" w:cs="Times New Roman"/>
-          <w:sz w:val="24"/>
-          <w:szCs w:val="24"/>
-        </w:rPr>
-      </w:pPr>
-      <w:r>
-        <w:rPr>
-          <w:rFonts w:ascii="Times New Roman" w:hAnsi="Times New Roman" w:cs="Times New Roman"/>
+          <w:rFonts w:ascii="Montserrat" w:hAnsi="Montserrat" w:cs="Times New Roman"/>
+          <w:sz w:val="24"/>
+          <w:szCs w:val="24"/>
+        </w:rPr>
+      </w:pPr>
+      <w:r>
+        <w:rPr>
+          <w:rFonts w:ascii="Montserrat" w:hAnsi="Montserrat" w:cs="Times New Roman"/>
+          <w:sz w:val="24"/>
+          <w:szCs w:val="24"/>
+        </w:rPr>
+        <w:tab/>
+        <w:t>Alt nodded and cocked her head so she could see the shivering red head curled up on the bed. Dane put a hand on her shoulder and moved them both out into the hall. Alt had to inquire, “I heard you tell them she got away. Is there something I should know about?”</w:t>
+      </w:r>
+    </w:p>
+    <w:p>
+      <w:pPr>
+        <w:spacing w:after="0" w:line="360" w:lineRule="auto"/>
+        <w:jc w:val="both"/>
+        <w:rPr>
+          <w:rFonts w:ascii="Montserrat" w:hAnsi="Montserrat" w:cs="Times New Roman"/>
+          <w:sz w:val="24"/>
+          <w:szCs w:val="24"/>
+        </w:rPr>
+      </w:pPr>
+      <w:r>
+        <w:rPr>
+          <w:rFonts w:ascii="Montserrat" w:hAnsi="Montserrat" w:cs="Times New Roman"/>
           <w:sz w:val="24"/>
           <w:szCs w:val="24"/>
         </w:rPr>
@@ -2343,14 +2309,14 @@
         <w:spacing w:after="0" w:line="360" w:lineRule="auto"/>
         <w:jc w:val="both"/>
         <w:rPr>
-          <w:rFonts w:ascii="Times New Roman" w:hAnsi="Times New Roman" w:cs="Times New Roman"/>
-          <w:sz w:val="24"/>
-          <w:szCs w:val="24"/>
-        </w:rPr>
-      </w:pPr>
-      <w:r>
-        <w:rPr>
-          <w:rFonts w:ascii="Times New Roman" w:hAnsi="Times New Roman" w:cs="Times New Roman"/>
+          <w:rFonts w:ascii="Montserrat" w:hAnsi="Montserrat" w:cs="Times New Roman"/>
+          <w:sz w:val="24"/>
+          <w:szCs w:val="24"/>
+        </w:rPr>
+      </w:pPr>
+      <w:r>
+        <w:rPr>
+          <w:rFonts w:ascii="Montserrat" w:hAnsi="Montserrat" w:cs="Times New Roman"/>
           <w:sz w:val="24"/>
           <w:szCs w:val="24"/>
         </w:rPr>
@@ -2363,14 +2329,14 @@
         <w:spacing w:after="0" w:line="360" w:lineRule="auto"/>
         <w:jc w:val="both"/>
         <w:rPr>
-          <w:rFonts w:ascii="Times New Roman" w:hAnsi="Times New Roman" w:cs="Times New Roman"/>
-          <w:sz w:val="24"/>
-          <w:szCs w:val="24"/>
-        </w:rPr>
-      </w:pPr>
-      <w:r>
-        <w:rPr>
-          <w:rFonts w:ascii="Times New Roman" w:hAnsi="Times New Roman" w:cs="Times New Roman"/>
+          <w:rFonts w:ascii="Montserrat" w:hAnsi="Montserrat" w:cs="Times New Roman"/>
+          <w:sz w:val="24"/>
+          <w:szCs w:val="24"/>
+        </w:rPr>
+      </w:pPr>
+      <w:r>
+        <w:rPr>
+          <w:rFonts w:ascii="Montserrat" w:hAnsi="Montserrat" w:cs="Times New Roman"/>
           <w:sz w:val="24"/>
           <w:szCs w:val="24"/>
         </w:rPr>
@@ -2383,14 +2349,14 @@
         <w:spacing w:after="0" w:line="360" w:lineRule="auto"/>
         <w:jc w:val="both"/>
         <w:rPr>
-          <w:rFonts w:ascii="Times New Roman" w:hAnsi="Times New Roman" w:cs="Times New Roman"/>
-          <w:sz w:val="24"/>
-          <w:szCs w:val="24"/>
-        </w:rPr>
-      </w:pPr>
-      <w:r>
-        <w:rPr>
-          <w:rFonts w:ascii="Times New Roman" w:hAnsi="Times New Roman" w:cs="Times New Roman"/>
+          <w:rFonts w:ascii="Montserrat" w:hAnsi="Montserrat" w:cs="Times New Roman"/>
+          <w:sz w:val="24"/>
+          <w:szCs w:val="24"/>
+        </w:rPr>
+      </w:pPr>
+      <w:r>
+        <w:rPr>
+          <w:rFonts w:ascii="Montserrat" w:hAnsi="Montserrat" w:cs="Times New Roman"/>
           <w:sz w:val="24"/>
           <w:szCs w:val="24"/>
         </w:rPr>
@@ -2403,14 +2369,14 @@
         <w:spacing w:after="0" w:line="360" w:lineRule="auto"/>
         <w:jc w:val="both"/>
         <w:rPr>
-          <w:rFonts w:ascii="Times New Roman" w:hAnsi="Times New Roman" w:cs="Times New Roman"/>
-          <w:sz w:val="24"/>
-          <w:szCs w:val="24"/>
-        </w:rPr>
-      </w:pPr>
-      <w:r>
-        <w:rPr>
-          <w:rFonts w:ascii="Times New Roman" w:hAnsi="Times New Roman" w:cs="Times New Roman"/>
+          <w:rFonts w:ascii="Montserrat" w:hAnsi="Montserrat" w:cs="Times New Roman"/>
+          <w:sz w:val="24"/>
+          <w:szCs w:val="24"/>
+        </w:rPr>
+      </w:pPr>
+      <w:r>
+        <w:rPr>
+          <w:rFonts w:ascii="Montserrat" w:hAnsi="Montserrat" w:cs="Times New Roman"/>
           <w:sz w:val="24"/>
           <w:szCs w:val="24"/>
         </w:rPr>
@@ -2423,14 +2389,14 @@
         <w:spacing w:after="0" w:line="360" w:lineRule="auto"/>
         <w:jc w:val="both"/>
         <w:rPr>
-          <w:rFonts w:ascii="Times New Roman" w:hAnsi="Times New Roman" w:cs="Times New Roman"/>
-          <w:sz w:val="24"/>
-          <w:szCs w:val="24"/>
-        </w:rPr>
-      </w:pPr>
-      <w:r>
-        <w:rPr>
-          <w:rFonts w:ascii="Times New Roman" w:hAnsi="Times New Roman" w:cs="Times New Roman"/>
+          <w:rFonts w:ascii="Montserrat" w:hAnsi="Montserrat" w:cs="Times New Roman"/>
+          <w:sz w:val="24"/>
+          <w:szCs w:val="24"/>
+        </w:rPr>
+      </w:pPr>
+      <w:r>
+        <w:rPr>
+          <w:rFonts w:ascii="Montserrat" w:hAnsi="Montserrat" w:cs="Times New Roman"/>
           <w:sz w:val="24"/>
           <w:szCs w:val="24"/>
         </w:rPr>
@@ -2443,14 +2409,14 @@
         <w:spacing w:after="0" w:line="360" w:lineRule="auto"/>
         <w:jc w:val="both"/>
         <w:rPr>
-          <w:rFonts w:ascii="Times New Roman" w:hAnsi="Times New Roman" w:cs="Times New Roman"/>
-          <w:sz w:val="24"/>
-          <w:szCs w:val="24"/>
-        </w:rPr>
-      </w:pPr>
-      <w:r>
-        <w:rPr>
-          <w:rFonts w:ascii="Times New Roman" w:hAnsi="Times New Roman" w:cs="Times New Roman"/>
+          <w:rFonts w:ascii="Montserrat" w:hAnsi="Montserrat" w:cs="Times New Roman"/>
+          <w:sz w:val="24"/>
+          <w:szCs w:val="24"/>
+        </w:rPr>
+      </w:pPr>
+      <w:r>
+        <w:rPr>
+          <w:rFonts w:ascii="Montserrat" w:hAnsi="Montserrat" w:cs="Times New Roman"/>
           <w:sz w:val="24"/>
           <w:szCs w:val="24"/>
         </w:rPr>
@@ -2463,18 +2429,17 @@
         <w:spacing w:after="0" w:line="360" w:lineRule="auto"/>
         <w:jc w:val="both"/>
         <w:rPr>
-          <w:rFonts w:ascii="Times New Roman" w:hAnsi="Times New Roman" w:cs="Times New Roman"/>
-          <w:sz w:val="24"/>
-          <w:szCs w:val="24"/>
-        </w:rPr>
-      </w:pPr>
-      <w:r>
-        <w:rPr>
-          <w:rFonts w:ascii="Times New Roman" w:hAnsi="Times New Roman" w:cs="Times New Roman"/>
-          <w:sz w:val="24"/>
-          <w:szCs w:val="24"/>
-        </w:rPr>
-        <w:lastRenderedPageBreak/>
+          <w:rFonts w:ascii="Montserrat" w:hAnsi="Montserrat" w:cs="Times New Roman"/>
+          <w:sz w:val="24"/>
+          <w:szCs w:val="24"/>
+        </w:rPr>
+      </w:pPr>
+      <w:r>
+        <w:rPr>
+          <w:rFonts w:ascii="Montserrat" w:hAnsi="Montserrat" w:cs="Times New Roman"/>
+          <w:sz w:val="24"/>
+          <w:szCs w:val="24"/>
+        </w:rPr>
         <w:tab/>
         <w:t>He admonished her to get some sleep, and excused himself from the room. The rest of the officers were waiting downstairs in the entry, most of them had been spoken to in private, and he was sure of their discretion. Fortunately, few of them really had a clear idea what had happened in the bath. Together, they slipped into the storm cloaks their assigned servants offered , and filed out into the night. By the time they got back, Avon was deep asleep. Rounding up Linda, Rick, Kyle and Alt, and leading them into what seemed to be a drawing room, he laid out the problem before them. They were up late into the waning hours of night discussing the implications of Avon’s existence, and the situation it placed all of them in.</w:t>
       </w:r>
@@ -2484,49 +2449,49 @@
         <w:spacing w:after="0" w:line="360" w:lineRule="auto"/>
         <w:jc w:val="both"/>
         <w:rPr>
-          <w:rFonts w:ascii="Times New Roman" w:hAnsi="Times New Roman" w:cs="Times New Roman"/>
-          <w:sz w:val="24"/>
-          <w:szCs w:val="24"/>
-        </w:rPr>
-      </w:pPr>
-      <w:r>
-        <w:rPr>
-          <w:rFonts w:ascii="Times New Roman" w:hAnsi="Times New Roman" w:cs="Times New Roman"/>
-          <w:sz w:val="24"/>
-          <w:szCs w:val="24"/>
-        </w:rPr>
-        <w:tab/>
-      </w:r>
-      <w:r>
-        <w:rPr>
-          <w:rFonts w:ascii="Times New Roman" w:hAnsi="Times New Roman" w:cs="Times New Roman"/>
-          <w:sz w:val="24"/>
-          <w:szCs w:val="24"/>
-        </w:rPr>
-        <w:tab/>
-      </w:r>
-      <w:r>
-        <w:rPr>
-          <w:rFonts w:ascii="Times New Roman" w:hAnsi="Times New Roman" w:cs="Times New Roman"/>
-          <w:sz w:val="24"/>
-          <w:szCs w:val="24"/>
-        </w:rPr>
-        <w:tab/>
-      </w:r>
-    </w:p>
-    <w:p>
-      <w:pPr>
-        <w:spacing w:after="0" w:line="360" w:lineRule="auto"/>
-        <w:jc w:val="both"/>
-        <w:rPr>
-          <w:rFonts w:ascii="Times New Roman" w:hAnsi="Times New Roman" w:cs="Times New Roman"/>
-          <w:sz w:val="24"/>
-          <w:szCs w:val="24"/>
-        </w:rPr>
-      </w:pPr>
-      <w:r>
-        <w:rPr>
-          <w:rFonts w:ascii="Times New Roman" w:hAnsi="Times New Roman" w:cs="Times New Roman"/>
+          <w:rFonts w:ascii="Montserrat" w:hAnsi="Montserrat" w:cs="Times New Roman"/>
+          <w:sz w:val="24"/>
+          <w:szCs w:val="24"/>
+        </w:rPr>
+      </w:pPr>
+      <w:r>
+        <w:rPr>
+          <w:rFonts w:ascii="Montserrat" w:hAnsi="Montserrat" w:cs="Times New Roman"/>
+          <w:sz w:val="24"/>
+          <w:szCs w:val="24"/>
+        </w:rPr>
+        <w:tab/>
+      </w:r>
+      <w:r>
+        <w:rPr>
+          <w:rFonts w:ascii="Montserrat" w:hAnsi="Montserrat" w:cs="Times New Roman"/>
+          <w:sz w:val="24"/>
+          <w:szCs w:val="24"/>
+        </w:rPr>
+        <w:tab/>
+      </w:r>
+      <w:r>
+        <w:rPr>
+          <w:rFonts w:ascii="Montserrat" w:hAnsi="Montserrat" w:cs="Times New Roman"/>
+          <w:sz w:val="24"/>
+          <w:szCs w:val="24"/>
+        </w:rPr>
+        <w:tab/>
+      </w:r>
+    </w:p>
+    <w:p>
+      <w:pPr>
+        <w:spacing w:after="0" w:line="360" w:lineRule="auto"/>
+        <w:jc w:val="both"/>
+        <w:rPr>
+          <w:rFonts w:ascii="Montserrat" w:hAnsi="Montserrat" w:cs="Times New Roman"/>
+          <w:sz w:val="24"/>
+          <w:szCs w:val="24"/>
+        </w:rPr>
+      </w:pPr>
+      <w:r>
+        <w:rPr>
+          <w:rFonts w:ascii="Montserrat" w:hAnsi="Montserrat" w:cs="Times New Roman"/>
           <w:sz w:val="24"/>
           <w:szCs w:val="24"/>
         </w:rPr>
@@ -2538,14 +2503,14 @@
         <w:spacing w:after="0" w:line="360" w:lineRule="auto"/>
         <w:jc w:val="both"/>
         <w:rPr>
-          <w:rFonts w:ascii="Times New Roman" w:hAnsi="Times New Roman" w:cs="Times New Roman"/>
-          <w:sz w:val="24"/>
-          <w:szCs w:val="24"/>
-        </w:rPr>
-      </w:pPr>
-      <w:r>
-        <w:rPr>
-          <w:rFonts w:ascii="Times New Roman" w:hAnsi="Times New Roman" w:cs="Times New Roman"/>
+          <w:rFonts w:ascii="Montserrat" w:hAnsi="Montserrat" w:cs="Times New Roman"/>
+          <w:sz w:val="24"/>
+          <w:szCs w:val="24"/>
+        </w:rPr>
+      </w:pPr>
+      <w:r>
+        <w:rPr>
+          <w:rFonts w:ascii="Montserrat" w:hAnsi="Montserrat" w:cs="Times New Roman"/>
           <w:sz w:val="24"/>
           <w:szCs w:val="24"/>
         </w:rPr>
@@ -2558,14 +2523,14 @@
         <w:spacing w:after="0" w:line="360" w:lineRule="auto"/>
         <w:jc w:val="both"/>
         <w:rPr>
-          <w:rFonts w:ascii="Times New Roman" w:hAnsi="Times New Roman" w:cs="Times New Roman"/>
-          <w:sz w:val="24"/>
-          <w:szCs w:val="24"/>
-        </w:rPr>
-      </w:pPr>
-      <w:r>
-        <w:rPr>
-          <w:rFonts w:ascii="Times New Roman" w:hAnsi="Times New Roman" w:cs="Times New Roman"/>
+          <w:rFonts w:ascii="Montserrat" w:hAnsi="Montserrat" w:cs="Times New Roman"/>
+          <w:sz w:val="24"/>
+          <w:szCs w:val="24"/>
+        </w:rPr>
+      </w:pPr>
+      <w:r>
+        <w:rPr>
+          <w:rFonts w:ascii="Montserrat" w:hAnsi="Montserrat" w:cs="Times New Roman"/>
           <w:sz w:val="24"/>
           <w:szCs w:val="24"/>
         </w:rPr>
@@ -2578,43 +2543,34 @@
         <w:spacing w:after="0" w:line="360" w:lineRule="auto"/>
         <w:jc w:val="both"/>
         <w:rPr>
-          <w:rFonts w:ascii="Times New Roman" w:hAnsi="Times New Roman" w:cs="Times New Roman"/>
-          <w:sz w:val="24"/>
-          <w:szCs w:val="24"/>
-        </w:rPr>
-      </w:pPr>
-      <w:r>
-        <w:rPr>
-          <w:rFonts w:ascii="Times New Roman" w:hAnsi="Times New Roman" w:cs="Times New Roman"/>
-          <w:sz w:val="24"/>
-          <w:szCs w:val="24"/>
-        </w:rPr>
-        <w:tab/>
-        <w:t xml:space="preserve">Her mouth framed the strongest word of denial known to a child—over and over—as her spirit toured a hell within. Her mind stabbed desperately at the barriers between consciousness and sleep. Only a simple shift of mental state and her wounded </w:t>
-      </w:r>
-      <w:r>
-        <w:rPr>
-          <w:rFonts w:ascii="Times New Roman" w:hAnsi="Times New Roman" w:cs="Times New Roman"/>
-          <w:sz w:val="24"/>
-          <w:szCs w:val="24"/>
-        </w:rPr>
-        <w:lastRenderedPageBreak/>
-        <w:t>soul would be safe. Rescued, from the ghosts of memories painful enough to shatter her. Saved, from a horror so harsh it cracked the discipline of a mind strong enough to pry between dimensions.</w:t>
-      </w:r>
-    </w:p>
-    <w:p>
-      <w:pPr>
-        <w:spacing w:after="0" w:line="360" w:lineRule="auto"/>
-        <w:jc w:val="both"/>
-        <w:rPr>
-          <w:rFonts w:ascii="Times New Roman" w:hAnsi="Times New Roman" w:cs="Times New Roman"/>
-          <w:sz w:val="24"/>
-          <w:szCs w:val="24"/>
-        </w:rPr>
-      </w:pPr>
-      <w:r>
-        <w:rPr>
-          <w:rFonts w:ascii="Times New Roman" w:hAnsi="Times New Roman" w:cs="Times New Roman"/>
+          <w:rFonts w:ascii="Montserrat" w:hAnsi="Montserrat" w:cs="Times New Roman"/>
+          <w:sz w:val="24"/>
+          <w:szCs w:val="24"/>
+        </w:rPr>
+      </w:pPr>
+      <w:r>
+        <w:rPr>
+          <w:rFonts w:ascii="Montserrat" w:hAnsi="Montserrat" w:cs="Times New Roman"/>
+          <w:sz w:val="24"/>
+          <w:szCs w:val="24"/>
+        </w:rPr>
+        <w:tab/>
+        <w:t>Her mouth framed the strongest word of denial known to a child—over and over—as her spirit toured a hell within. Her mind stabbed desperately at the barriers between consciousness and sleep. Only a simple shift of mental state and her wounded soul would be safe. Rescued, from the ghosts of memories painful enough to shatter her. Saved, from a horror so harsh it cracked the discipline of a mind strong enough to pry between dimensions.</w:t>
+      </w:r>
+    </w:p>
+    <w:p>
+      <w:pPr>
+        <w:spacing w:after="0" w:line="360" w:lineRule="auto"/>
+        <w:jc w:val="both"/>
+        <w:rPr>
+          <w:rFonts w:ascii="Montserrat" w:hAnsi="Montserrat" w:cs="Times New Roman"/>
+          <w:sz w:val="24"/>
+          <w:szCs w:val="24"/>
+        </w:rPr>
+      </w:pPr>
+      <w:r>
+        <w:rPr>
+          <w:rFonts w:ascii="Montserrat" w:hAnsi="Montserrat" w:cs="Times New Roman"/>
           <w:sz w:val="24"/>
           <w:szCs w:val="24"/>
         </w:rPr>
@@ -2627,14 +2583,14 @@
         <w:spacing w:after="0" w:line="360" w:lineRule="auto"/>
         <w:jc w:val="both"/>
         <w:rPr>
-          <w:rFonts w:ascii="Times New Roman" w:hAnsi="Times New Roman" w:cs="Times New Roman"/>
-          <w:sz w:val="24"/>
-          <w:szCs w:val="24"/>
-        </w:rPr>
-      </w:pPr>
-      <w:r>
-        <w:rPr>
-          <w:rFonts w:ascii="Times New Roman" w:hAnsi="Times New Roman" w:cs="Times New Roman"/>
+          <w:rFonts w:ascii="Montserrat" w:hAnsi="Montserrat" w:cs="Times New Roman"/>
+          <w:sz w:val="24"/>
+          <w:szCs w:val="24"/>
+        </w:rPr>
+      </w:pPr>
+      <w:r>
+        <w:rPr>
+          <w:rFonts w:ascii="Montserrat" w:hAnsi="Montserrat" w:cs="Times New Roman"/>
           <w:sz w:val="24"/>
           <w:szCs w:val="24"/>
         </w:rPr>
@@ -2647,14 +2603,14 @@
         <w:spacing w:after="0" w:line="360" w:lineRule="auto"/>
         <w:jc w:val="both"/>
         <w:rPr>
-          <w:rFonts w:ascii="Times New Roman" w:hAnsi="Times New Roman" w:cs="Times New Roman"/>
-          <w:sz w:val="24"/>
-          <w:szCs w:val="24"/>
-        </w:rPr>
-      </w:pPr>
-      <w:r>
-        <w:rPr>
-          <w:rFonts w:ascii="Times New Roman" w:hAnsi="Times New Roman" w:cs="Times New Roman"/>
+          <w:rFonts w:ascii="Montserrat" w:hAnsi="Montserrat" w:cs="Times New Roman"/>
+          <w:sz w:val="24"/>
+          <w:szCs w:val="24"/>
+        </w:rPr>
+      </w:pPr>
+      <w:r>
+        <w:rPr>
+          <w:rFonts w:ascii="Montserrat" w:hAnsi="Montserrat" w:cs="Times New Roman"/>
           <w:sz w:val="24"/>
           <w:szCs w:val="24"/>
         </w:rPr>
@@ -2667,14 +2623,14 @@
         <w:spacing w:after="0" w:line="360" w:lineRule="auto"/>
         <w:jc w:val="both"/>
         <w:rPr>
-          <w:rFonts w:ascii="Times New Roman" w:hAnsi="Times New Roman" w:cs="Times New Roman"/>
-          <w:sz w:val="24"/>
-          <w:szCs w:val="24"/>
-        </w:rPr>
-      </w:pPr>
-      <w:r>
-        <w:rPr>
-          <w:rFonts w:ascii="Times New Roman" w:hAnsi="Times New Roman" w:cs="Times New Roman"/>
+          <w:rFonts w:ascii="Montserrat" w:hAnsi="Montserrat" w:cs="Times New Roman"/>
+          <w:sz w:val="24"/>
+          <w:szCs w:val="24"/>
+        </w:rPr>
+      </w:pPr>
+      <w:r>
+        <w:rPr>
+          <w:rFonts w:ascii="Montserrat" w:hAnsi="Montserrat" w:cs="Times New Roman"/>
           <w:sz w:val="24"/>
           <w:szCs w:val="24"/>
         </w:rPr>
@@ -2687,14 +2643,14 @@
         <w:spacing w:after="0" w:line="360" w:lineRule="auto"/>
         <w:jc w:val="both"/>
         <w:rPr>
-          <w:rFonts w:ascii="Times New Roman" w:hAnsi="Times New Roman" w:cs="Times New Roman"/>
-          <w:sz w:val="24"/>
-          <w:szCs w:val="24"/>
-        </w:rPr>
-      </w:pPr>
-      <w:r>
-        <w:rPr>
-          <w:rFonts w:ascii="Times New Roman" w:hAnsi="Times New Roman" w:cs="Times New Roman"/>
+          <w:rFonts w:ascii="Montserrat" w:hAnsi="Montserrat" w:cs="Times New Roman"/>
+          <w:sz w:val="24"/>
+          <w:szCs w:val="24"/>
+        </w:rPr>
+      </w:pPr>
+      <w:r>
+        <w:rPr>
+          <w:rFonts w:ascii="Montserrat" w:hAnsi="Montserrat" w:cs="Times New Roman"/>
           <w:sz w:val="24"/>
           <w:szCs w:val="24"/>
         </w:rPr>
@@ -2703,7 +2659,7 @@
       </w:r>
       <w:r>
         <w:rPr>
-          <w:rFonts w:ascii="Times New Roman" w:hAnsi="Times New Roman" w:cs="Times New Roman"/>
+          <w:rFonts w:ascii="Montserrat" w:hAnsi="Montserrat" w:cs="Times New Roman"/>
           <w:i/>
           <w:sz w:val="24"/>
           <w:szCs w:val="24"/>
@@ -2712,7 +2668,7 @@
       </w:r>
       <w:r>
         <w:rPr>
-          <w:rFonts w:ascii="Times New Roman" w:hAnsi="Times New Roman" w:cs="Times New Roman"/>
+          <w:rFonts w:ascii="Montserrat" w:hAnsi="Montserrat" w:cs="Times New Roman"/>
           <w:sz w:val="24"/>
           <w:szCs w:val="24"/>
         </w:rPr>
@@ -2724,14 +2680,14 @@
         <w:spacing w:after="0" w:line="360" w:lineRule="auto"/>
         <w:jc w:val="both"/>
         <w:rPr>
-          <w:rFonts w:ascii="Times New Roman" w:hAnsi="Times New Roman" w:cs="Times New Roman"/>
-          <w:sz w:val="24"/>
-          <w:szCs w:val="24"/>
-        </w:rPr>
-      </w:pPr>
-      <w:r>
-        <w:rPr>
-          <w:rFonts w:ascii="Times New Roman" w:hAnsi="Times New Roman" w:cs="Times New Roman"/>
+          <w:rFonts w:ascii="Montserrat" w:hAnsi="Montserrat" w:cs="Times New Roman"/>
+          <w:sz w:val="24"/>
+          <w:szCs w:val="24"/>
+        </w:rPr>
+      </w:pPr>
+      <w:r>
+        <w:rPr>
+          <w:rFonts w:ascii="Montserrat" w:hAnsi="Montserrat" w:cs="Times New Roman"/>
           <w:sz w:val="24"/>
           <w:szCs w:val="24"/>
         </w:rPr>
@@ -2740,7 +2696,7 @@
       </w:r>
       <w:r>
         <w:rPr>
-          <w:rFonts w:ascii="Times New Roman" w:hAnsi="Times New Roman" w:cs="Times New Roman"/>
+          <w:rFonts w:ascii="Montserrat" w:hAnsi="Montserrat" w:cs="Times New Roman"/>
           <w:i/>
           <w:sz w:val="24"/>
           <w:szCs w:val="24"/>
@@ -2749,7 +2705,7 @@
       </w:r>
       <w:r>
         <w:rPr>
-          <w:rFonts w:ascii="Times New Roman" w:hAnsi="Times New Roman" w:cs="Times New Roman"/>
+          <w:rFonts w:ascii="Montserrat" w:hAnsi="Montserrat" w:cs="Times New Roman"/>
           <w:sz w:val="24"/>
           <w:szCs w:val="24"/>
         </w:rPr>
@@ -2757,7 +2713,7 @@
       </w:r>
       <w:r>
         <w:rPr>
-          <w:rFonts w:ascii="Times New Roman" w:hAnsi="Times New Roman" w:cs="Times New Roman"/>
+          <w:rFonts w:ascii="Montserrat" w:hAnsi="Montserrat" w:cs="Times New Roman"/>
           <w:i/>
           <w:sz w:val="24"/>
           <w:szCs w:val="24"/>
@@ -2766,7 +2722,7 @@
       </w:r>
       <w:r>
         <w:rPr>
-          <w:rFonts w:ascii="Times New Roman" w:hAnsi="Times New Roman" w:cs="Times New Roman"/>
+          <w:rFonts w:ascii="Montserrat" w:hAnsi="Montserrat" w:cs="Times New Roman"/>
           <w:sz w:val="24"/>
           <w:szCs w:val="24"/>
         </w:rPr>
@@ -2774,7 +2730,7 @@
       </w:r>
       <w:r>
         <w:rPr>
-          <w:rFonts w:ascii="Times New Roman" w:hAnsi="Times New Roman" w:cs="Times New Roman"/>
+          <w:rFonts w:ascii="Montserrat" w:hAnsi="Montserrat" w:cs="Times New Roman"/>
           <w:i/>
           <w:sz w:val="24"/>
           <w:szCs w:val="24"/>
@@ -2783,35 +2739,26 @@
       </w:r>
       <w:r>
         <w:rPr>
-          <w:rFonts w:ascii="Times New Roman" w:hAnsi="Times New Roman" w:cs="Times New Roman"/>
-          <w:sz w:val="24"/>
-          <w:szCs w:val="24"/>
-        </w:rPr>
-        <w:t xml:space="preserve">With all the energy she could summon, </w:t>
-      </w:r>
-      <w:r>
-        <w:rPr>
-          <w:rFonts w:ascii="Times New Roman" w:hAnsi="Times New Roman" w:cs="Times New Roman"/>
-          <w:sz w:val="24"/>
-          <w:szCs w:val="24"/>
-        </w:rPr>
-        <w:lastRenderedPageBreak/>
-        <w:t xml:space="preserve">she focused on where she was supposed to be, and even more fiercely, who she was supposed to be. </w:t>
-      </w:r>
-    </w:p>
-    <w:p>
-      <w:pPr>
-        <w:spacing w:after="0" w:line="360" w:lineRule="auto"/>
-        <w:jc w:val="both"/>
-        <w:rPr>
-          <w:rFonts w:ascii="Times New Roman" w:hAnsi="Times New Roman" w:cs="Times New Roman"/>
-          <w:sz w:val="24"/>
-          <w:szCs w:val="24"/>
-        </w:rPr>
-      </w:pPr>
-      <w:r>
-        <w:rPr>
-          <w:rFonts w:ascii="Times New Roman" w:hAnsi="Times New Roman" w:cs="Times New Roman"/>
+          <w:rFonts w:ascii="Montserrat" w:hAnsi="Montserrat" w:cs="Times New Roman"/>
+          <w:sz w:val="24"/>
+          <w:szCs w:val="24"/>
+        </w:rPr>
+        <w:t xml:space="preserve">With all the energy she could summon, she focused on where she was supposed to be, and even more fiercely, who she was supposed to be. </w:t>
+      </w:r>
+    </w:p>
+    <w:p>
+      <w:pPr>
+        <w:spacing w:after="0" w:line="360" w:lineRule="auto"/>
+        <w:jc w:val="both"/>
+        <w:rPr>
+          <w:rFonts w:ascii="Montserrat" w:hAnsi="Montserrat" w:cs="Times New Roman"/>
+          <w:sz w:val="24"/>
+          <w:szCs w:val="24"/>
+        </w:rPr>
+      </w:pPr>
+      <w:r>
+        <w:rPr>
+          <w:rFonts w:ascii="Montserrat" w:hAnsi="Montserrat" w:cs="Times New Roman"/>
           <w:sz w:val="24"/>
           <w:szCs w:val="24"/>
         </w:rPr>
@@ -2824,14 +2771,14 @@
         <w:spacing w:after="0" w:line="360" w:lineRule="auto"/>
         <w:jc w:val="both"/>
         <w:rPr>
-          <w:rFonts w:ascii="Times New Roman" w:hAnsi="Times New Roman" w:cs="Times New Roman"/>
-          <w:sz w:val="24"/>
-          <w:szCs w:val="24"/>
-        </w:rPr>
-      </w:pPr>
-      <w:r>
-        <w:rPr>
-          <w:rFonts w:ascii="Times New Roman" w:hAnsi="Times New Roman" w:cs="Times New Roman"/>
+          <w:rFonts w:ascii="Montserrat" w:hAnsi="Montserrat" w:cs="Times New Roman"/>
+          <w:sz w:val="24"/>
+          <w:szCs w:val="24"/>
+        </w:rPr>
+      </w:pPr>
+      <w:r>
+        <w:rPr>
+          <w:rFonts w:ascii="Montserrat" w:hAnsi="Montserrat" w:cs="Times New Roman"/>
           <w:sz w:val="24"/>
           <w:szCs w:val="24"/>
         </w:rPr>
@@ -2844,14 +2791,14 @@
         <w:spacing w:after="0" w:line="360" w:lineRule="auto"/>
         <w:jc w:val="both"/>
         <w:rPr>
-          <w:rFonts w:ascii="Times New Roman" w:hAnsi="Times New Roman" w:cs="Times New Roman"/>
-          <w:sz w:val="24"/>
-          <w:szCs w:val="24"/>
-        </w:rPr>
-      </w:pPr>
-      <w:r>
-        <w:rPr>
-          <w:rFonts w:ascii="Times New Roman" w:hAnsi="Times New Roman" w:cs="Times New Roman"/>
+          <w:rFonts w:ascii="Montserrat" w:hAnsi="Montserrat" w:cs="Times New Roman"/>
+          <w:sz w:val="24"/>
+          <w:szCs w:val="24"/>
+        </w:rPr>
+      </w:pPr>
+      <w:r>
+        <w:rPr>
+          <w:rFonts w:ascii="Montserrat" w:hAnsi="Montserrat" w:cs="Times New Roman"/>
           <w:sz w:val="24"/>
           <w:szCs w:val="24"/>
         </w:rPr>
@@ -2864,7 +2811,7 @@
         <w:spacing w:after="0" w:line="360" w:lineRule="auto"/>
         <w:jc w:val="both"/>
         <w:rPr>
-          <w:rFonts w:ascii="Times New Roman" w:hAnsi="Times New Roman" w:cs="Times New Roman"/>
+          <w:rFonts w:ascii="Montserrat" w:hAnsi="Montserrat" w:cs="Times New Roman"/>
           <w:i/>
           <w:sz w:val="24"/>
           <w:szCs w:val="24"/>
@@ -2872,15 +2819,15 @@
       </w:pPr>
       <w:r>
         <w:rPr>
-          <w:rFonts w:ascii="Times New Roman" w:hAnsi="Times New Roman" w:cs="Times New Roman"/>
-          <w:sz w:val="24"/>
-          <w:szCs w:val="24"/>
-        </w:rPr>
-        <w:tab/>
-      </w:r>
-      <w:r>
-        <w:rPr>
-          <w:rFonts w:ascii="Times New Roman" w:hAnsi="Times New Roman" w:cs="Times New Roman"/>
+          <w:rFonts w:ascii="Montserrat" w:hAnsi="Montserrat" w:cs="Times New Roman"/>
+          <w:sz w:val="24"/>
+          <w:szCs w:val="24"/>
+        </w:rPr>
+        <w:tab/>
+      </w:r>
+      <w:r>
+        <w:rPr>
+          <w:rFonts w:ascii="Montserrat" w:hAnsi="Montserrat" w:cs="Times New Roman"/>
           <w:i/>
           <w:sz w:val="24"/>
           <w:szCs w:val="24"/>
@@ -2889,7 +2836,7 @@
       </w:r>
       <w:r>
         <w:rPr>
-          <w:rFonts w:ascii="Times New Roman" w:hAnsi="Times New Roman" w:cs="Times New Roman"/>
+          <w:rFonts w:ascii="Montserrat" w:hAnsi="Montserrat" w:cs="Times New Roman"/>
           <w:sz w:val="24"/>
           <w:szCs w:val="24"/>
         </w:rPr>
@@ -2897,7 +2844,7 @@
       </w:r>
       <w:r>
         <w:rPr>
-          <w:rFonts w:ascii="Times New Roman" w:hAnsi="Times New Roman" w:cs="Times New Roman"/>
+          <w:rFonts w:ascii="Montserrat" w:hAnsi="Montserrat" w:cs="Times New Roman"/>
           <w:i/>
           <w:sz w:val="24"/>
           <w:szCs w:val="24"/>
@@ -2906,7 +2853,7 @@
       </w:r>
       <w:r>
         <w:rPr>
-          <w:rFonts w:ascii="Times New Roman" w:hAnsi="Times New Roman" w:cs="Times New Roman"/>
+          <w:rFonts w:ascii="Montserrat" w:hAnsi="Montserrat" w:cs="Times New Roman"/>
           <w:sz w:val="24"/>
           <w:szCs w:val="24"/>
         </w:rPr>
@@ -2914,7 +2861,7 @@
       </w:r>
       <w:r>
         <w:rPr>
-          <w:rFonts w:ascii="Times New Roman" w:hAnsi="Times New Roman" w:cs="Times New Roman"/>
+          <w:rFonts w:ascii="Montserrat" w:hAnsi="Montserrat" w:cs="Times New Roman"/>
           <w:i/>
           <w:sz w:val="24"/>
           <w:szCs w:val="24"/>
@@ -2923,7 +2870,7 @@
       </w:r>
       <w:r>
         <w:rPr>
-          <w:rFonts w:ascii="Times New Roman" w:hAnsi="Times New Roman" w:cs="Times New Roman"/>
+          <w:rFonts w:ascii="Montserrat" w:hAnsi="Montserrat" w:cs="Times New Roman"/>
           <w:sz w:val="24"/>
           <w:szCs w:val="24"/>
         </w:rPr>
@@ -2931,7 +2878,7 @@
       </w:r>
       <w:r>
         <w:rPr>
-          <w:rFonts w:ascii="Times New Roman" w:hAnsi="Times New Roman" w:cs="Times New Roman"/>
+          <w:rFonts w:ascii="Montserrat" w:hAnsi="Montserrat" w:cs="Times New Roman"/>
           <w:i/>
           <w:sz w:val="24"/>
           <w:szCs w:val="24"/>
@@ -2944,14 +2891,14 @@
         <w:spacing w:after="0" w:line="360" w:lineRule="auto"/>
         <w:jc w:val="both"/>
         <w:rPr>
-          <w:rFonts w:ascii="Times New Roman" w:hAnsi="Times New Roman" w:cs="Times New Roman"/>
-          <w:sz w:val="24"/>
-          <w:szCs w:val="24"/>
-        </w:rPr>
-      </w:pPr>
-      <w:r>
-        <w:rPr>
-          <w:rFonts w:ascii="Times New Roman" w:hAnsi="Times New Roman" w:cs="Times New Roman"/>
+          <w:rFonts w:ascii="Montserrat" w:hAnsi="Montserrat" w:cs="Times New Roman"/>
+          <w:sz w:val="24"/>
+          <w:szCs w:val="24"/>
+        </w:rPr>
+      </w:pPr>
+      <w:r>
+        <w:rPr>
+          <w:rFonts w:ascii="Montserrat" w:hAnsi="Montserrat" w:cs="Times New Roman"/>
           <w:i/>
           <w:sz w:val="24"/>
           <w:szCs w:val="24"/>
@@ -2965,14 +2912,14 @@
         <w:spacing w:after="0" w:line="360" w:lineRule="auto"/>
         <w:jc w:val="both"/>
         <w:rPr>
-          <w:rFonts w:ascii="Times New Roman" w:hAnsi="Times New Roman" w:cs="Times New Roman"/>
-          <w:sz w:val="24"/>
-          <w:szCs w:val="24"/>
-        </w:rPr>
-      </w:pPr>
-      <w:r>
-        <w:rPr>
-          <w:rFonts w:ascii="Times New Roman" w:hAnsi="Times New Roman" w:cs="Times New Roman"/>
+          <w:rFonts w:ascii="Montserrat" w:hAnsi="Montserrat" w:cs="Times New Roman"/>
+          <w:sz w:val="24"/>
+          <w:szCs w:val="24"/>
+        </w:rPr>
+      </w:pPr>
+      <w:r>
+        <w:rPr>
+          <w:rFonts w:ascii="Montserrat" w:hAnsi="Montserrat" w:cs="Times New Roman"/>
           <w:sz w:val="24"/>
           <w:szCs w:val="24"/>
         </w:rPr>
@@ -2985,51 +2932,42 @@
         <w:spacing w:after="0" w:line="360" w:lineRule="auto"/>
         <w:jc w:val="both"/>
         <w:rPr>
-          <w:rFonts w:ascii="Times New Roman" w:hAnsi="Times New Roman" w:cs="Times New Roman"/>
-          <w:sz w:val="24"/>
-          <w:szCs w:val="24"/>
-        </w:rPr>
-      </w:pPr>
-      <w:r>
-        <w:rPr>
-          <w:rFonts w:ascii="Times New Roman" w:hAnsi="Times New Roman" w:cs="Times New Roman"/>
-          <w:sz w:val="24"/>
-          <w:szCs w:val="24"/>
-        </w:rPr>
-        <w:tab/>
-        <w:t xml:space="preserve">She continued on through the connecting hallway and came out on the balcony overlooking the common room below, and the majesty of the coastal highlands beyond </w:t>
-      </w:r>
-      <w:r>
-        <w:rPr>
-          <w:rFonts w:ascii="Times New Roman" w:hAnsi="Times New Roman" w:cs="Times New Roman"/>
-          <w:sz w:val="24"/>
-          <w:szCs w:val="24"/>
-        </w:rPr>
-        <w:lastRenderedPageBreak/>
-        <w:t xml:space="preserve">the glass walls. She slunk through the dark, gliding down the stairs into room that was once the heart of a home. </w:t>
-      </w:r>
-    </w:p>
-    <w:p>
-      <w:pPr>
-        <w:spacing w:after="0" w:line="360" w:lineRule="auto"/>
-        <w:jc w:val="both"/>
-        <w:rPr>
-          <w:rFonts w:ascii="Times New Roman" w:hAnsi="Times New Roman" w:cs="Times New Roman"/>
-          <w:sz w:val="24"/>
-          <w:szCs w:val="24"/>
-        </w:rPr>
-      </w:pPr>
-      <w:r>
-        <w:rPr>
-          <w:rFonts w:ascii="Times New Roman" w:hAnsi="Times New Roman" w:cs="Times New Roman"/>
-          <w:sz w:val="24"/>
-          <w:szCs w:val="24"/>
-        </w:rPr>
-        <w:tab/>
-      </w:r>
-      <w:r>
-        <w:rPr>
-          <w:rFonts w:ascii="Times New Roman" w:hAnsi="Times New Roman" w:cs="Times New Roman"/>
+          <w:rFonts w:ascii="Montserrat" w:hAnsi="Montserrat" w:cs="Times New Roman"/>
+          <w:sz w:val="24"/>
+          <w:szCs w:val="24"/>
+        </w:rPr>
+      </w:pPr>
+      <w:r>
+        <w:rPr>
+          <w:rFonts w:ascii="Montserrat" w:hAnsi="Montserrat" w:cs="Times New Roman"/>
+          <w:sz w:val="24"/>
+          <w:szCs w:val="24"/>
+        </w:rPr>
+        <w:tab/>
+        <w:t xml:space="preserve">She continued on through the connecting hallway and came out on the balcony overlooking the common room below, and the majesty of the coastal highlands beyond the glass walls. She slunk through the dark, gliding down the stairs into room that was once the heart of a home. </w:t>
+      </w:r>
+    </w:p>
+    <w:p>
+      <w:pPr>
+        <w:spacing w:after="0" w:line="360" w:lineRule="auto"/>
+        <w:jc w:val="both"/>
+        <w:rPr>
+          <w:rFonts w:ascii="Montserrat" w:hAnsi="Montserrat" w:cs="Times New Roman"/>
+          <w:sz w:val="24"/>
+          <w:szCs w:val="24"/>
+        </w:rPr>
+      </w:pPr>
+      <w:r>
+        <w:rPr>
+          <w:rFonts w:ascii="Montserrat" w:hAnsi="Montserrat" w:cs="Times New Roman"/>
+          <w:sz w:val="24"/>
+          <w:szCs w:val="24"/>
+        </w:rPr>
+        <w:tab/>
+      </w:r>
+      <w:r>
+        <w:rPr>
+          <w:rFonts w:ascii="Montserrat" w:hAnsi="Montserrat" w:cs="Times New Roman"/>
           <w:i/>
           <w:sz w:val="24"/>
           <w:szCs w:val="24"/>
@@ -3042,14 +2980,14 @@
         <w:spacing w:after="0" w:line="360" w:lineRule="auto"/>
         <w:jc w:val="both"/>
         <w:rPr>
-          <w:rFonts w:ascii="Times New Roman" w:hAnsi="Times New Roman" w:cs="Times New Roman"/>
-          <w:sz w:val="24"/>
-          <w:szCs w:val="24"/>
-        </w:rPr>
-      </w:pPr>
-      <w:r>
-        <w:rPr>
-          <w:rFonts w:ascii="Times New Roman" w:hAnsi="Times New Roman" w:cs="Times New Roman"/>
+          <w:rFonts w:ascii="Montserrat" w:hAnsi="Montserrat" w:cs="Times New Roman"/>
+          <w:sz w:val="24"/>
+          <w:szCs w:val="24"/>
+        </w:rPr>
+      </w:pPr>
+      <w:r>
+        <w:rPr>
+          <w:rFonts w:ascii="Montserrat" w:hAnsi="Montserrat" w:cs="Times New Roman"/>
           <w:sz w:val="24"/>
           <w:szCs w:val="24"/>
         </w:rPr>
@@ -3058,7 +2996,7 @@
       </w:r>
       <w:r>
         <w:rPr>
-          <w:rFonts w:ascii="Times New Roman" w:hAnsi="Times New Roman" w:cs="Times New Roman"/>
+          <w:rFonts w:ascii="Montserrat" w:hAnsi="Montserrat" w:cs="Times New Roman"/>
           <w:i/>
           <w:sz w:val="24"/>
           <w:szCs w:val="24"/>
@@ -3067,7 +3005,7 @@
       </w:r>
       <w:r>
         <w:rPr>
-          <w:rFonts w:ascii="Times New Roman" w:hAnsi="Times New Roman" w:cs="Times New Roman"/>
+          <w:rFonts w:ascii="Montserrat" w:hAnsi="Montserrat" w:cs="Times New Roman"/>
           <w:sz w:val="24"/>
           <w:szCs w:val="24"/>
         </w:rPr>
@@ -3075,7 +3013,7 @@
       </w:r>
       <w:r>
         <w:rPr>
-          <w:rFonts w:ascii="Times New Roman" w:hAnsi="Times New Roman" w:cs="Times New Roman"/>
+          <w:rFonts w:ascii="Montserrat" w:hAnsi="Montserrat" w:cs="Times New Roman"/>
           <w:i/>
           <w:sz w:val="24"/>
           <w:szCs w:val="24"/>
@@ -3084,7 +3022,7 @@
       </w:r>
       <w:r>
         <w:rPr>
-          <w:rFonts w:ascii="Times New Roman" w:hAnsi="Times New Roman" w:cs="Times New Roman"/>
+          <w:rFonts w:ascii="Montserrat" w:hAnsi="Montserrat" w:cs="Times New Roman"/>
           <w:sz w:val="24"/>
           <w:szCs w:val="24"/>
         </w:rPr>
@@ -3092,7 +3030,7 @@
       </w:r>
       <w:r>
         <w:rPr>
-          <w:rFonts w:ascii="Times New Roman" w:hAnsi="Times New Roman" w:cs="Times New Roman"/>
+          <w:rFonts w:ascii="Montserrat" w:hAnsi="Montserrat" w:cs="Times New Roman"/>
           <w:i/>
           <w:sz w:val="24"/>
           <w:szCs w:val="24"/>
@@ -3101,7 +3039,7 @@
       </w:r>
       <w:r>
         <w:rPr>
-          <w:rFonts w:ascii="Times New Roman" w:hAnsi="Times New Roman" w:cs="Times New Roman"/>
+          <w:rFonts w:ascii="Montserrat" w:hAnsi="Montserrat" w:cs="Times New Roman"/>
           <w:sz w:val="24"/>
           <w:szCs w:val="24"/>
         </w:rPr>
@@ -3113,14 +3051,14 @@
         <w:spacing w:after="0" w:line="360" w:lineRule="auto"/>
         <w:jc w:val="both"/>
         <w:rPr>
-          <w:rFonts w:ascii="Times New Roman" w:hAnsi="Times New Roman" w:cs="Times New Roman"/>
-          <w:sz w:val="24"/>
-          <w:szCs w:val="24"/>
-        </w:rPr>
-      </w:pPr>
-      <w:r>
-        <w:rPr>
-          <w:rFonts w:ascii="Times New Roman" w:hAnsi="Times New Roman" w:cs="Times New Roman"/>
+          <w:rFonts w:ascii="Montserrat" w:hAnsi="Montserrat" w:cs="Times New Roman"/>
+          <w:sz w:val="24"/>
+          <w:szCs w:val="24"/>
+        </w:rPr>
+      </w:pPr>
+      <w:r>
+        <w:rPr>
+          <w:rFonts w:ascii="Montserrat" w:hAnsi="Montserrat" w:cs="Times New Roman"/>
           <w:sz w:val="24"/>
           <w:szCs w:val="24"/>
         </w:rPr>
@@ -3133,14 +3071,14 @@
         <w:spacing w:after="0" w:line="360" w:lineRule="auto"/>
         <w:jc w:val="both"/>
         <w:rPr>
-          <w:rFonts w:ascii="Times New Roman" w:hAnsi="Times New Roman" w:cs="Times New Roman"/>
-          <w:sz w:val="24"/>
-          <w:szCs w:val="24"/>
-        </w:rPr>
-      </w:pPr>
-      <w:r>
-        <w:rPr>
-          <w:rFonts w:ascii="Times New Roman" w:hAnsi="Times New Roman" w:cs="Times New Roman"/>
+          <w:rFonts w:ascii="Montserrat" w:hAnsi="Montserrat" w:cs="Times New Roman"/>
+          <w:sz w:val="24"/>
+          <w:szCs w:val="24"/>
+        </w:rPr>
+      </w:pPr>
+      <w:r>
+        <w:rPr>
+          <w:rFonts w:ascii="Montserrat" w:hAnsi="Montserrat" w:cs="Times New Roman"/>
           <w:sz w:val="24"/>
           <w:szCs w:val="24"/>
         </w:rPr>
@@ -3153,14 +3091,14 @@
         <w:spacing w:after="0" w:line="360" w:lineRule="auto"/>
         <w:jc w:val="both"/>
         <w:rPr>
-          <w:rFonts w:ascii="Times New Roman" w:hAnsi="Times New Roman" w:cs="Times New Roman"/>
-          <w:sz w:val="24"/>
-          <w:szCs w:val="24"/>
-        </w:rPr>
-      </w:pPr>
-      <w:r>
-        <w:rPr>
-          <w:rFonts w:ascii="Times New Roman" w:hAnsi="Times New Roman" w:cs="Times New Roman"/>
+          <w:rFonts w:ascii="Montserrat" w:hAnsi="Montserrat" w:cs="Times New Roman"/>
+          <w:sz w:val="24"/>
+          <w:szCs w:val="24"/>
+        </w:rPr>
+      </w:pPr>
+      <w:r>
+        <w:rPr>
+          <w:rFonts w:ascii="Montserrat" w:hAnsi="Montserrat" w:cs="Times New Roman"/>
           <w:sz w:val="24"/>
           <w:szCs w:val="24"/>
         </w:rPr>
@@ -3173,43 +3111,34 @@
         <w:spacing w:after="0" w:line="360" w:lineRule="auto"/>
         <w:jc w:val="both"/>
         <w:rPr>
-          <w:rFonts w:ascii="Times New Roman" w:hAnsi="Times New Roman" w:cs="Times New Roman"/>
-          <w:sz w:val="24"/>
-          <w:szCs w:val="24"/>
-        </w:rPr>
-      </w:pPr>
-      <w:r>
-        <w:rPr>
-          <w:rFonts w:ascii="Times New Roman" w:hAnsi="Times New Roman" w:cs="Times New Roman"/>
-          <w:sz w:val="24"/>
-          <w:szCs w:val="24"/>
-        </w:rPr>
-        <w:tab/>
-        <w:t xml:space="preserve">There was a music in the motion. The fast beat of her heart and the slower rhythm of her echoing footsteps set a complex tempo. The wind whistled and moaned along the broad arcades, underscored by the rattling hiss of the rain. The crack and grumble of thunder dominated, reaching inside her chest and abdomen to caress her vulnerable parts. </w:t>
-      </w:r>
-      <w:r>
-        <w:rPr>
-          <w:rFonts w:ascii="Times New Roman" w:hAnsi="Times New Roman" w:cs="Times New Roman"/>
-          <w:sz w:val="24"/>
-          <w:szCs w:val="24"/>
-        </w:rPr>
-        <w:lastRenderedPageBreak/>
-        <w:t xml:space="preserve">In the silences between, she heard even the endless passion of the sea, stroking the beaches, and thrusting among crevices and fissures of the rocks. </w:t>
-      </w:r>
-    </w:p>
-    <w:p>
-      <w:pPr>
-        <w:spacing w:after="0" w:line="360" w:lineRule="auto"/>
-        <w:jc w:val="both"/>
-        <w:rPr>
-          <w:rFonts w:ascii="Times New Roman" w:hAnsi="Times New Roman" w:cs="Times New Roman"/>
-          <w:sz w:val="24"/>
-          <w:szCs w:val="24"/>
-        </w:rPr>
-      </w:pPr>
-      <w:r>
-        <w:rPr>
-          <w:rFonts w:ascii="Times New Roman" w:hAnsi="Times New Roman" w:cs="Times New Roman"/>
+          <w:rFonts w:ascii="Montserrat" w:hAnsi="Montserrat" w:cs="Times New Roman"/>
+          <w:sz w:val="24"/>
+          <w:szCs w:val="24"/>
+        </w:rPr>
+      </w:pPr>
+      <w:r>
+        <w:rPr>
+          <w:rFonts w:ascii="Montserrat" w:hAnsi="Montserrat" w:cs="Times New Roman"/>
+          <w:sz w:val="24"/>
+          <w:szCs w:val="24"/>
+        </w:rPr>
+        <w:tab/>
+        <w:t xml:space="preserve">There was a music in the motion. The fast beat of her heart and the slower rhythm of her echoing footsteps set a complex tempo. The wind whistled and moaned along the broad arcades, underscored by the rattling hiss of the rain. The crack and grumble of thunder dominated, reaching inside her chest and abdomen to caress her vulnerable parts. In the silences between, she heard even the endless passion of the sea, stroking the beaches, and thrusting among crevices and fissures of the rocks. </w:t>
+      </w:r>
+    </w:p>
+    <w:p>
+      <w:pPr>
+        <w:spacing w:after="0" w:line="360" w:lineRule="auto"/>
+        <w:jc w:val="both"/>
+        <w:rPr>
+          <w:rFonts w:ascii="Montserrat" w:hAnsi="Montserrat" w:cs="Times New Roman"/>
+          <w:sz w:val="24"/>
+          <w:szCs w:val="24"/>
+        </w:rPr>
+      </w:pPr>
+      <w:r>
+        <w:rPr>
+          <w:rFonts w:ascii="Montserrat" w:hAnsi="Montserrat" w:cs="Times New Roman"/>
           <w:sz w:val="24"/>
           <w:szCs w:val="24"/>
         </w:rPr>
@@ -3222,14 +3151,14 @@
         <w:spacing w:after="0" w:line="360" w:lineRule="auto"/>
         <w:jc w:val="both"/>
         <w:rPr>
-          <w:rFonts w:ascii="Times New Roman" w:hAnsi="Times New Roman" w:cs="Times New Roman"/>
-          <w:sz w:val="24"/>
-          <w:szCs w:val="24"/>
-        </w:rPr>
-      </w:pPr>
-      <w:r>
-        <w:rPr>
-          <w:rFonts w:ascii="Times New Roman" w:hAnsi="Times New Roman" w:cs="Times New Roman"/>
+          <w:rFonts w:ascii="Montserrat" w:hAnsi="Montserrat" w:cs="Times New Roman"/>
+          <w:sz w:val="24"/>
+          <w:szCs w:val="24"/>
+        </w:rPr>
+      </w:pPr>
+      <w:r>
+        <w:rPr>
+          <w:rFonts w:ascii="Montserrat" w:hAnsi="Montserrat" w:cs="Times New Roman"/>
           <w:sz w:val="24"/>
           <w:szCs w:val="24"/>
         </w:rPr>
@@ -3238,61 +3167,61 @@
       </w:r>
       <w:r>
         <w:rPr>
-          <w:rFonts w:ascii="Times New Roman" w:hAnsi="Times New Roman" w:cs="Times New Roman"/>
-          <w:sz w:val="24"/>
-          <w:szCs w:val="24"/>
-        </w:rPr>
-        <w:tab/>
-      </w:r>
-    </w:p>
-    <w:p>
-      <w:pPr>
-        <w:spacing w:after="0" w:line="360" w:lineRule="auto"/>
-        <w:jc w:val="both"/>
-        <w:rPr>
-          <w:rFonts w:ascii="Times New Roman" w:hAnsi="Times New Roman" w:cs="Times New Roman"/>
-          <w:sz w:val="24"/>
-          <w:szCs w:val="24"/>
-        </w:rPr>
-      </w:pPr>
-      <w:r>
-        <w:rPr>
-          <w:rFonts w:ascii="Times New Roman" w:hAnsi="Times New Roman" w:cs="Times New Roman"/>
-          <w:sz w:val="24"/>
-          <w:szCs w:val="24"/>
-        </w:rPr>
-        <w:tab/>
-      </w:r>
-      <w:r>
-        <w:rPr>
-          <w:rFonts w:ascii="Times New Roman" w:hAnsi="Times New Roman" w:cs="Times New Roman"/>
-          <w:sz w:val="24"/>
-          <w:szCs w:val="24"/>
-        </w:rPr>
-        <w:tab/>
-      </w:r>
-      <w:r>
-        <w:rPr>
-          <w:rFonts w:ascii="Times New Roman" w:hAnsi="Times New Roman" w:cs="Times New Roman"/>
-          <w:sz w:val="24"/>
-          <w:szCs w:val="24"/>
-        </w:rPr>
-        <w:tab/>
-      </w:r>
-    </w:p>
-    <w:p>
-      <w:pPr>
-        <w:spacing w:after="0" w:line="360" w:lineRule="auto"/>
-        <w:jc w:val="both"/>
-        <w:rPr>
-          <w:rFonts w:ascii="Times New Roman" w:hAnsi="Times New Roman" w:cs="Times New Roman"/>
-          <w:sz w:val="24"/>
-          <w:szCs w:val="24"/>
-        </w:rPr>
-      </w:pPr>
-      <w:r>
-        <w:rPr>
-          <w:rFonts w:ascii="Times New Roman" w:hAnsi="Times New Roman" w:cs="Times New Roman"/>
+          <w:rFonts w:ascii="Montserrat" w:hAnsi="Montserrat" w:cs="Times New Roman"/>
+          <w:sz w:val="24"/>
+          <w:szCs w:val="24"/>
+        </w:rPr>
+        <w:tab/>
+      </w:r>
+    </w:p>
+    <w:p>
+      <w:pPr>
+        <w:spacing w:after="0" w:line="360" w:lineRule="auto"/>
+        <w:jc w:val="both"/>
+        <w:rPr>
+          <w:rFonts w:ascii="Montserrat" w:hAnsi="Montserrat" w:cs="Times New Roman"/>
+          <w:sz w:val="24"/>
+          <w:szCs w:val="24"/>
+        </w:rPr>
+      </w:pPr>
+      <w:r>
+        <w:rPr>
+          <w:rFonts w:ascii="Montserrat" w:hAnsi="Montserrat" w:cs="Times New Roman"/>
+          <w:sz w:val="24"/>
+          <w:szCs w:val="24"/>
+        </w:rPr>
+        <w:tab/>
+      </w:r>
+      <w:r>
+        <w:rPr>
+          <w:rFonts w:ascii="Montserrat" w:hAnsi="Montserrat" w:cs="Times New Roman"/>
+          <w:sz w:val="24"/>
+          <w:szCs w:val="24"/>
+        </w:rPr>
+        <w:tab/>
+      </w:r>
+      <w:r>
+        <w:rPr>
+          <w:rFonts w:ascii="Montserrat" w:hAnsi="Montserrat" w:cs="Times New Roman"/>
+          <w:sz w:val="24"/>
+          <w:szCs w:val="24"/>
+        </w:rPr>
+        <w:tab/>
+      </w:r>
+    </w:p>
+    <w:p>
+      <w:pPr>
+        <w:spacing w:after="0" w:line="360" w:lineRule="auto"/>
+        <w:jc w:val="both"/>
+        <w:rPr>
+          <w:rFonts w:ascii="Montserrat" w:hAnsi="Montserrat" w:cs="Times New Roman"/>
+          <w:sz w:val="24"/>
+          <w:szCs w:val="24"/>
+        </w:rPr>
+      </w:pPr>
+      <w:r>
+        <w:rPr>
+          <w:rFonts w:ascii="Montserrat" w:hAnsi="Montserrat" w:cs="Times New Roman"/>
           <w:sz w:val="24"/>
           <w:szCs w:val="24"/>
         </w:rPr>
@@ -3300,7 +3229,7 @@
       </w:r>
       <w:r>
         <w:rPr>
-          <w:rFonts w:ascii="Times New Roman" w:hAnsi="Times New Roman" w:cs="Times New Roman"/>
+          <w:rFonts w:ascii="Montserrat" w:hAnsi="Montserrat" w:cs="Times New Roman"/>
           <w:i/>
           <w:sz w:val="24"/>
           <w:szCs w:val="24"/>
@@ -3309,7 +3238,7 @@
       </w:r>
       <w:r>
         <w:rPr>
-          <w:rFonts w:ascii="Times New Roman" w:hAnsi="Times New Roman" w:cs="Times New Roman"/>
+          <w:rFonts w:ascii="Montserrat" w:hAnsi="Montserrat" w:cs="Times New Roman"/>
           <w:sz w:val="24"/>
           <w:szCs w:val="24"/>
         </w:rPr>
@@ -3321,14 +3250,14 @@
         <w:spacing w:after="0" w:line="360" w:lineRule="auto"/>
         <w:jc w:val="both"/>
         <w:rPr>
-          <w:rFonts w:ascii="Times New Roman" w:hAnsi="Times New Roman" w:cs="Times New Roman"/>
-          <w:sz w:val="24"/>
-          <w:szCs w:val="24"/>
-        </w:rPr>
-      </w:pPr>
-      <w:r>
-        <w:rPr>
-          <w:rFonts w:ascii="Times New Roman" w:hAnsi="Times New Roman" w:cs="Times New Roman"/>
+          <w:rFonts w:ascii="Montserrat" w:hAnsi="Montserrat" w:cs="Times New Roman"/>
+          <w:sz w:val="24"/>
+          <w:szCs w:val="24"/>
+        </w:rPr>
+      </w:pPr>
+      <w:r>
+        <w:rPr>
+          <w:rFonts w:ascii="Montserrat" w:hAnsi="Montserrat" w:cs="Times New Roman"/>
           <w:sz w:val="24"/>
           <w:szCs w:val="24"/>
         </w:rPr>
@@ -3341,14 +3270,14 @@
         <w:spacing w:after="0" w:line="360" w:lineRule="auto"/>
         <w:jc w:val="both"/>
         <w:rPr>
-          <w:rFonts w:ascii="Times New Roman" w:hAnsi="Times New Roman" w:cs="Times New Roman"/>
-          <w:sz w:val="24"/>
-          <w:szCs w:val="24"/>
-        </w:rPr>
-      </w:pPr>
-      <w:r>
-        <w:rPr>
-          <w:rFonts w:ascii="Times New Roman" w:hAnsi="Times New Roman" w:cs="Times New Roman"/>
+          <w:rFonts w:ascii="Montserrat" w:hAnsi="Montserrat" w:cs="Times New Roman"/>
+          <w:sz w:val="24"/>
+          <w:szCs w:val="24"/>
+        </w:rPr>
+      </w:pPr>
+      <w:r>
+        <w:rPr>
+          <w:rFonts w:ascii="Montserrat" w:hAnsi="Montserrat" w:cs="Times New Roman"/>
           <w:sz w:val="24"/>
           <w:szCs w:val="24"/>
         </w:rPr>
@@ -3361,7 +3290,7 @@
         <w:spacing w:after="0" w:line="360" w:lineRule="auto"/>
         <w:jc w:val="both"/>
         <w:rPr>
-          <w:rFonts w:ascii="Times New Roman" w:hAnsi="Times New Roman" w:cs="Times New Roman"/>
+          <w:rFonts w:ascii="Montserrat" w:hAnsi="Montserrat" w:cs="Times New Roman"/>
           <w:sz w:val="24"/>
           <w:szCs w:val="24"/>
         </w:rPr>
@@ -3377,18 +3306,18 @@
         <w:spacing w:after="0" w:line="360" w:lineRule="auto"/>
         <w:jc w:val="both"/>
         <w:rPr>
-          <w:rFonts w:ascii="Times New Roman" w:hAnsi="Times New Roman" w:cs="Times New Roman"/>
-          <w:sz w:val="24"/>
-          <w:szCs w:val="24"/>
-        </w:rPr>
-      </w:pPr>
-    </w:p>
-    <w:p>
-      <w:pPr>
-        <w:spacing w:after="0" w:line="360" w:lineRule="auto"/>
-        <w:jc w:val="both"/>
-        <w:rPr>
-          <w:rFonts w:ascii="Times New Roman" w:hAnsi="Times New Roman" w:cs="Times New Roman"/>
+          <w:rFonts w:ascii="Montserrat" w:hAnsi="Montserrat" w:cs="Times New Roman"/>
+          <w:sz w:val="24"/>
+          <w:szCs w:val="24"/>
+        </w:rPr>
+      </w:pPr>
+    </w:p>
+    <w:p>
+      <w:pPr>
+        <w:spacing w:after="0" w:line="360" w:lineRule="auto"/>
+        <w:jc w:val="both"/>
+        <w:rPr>
+          <w:rFonts w:ascii="Montserrat" w:hAnsi="Montserrat" w:cs="Times New Roman"/>
           <w:sz w:val="24"/>
           <w:szCs w:val="24"/>
         </w:rPr>
@@ -3404,8 +3333,106 @@
 </w:document>
 </file>
 
+<file path=word/numbering.xml><?xml version="1.0" encoding="utf-8"?>
+<w:numbering xmlns:wpc="http://schemas.microsoft.com/office/word/2010/wordprocessingCanvas" xmlns:cx="http://schemas.microsoft.com/office/drawing/2014/chartex" xmlns:cx1="http://schemas.microsoft.com/office/drawing/2015/9/8/chartex" xmlns:cx2="http://schemas.microsoft.com/office/drawing/2015/10/21/chartex" xmlns:cx3="http://schemas.microsoft.com/office/drawing/2016/5/9/chartex" xmlns:cx4="http://schemas.microsoft.com/office/drawing/2016/5/10/chartex" xmlns:cx5="http://schemas.microsoft.com/office/drawing/2016/5/11/chartex" xmlns:cx6="http://schemas.microsoft.com/office/drawing/2016/5/12/chartex" xmlns:cx7="http://schemas.microsoft.com/office/drawing/2016/5/13/chartex" xmlns:cx8="http://schemas.microsoft.com/office/drawing/2016/5/14/chartex" xmlns:mc="http://schemas.openxmlformats.org/markup-compatibility/2006" xmlns:aink="http://schemas.microsoft.com/office/drawing/2016/ink" xmlns:am3d="http://schemas.microsoft.com/office/drawing/2017/model3d" xmlns:o="urn:schemas-microsoft-com:office:office" xmlns:oel="http://schemas.microsoft.com/office/2019/extlst" xmlns:r="http://schemas.openxmlformats.org/officeDocument/2006/relationships" xmlns:m="http://schemas.openxmlformats.org/officeDocument/2006/math" xmlns:v="urn:schemas-microsoft-com:vml" xmlns:wp14="http://schemas.microsoft.com/office/word/2010/wordprocessingDrawing" xmlns:wp="http://schemas.openxmlformats.org/drawingml/2006/wordprocessingDrawing" xmlns:w10="urn:schemas-microsoft-com:office:word" xmlns:w="http://schemas.openxmlformats.org/wordprocessingml/2006/main" xmlns:w14="http://schemas.microsoft.com/office/word/2010/wordml" xmlns:w15="http://schemas.microsoft.com/office/word/2012/wordml" xmlns:w16cex="http://schemas.microsoft.com/office/word/2018/wordml/cex" xmlns:w16cid="http://schemas.microsoft.com/office/word/2016/wordml/cid" xmlns:w16="http://schemas.microsoft.com/office/word/2018/wordml" xmlns:w16du="http://schemas.microsoft.com/office/word/2023/wordml/word16du" xmlns:w16sdtdh="http://schemas.microsoft.com/office/word/2020/wordml/sdtdatahash" xmlns:w16sdtfl="http://schemas.microsoft.com/office/word/2024/wordml/sdtformatlock" xmlns:w16se="http://schemas.microsoft.com/office/word/2015/wordml/symex" xmlns:wpg="http://schemas.microsoft.com/office/word/2010/wordprocessingGroup" xmlns:wpi="http://schemas.microsoft.com/office/word/2010/wordprocessingInk" xmlns:wne="http://schemas.microsoft.com/office/word/2006/wordml" xmlns:wps="http://schemas.microsoft.com/office/word/2010/wordprocessingShape" mc:Ignorable="w14 w15 w16se w16cid w16 w16cex w16sdtdh w16sdtfl w16du wp14">
+  <w:abstractNum w:abstractNumId="0" w15:restartNumberingAfterBreak="0">
+    <w:nsid w:val="FFFFFFFB"/>
+    <w:multiLevelType w:val="multilevel"/>
+    <w:tmpl w:val="80A499BA"/>
+    <w:lvl w:ilvl="0">
+      <w:start w:val="1"/>
+      <w:numFmt w:val="cardinalText"/>
+      <w:lvlText w:val="Chapter %1 "/>
+      <w:legacy w:legacy="1" w:legacySpace="144" w:legacyIndent="0"/>
+      <w:lvlJc w:val="left"/>
+    </w:lvl>
+    <w:lvl w:ilvl="1">
+      <w:start w:val="1"/>
+      <w:numFmt w:val="none"/>
+      <w:pStyle w:val="Heading2"/>
+      <w:suff w:val="nothing"/>
+      <w:lvlText w:val=""/>
+      <w:lvlJc w:val="left"/>
+    </w:lvl>
+    <w:lvl w:ilvl="2">
+      <w:start w:val="1"/>
+      <w:numFmt w:val="none"/>
+      <w:suff w:val="nothing"/>
+      <w:lvlText w:val=""/>
+      <w:lvlJc w:val="left"/>
+    </w:lvl>
+    <w:lvl w:ilvl="3">
+      <w:start w:val="1"/>
+      <w:numFmt w:val="none"/>
+      <w:pStyle w:val="Heading4"/>
+      <w:suff w:val="nothing"/>
+      <w:lvlText w:val=""/>
+      <w:lvlJc w:val="left"/>
+    </w:lvl>
+    <w:lvl w:ilvl="4">
+      <w:start w:val="1"/>
+      <w:numFmt w:val="none"/>
+      <w:pStyle w:val="Heading5"/>
+      <w:suff w:val="nothing"/>
+      <w:lvlText w:val=""/>
+      <w:lvlJc w:val="left"/>
+    </w:lvl>
+    <w:lvl w:ilvl="5">
+      <w:start w:val="1"/>
+      <w:numFmt w:val="none"/>
+      <w:pStyle w:val="Heading6"/>
+      <w:suff w:val="nothing"/>
+      <w:lvlText w:val=""/>
+      <w:lvlJc w:val="left"/>
+    </w:lvl>
+    <w:lvl w:ilvl="6">
+      <w:start w:val="1"/>
+      <w:numFmt w:val="none"/>
+      <w:suff w:val="nothing"/>
+      <w:lvlText w:val=""/>
+      <w:lvlJc w:val="left"/>
+    </w:lvl>
+    <w:lvl w:ilvl="7">
+      <w:start w:val="1"/>
+      <w:numFmt w:val="none"/>
+      <w:suff w:val="nothing"/>
+      <w:lvlText w:val=""/>
+      <w:lvlJc w:val="left"/>
+    </w:lvl>
+    <w:lvl w:ilvl="8">
+      <w:start w:val="1"/>
+      <w:numFmt w:val="none"/>
+      <w:suff w:val="nothing"/>
+      <w:lvlText w:val=""/>
+      <w:lvlJc w:val="left"/>
+    </w:lvl>
+  </w:abstractNum>
+  <w:num w:numId="1" w16cid:durableId="1679115618">
+    <w:abstractNumId w:val="0"/>
+  </w:num>
+  <w:num w:numId="2" w16cid:durableId="490020367">
+    <w:abstractNumId w:val="0"/>
+  </w:num>
+  <w:num w:numId="3" w16cid:durableId="1416511943">
+    <w:abstractNumId w:val="0"/>
+  </w:num>
+  <w:num w:numId="4" w16cid:durableId="634064595">
+    <w:abstractNumId w:val="0"/>
+  </w:num>
+  <w:num w:numId="5" w16cid:durableId="1744333511">
+    <w:abstractNumId w:val="0"/>
+  </w:num>
+  <w:num w:numId="6" w16cid:durableId="664624154">
+    <w:abstractNumId w:val="0"/>
+  </w:num>
+  <w:num w:numId="7" w16cid:durableId="380834298">
+    <w:abstractNumId w:val="0"/>
+  </w:num>
+</w:numbering>
+</file>
+
 <file path=word/styles.xml><?xml version="1.0" encoding="utf-8"?>
-<w:styles xmlns:r="http://schemas.openxmlformats.org/officeDocument/2006/relationships" xmlns:w="http://schemas.openxmlformats.org/wordprocessingml/2006/main">
+<w:styles xmlns:mc="http://schemas.openxmlformats.org/markup-compatibility/2006" xmlns:r="http://schemas.openxmlformats.org/officeDocument/2006/relationships" xmlns:w="http://schemas.openxmlformats.org/wordprocessingml/2006/main" xmlns:w14="http://schemas.microsoft.com/office/word/2010/wordml" xmlns:w15="http://schemas.microsoft.com/office/word/2012/wordml" xmlns:w16cex="http://schemas.microsoft.com/office/word/2018/wordml/cex" xmlns:w16cid="http://schemas.microsoft.com/office/word/2016/wordml/cid" xmlns:w16="http://schemas.microsoft.com/office/word/2018/wordml" xmlns:w16du="http://schemas.microsoft.com/office/word/2023/wordml/word16du" xmlns:w16sdtdh="http://schemas.microsoft.com/office/word/2020/wordml/sdtdatahash" xmlns:w16sdtfl="http://schemas.microsoft.com/office/word/2024/wordml/sdtformatlock" xmlns:w16se="http://schemas.microsoft.com/office/word/2015/wordml/symex" mc:Ignorable="w14 w15 w16se w16cid w16 w16cex w16sdtdh w16sdtfl w16du">
   <w:docDefaults>
     <w:rPrDefault>
       <w:rPr>
@@ -3415,160 +3442,561 @@
         <w:lang w:val="en-US" w:eastAsia="en-US" w:bidi="ar-SA"/>
       </w:rPr>
     </w:rPrDefault>
-    <w:pPrDefault>
-      <w:pPr>
-        <w:spacing w:after="200" w:line="276" w:lineRule="auto"/>
-      </w:pPr>
-    </w:pPrDefault>
+    <w:pPrDefault/>
   </w:docDefaults>
-  <w:latentStyles w:defLockedState="0" w:defUIPriority="99" w:defSemiHidden="1" w:defUnhideWhenUsed="1" w:defQFormat="0" w:count="267">
-    <w:lsdException w:name="Normal" w:semiHidden="0" w:uiPriority="0" w:unhideWhenUsed="0" w:qFormat="1"/>
-    <w:lsdException w:name="heading 1" w:semiHidden="0" w:uiPriority="9" w:unhideWhenUsed="0" w:qFormat="1"/>
-    <w:lsdException w:name="heading 2" w:uiPriority="9" w:qFormat="1"/>
-    <w:lsdException w:name="heading 3" w:uiPriority="9" w:qFormat="1"/>
-    <w:lsdException w:name="heading 4" w:uiPriority="9" w:qFormat="1"/>
-    <w:lsdException w:name="heading 5" w:uiPriority="9" w:qFormat="1"/>
-    <w:lsdException w:name="heading 6" w:uiPriority="9" w:qFormat="1"/>
-    <w:lsdException w:name="heading 7" w:uiPriority="9" w:qFormat="1"/>
-    <w:lsdException w:name="heading 8" w:uiPriority="9" w:qFormat="1"/>
-    <w:lsdException w:name="heading 9" w:uiPriority="9" w:qFormat="1"/>
-    <w:lsdException w:name="toc 1" w:uiPriority="39"/>
-    <w:lsdException w:name="toc 2" w:uiPriority="39"/>
-    <w:lsdException w:name="toc 3" w:uiPriority="39"/>
-    <w:lsdException w:name="toc 4" w:uiPriority="39"/>
-    <w:lsdException w:name="toc 5" w:uiPriority="39"/>
-    <w:lsdException w:name="toc 6" w:uiPriority="39"/>
-    <w:lsdException w:name="toc 7" w:uiPriority="39"/>
-    <w:lsdException w:name="toc 8" w:uiPriority="39"/>
-    <w:lsdException w:name="toc 9" w:uiPriority="39"/>
-    <w:lsdException w:name="caption" w:uiPriority="35" w:qFormat="1"/>
-    <w:lsdException w:name="Title" w:semiHidden="0" w:uiPriority="10" w:unhideWhenUsed="0" w:qFormat="1"/>
-    <w:lsdException w:name="Default Paragraph Font" w:uiPriority="1"/>
-    <w:lsdException w:name="Body Text" w:uiPriority="0"/>
-    <w:lsdException w:name="Subtitle" w:semiHidden="0" w:uiPriority="11" w:unhideWhenUsed="0" w:qFormat="1"/>
-    <w:lsdException w:name="Strong" w:semiHidden="0" w:uiPriority="22" w:unhideWhenUsed="0" w:qFormat="1"/>
-    <w:lsdException w:name="Emphasis" w:semiHidden="0" w:uiPriority="20" w:unhideWhenUsed="0" w:qFormat="1"/>
-    <w:lsdException w:name="Table Grid" w:semiHidden="0" w:uiPriority="59" w:unhideWhenUsed="0"/>
-    <w:lsdException w:name="Placeholder Text" w:unhideWhenUsed="0"/>
-    <w:lsdException w:name="No Spacing" w:semiHidden="0" w:uiPriority="1" w:unhideWhenUsed="0" w:qFormat="1"/>
-    <w:lsdException w:name="Light Shading" w:semiHidden="0" w:uiPriority="60" w:unhideWhenUsed="0"/>
-    <w:lsdException w:name="Light List" w:semiHidden="0" w:uiPriority="61" w:unhideWhenUsed="0"/>
-    <w:lsdException w:name="Light Grid" w:semiHidden="0" w:uiPriority="62" w:unhideWhenUsed="0"/>
-    <w:lsdException w:name="Medium Shading 1" w:semiHidden="0" w:uiPriority="63" w:unhideWhenUsed="0"/>
-    <w:lsdException w:name="Medium Shading 2" w:semiHidden="0" w:uiPriority="64" w:unhideWhenUsed="0"/>
-    <w:lsdException w:name="Medium List 1" w:semiHidden="0" w:uiPriority="65" w:unhideWhenUsed="0"/>
-    <w:lsdException w:name="Medium List 2" w:semiHidden="0" w:uiPriority="66" w:unhideWhenUsed="0"/>
-    <w:lsdException w:name="Medium Grid 1" w:semiHidden="0" w:uiPriority="67" w:unhideWhenUsed="0"/>
-    <w:lsdException w:name="Medium Grid 2" w:semiHidden="0" w:uiPriority="68" w:unhideWhenUsed="0"/>
-    <w:lsdException w:name="Medium Grid 3" w:semiHidden="0" w:uiPriority="69" w:unhideWhenUsed="0"/>
-    <w:lsdException w:name="Dark List" w:semiHidden="0" w:uiPriority="70" w:unhideWhenUsed="0"/>
-    <w:lsdException w:name="Colorful Shading" w:semiHidden="0" w:uiPriority="71" w:unhideWhenUsed="0"/>
-    <w:lsdException w:name="Colorful List" w:semiHidden="0" w:uiPriority="72" w:unhideWhenUsed="0"/>
-    <w:lsdException w:name="Colorful Grid" w:semiHidden="0" w:uiPriority="73" w:unhideWhenUsed="0"/>
-    <w:lsdException w:name="Light Shading Accent 1" w:semiHidden="0" w:uiPriority="60" w:unhideWhenUsed="0"/>
-    <w:lsdException w:name="Light List Accent 1" w:semiHidden="0" w:uiPriority="61" w:unhideWhenUsed="0"/>
-    <w:lsdException w:name="Light Grid Accent 1" w:semiHidden="0" w:uiPriority="62" w:unhideWhenUsed="0"/>
-    <w:lsdException w:name="Medium Shading 1 Accent 1" w:semiHidden="0" w:uiPriority="63" w:unhideWhenUsed="0"/>
-    <w:lsdException w:name="Medium Shading 2 Accent 1" w:semiHidden="0" w:uiPriority="64" w:unhideWhenUsed="0"/>
-    <w:lsdException w:name="Medium List 1 Accent 1" w:semiHidden="0" w:uiPriority="65" w:unhideWhenUsed="0"/>
-    <w:lsdException w:name="Revision" w:unhideWhenUsed="0"/>
-    <w:lsdException w:name="List Paragraph" w:semiHidden="0" w:uiPriority="34" w:unhideWhenUsed="0" w:qFormat="1"/>
-    <w:lsdException w:name="Quote" w:semiHidden="0" w:uiPriority="29" w:unhideWhenUsed="0" w:qFormat="1"/>
-    <w:lsdException w:name="Intense Quote" w:semiHidden="0" w:uiPriority="30" w:unhideWhenUsed="0" w:qFormat="1"/>
-    <w:lsdException w:name="Medium List 2 Accent 1" w:semiHidden="0" w:uiPriority="66" w:unhideWhenUsed="0"/>
-    <w:lsdException w:name="Medium Grid 1 Accent 1" w:semiHidden="0" w:uiPriority="67" w:unhideWhenUsed="0"/>
-    <w:lsdException w:name="Medium Grid 2 Accent 1" w:semiHidden="0" w:uiPriority="68" w:unhideWhenUsed="0"/>
-    <w:lsdException w:name="Medium Grid 3 Accent 1" w:semiHidden="0" w:uiPriority="69" w:unhideWhenUsed="0"/>
-    <w:lsdException w:name="Dark List Accent 1" w:semiHidden="0" w:uiPriority="70" w:unhideWhenUsed="0"/>
-    <w:lsdException w:name="Colorful Shading Accent 1" w:semiHidden="0" w:uiPriority="71" w:unhideWhenUsed="0"/>
-    <w:lsdException w:name="Colorful List Accent 1" w:semiHidden="0" w:uiPriority="72" w:unhideWhenUsed="0"/>
-    <w:lsdException w:name="Colorful Grid Accent 1" w:semiHidden="0" w:uiPriority="73" w:unhideWhenUsed="0"/>
-    <w:lsdException w:name="Light Shading Accent 2" w:semiHidden="0" w:uiPriority="60" w:unhideWhenUsed="0"/>
-    <w:lsdException w:name="Light List Accent 2" w:semiHidden="0" w:uiPriority="61" w:unhideWhenUsed="0"/>
-    <w:lsdException w:name="Light Grid Accent 2" w:semiHidden="0" w:uiPriority="62" w:unhideWhenUsed="0"/>
-    <w:lsdException w:name="Medium Shading 1 Accent 2" w:semiHidden="0" w:uiPriority="63" w:unhideWhenUsed="0"/>
-    <w:lsdException w:name="Medium Shading 2 Accent 2" w:semiHidden="0" w:uiPriority="64" w:unhideWhenUsed="0"/>
-    <w:lsdException w:name="Medium List 1 Accent 2" w:semiHidden="0" w:uiPriority="65" w:unhideWhenUsed="0"/>
-    <w:lsdException w:name="Medium List 2 Accent 2" w:semiHidden="0" w:uiPriority="66" w:unhideWhenUsed="0"/>
-    <w:lsdException w:name="Medium Grid 1 Accent 2" w:semiHidden="0" w:uiPriority="67" w:unhideWhenUsed="0"/>
-    <w:lsdException w:name="Medium Grid 2 Accent 2" w:semiHidden="0" w:uiPriority="68" w:unhideWhenUsed="0"/>
-    <w:lsdException w:name="Medium Grid 3 Accent 2" w:semiHidden="0" w:uiPriority="69" w:unhideWhenUsed="0"/>
-    <w:lsdException w:name="Dark List Accent 2" w:semiHidden="0" w:uiPriority="70" w:unhideWhenUsed="0"/>
-    <w:lsdException w:name="Colorful Shading Accent 2" w:semiHidden="0" w:uiPriority="71" w:unhideWhenUsed="0"/>
-    <w:lsdException w:name="Colorful List Accent 2" w:semiHidden="0" w:uiPriority="72" w:unhideWhenUsed="0"/>
-    <w:lsdException w:name="Colorful Grid Accent 2" w:semiHidden="0" w:uiPriority="73" w:unhideWhenUsed="0"/>
-    <w:lsdException w:name="Light Shading Accent 3" w:semiHidden="0" w:uiPriority="60" w:unhideWhenUsed="0"/>
-    <w:lsdException w:name="Light List Accent 3" w:semiHidden="0" w:uiPriority="61" w:unhideWhenUsed="0"/>
-    <w:lsdException w:name="Light Grid Accent 3" w:semiHidden="0" w:uiPriority="62" w:unhideWhenUsed="0"/>
-    <w:lsdException w:name="Medium Shading 1 Accent 3" w:semiHidden="0" w:uiPriority="63" w:unhideWhenUsed="0"/>
-    <w:lsdException w:name="Medium Shading 2 Accent 3" w:semiHidden="0" w:uiPriority="64" w:unhideWhenUsed="0"/>
-    <w:lsdException w:name="Medium List 1 Accent 3" w:semiHidden="0" w:uiPriority="65" w:unhideWhenUsed="0"/>
-    <w:lsdException w:name="Medium List 2 Accent 3" w:semiHidden="0" w:uiPriority="66" w:unhideWhenUsed="0"/>
-    <w:lsdException w:name="Medium Grid 1 Accent 3" w:semiHidden="0" w:uiPriority="67" w:unhideWhenUsed="0"/>
-    <w:lsdException w:name="Medium Grid 2 Accent 3" w:semiHidden="0" w:uiPriority="68" w:unhideWhenUsed="0"/>
-    <w:lsdException w:name="Medium Grid 3 Accent 3" w:semiHidden="0" w:uiPriority="69" w:unhideWhenUsed="0"/>
-    <w:lsdException w:name="Dark List Accent 3" w:semiHidden="0" w:uiPriority="70" w:unhideWhenUsed="0"/>
-    <w:lsdException w:name="Colorful Shading Accent 3" w:semiHidden="0" w:uiPriority="71" w:unhideWhenUsed="0"/>
-    <w:lsdException w:name="Colorful List Accent 3" w:semiHidden="0" w:uiPriority="72" w:unhideWhenUsed="0"/>
-    <w:lsdException w:name="Colorful Grid Accent 3" w:semiHidden="0" w:uiPriority="73" w:unhideWhenUsed="0"/>
-    <w:lsdException w:name="Light Shading Accent 4" w:semiHidden="0" w:uiPriority="60" w:unhideWhenUsed="0"/>
-    <w:lsdException w:name="Light List Accent 4" w:semiHidden="0" w:uiPriority="61" w:unhideWhenUsed="0"/>
-    <w:lsdException w:name="Light Grid Accent 4" w:semiHidden="0" w:uiPriority="62" w:unhideWhenUsed="0"/>
-    <w:lsdException w:name="Medium Shading 1 Accent 4" w:semiHidden="0" w:uiPriority="63" w:unhideWhenUsed="0"/>
-    <w:lsdException w:name="Medium Shading 2 Accent 4" w:semiHidden="0" w:uiPriority="64" w:unhideWhenUsed="0"/>
-    <w:lsdException w:name="Medium List 1 Accent 4" w:semiHidden="0" w:uiPriority="65" w:unhideWhenUsed="0"/>
-    <w:lsdException w:name="Medium List 2 Accent 4" w:semiHidden="0" w:uiPriority="66" w:unhideWhenUsed="0"/>
-    <w:lsdException w:name="Medium Grid 1 Accent 4" w:semiHidden="0" w:uiPriority="67" w:unhideWhenUsed="0"/>
-    <w:lsdException w:name="Medium Grid 2 Accent 4" w:semiHidden="0" w:uiPriority="68" w:unhideWhenUsed="0"/>
-    <w:lsdException w:name="Medium Grid 3 Accent 4" w:semiHidden="0" w:uiPriority="69" w:unhideWhenUsed="0"/>
-    <w:lsdException w:name="Dark List Accent 4" w:semiHidden="0" w:uiPriority="70" w:unhideWhenUsed="0"/>
-    <w:lsdException w:name="Colorful Shading Accent 4" w:semiHidden="0" w:uiPriority="71" w:unhideWhenUsed="0"/>
-    <w:lsdException w:name="Colorful List Accent 4" w:semiHidden="0" w:uiPriority="72" w:unhideWhenUsed="0"/>
-    <w:lsdException w:name="Colorful Grid Accent 4" w:semiHidden="0" w:uiPriority="73" w:unhideWhenUsed="0"/>
-    <w:lsdException w:name="Light Shading Accent 5" w:semiHidden="0" w:uiPriority="60" w:unhideWhenUsed="0"/>
-    <w:lsdException w:name="Light List Accent 5" w:semiHidden="0" w:uiPriority="61" w:unhideWhenUsed="0"/>
-    <w:lsdException w:name="Light Grid Accent 5" w:semiHidden="0" w:uiPriority="62" w:unhideWhenUsed="0"/>
-    <w:lsdException w:name="Medium Shading 1 Accent 5" w:semiHidden="0" w:uiPriority="63" w:unhideWhenUsed="0"/>
-    <w:lsdException w:name="Medium Shading 2 Accent 5" w:semiHidden="0" w:uiPriority="64" w:unhideWhenUsed="0"/>
-    <w:lsdException w:name="Medium List 1 Accent 5" w:semiHidden="0" w:uiPriority="65" w:unhideWhenUsed="0"/>
-    <w:lsdException w:name="Medium List 2 Accent 5" w:semiHidden="0" w:uiPriority="66" w:unhideWhenUsed="0"/>
-    <w:lsdException w:name="Medium Grid 1 Accent 5" w:semiHidden="0" w:uiPriority="67" w:unhideWhenUsed="0"/>
-    <w:lsdException w:name="Medium Grid 2 Accent 5" w:semiHidden="0" w:uiPriority="68" w:unhideWhenUsed="0"/>
-    <w:lsdException w:name="Medium Grid 3 Accent 5" w:semiHidden="0" w:uiPriority="69" w:unhideWhenUsed="0"/>
-    <w:lsdException w:name="Dark List Accent 5" w:semiHidden="0" w:uiPriority="70" w:unhideWhenUsed="0"/>
-    <w:lsdException w:name="Colorful Shading Accent 5" w:semiHidden="0" w:uiPriority="71" w:unhideWhenUsed="0"/>
-    <w:lsdException w:name="Colorful List Accent 5" w:semiHidden="0" w:uiPriority="72" w:unhideWhenUsed="0"/>
-    <w:lsdException w:name="Colorful Grid Accent 5" w:semiHidden="0" w:uiPriority="73" w:unhideWhenUsed="0"/>
-    <w:lsdException w:name="Light Shading Accent 6" w:semiHidden="0" w:uiPriority="60" w:unhideWhenUsed="0"/>
-    <w:lsdException w:name="Light List Accent 6" w:semiHidden="0" w:uiPriority="61" w:unhideWhenUsed="0"/>
-    <w:lsdException w:name="Light Grid Accent 6" w:semiHidden="0" w:uiPriority="62" w:unhideWhenUsed="0"/>
-    <w:lsdException w:name="Medium Shading 1 Accent 6" w:semiHidden="0" w:uiPriority="63" w:unhideWhenUsed="0"/>
-    <w:lsdException w:name="Medium Shading 2 Accent 6" w:semiHidden="0" w:uiPriority="64" w:unhideWhenUsed="0"/>
-    <w:lsdException w:name="Medium List 1 Accent 6" w:semiHidden="0" w:uiPriority="65" w:unhideWhenUsed="0"/>
-    <w:lsdException w:name="Medium List 2 Accent 6" w:semiHidden="0" w:uiPriority="66" w:unhideWhenUsed="0"/>
-    <w:lsdException w:name="Medium Grid 1 Accent 6" w:semiHidden="0" w:uiPriority="67" w:unhideWhenUsed="0"/>
-    <w:lsdException w:name="Medium Grid 2 Accent 6" w:semiHidden="0" w:uiPriority="68" w:unhideWhenUsed="0"/>
-    <w:lsdException w:name="Medium Grid 3 Accent 6" w:semiHidden="0" w:uiPriority="69" w:unhideWhenUsed="0"/>
-    <w:lsdException w:name="Dark List Accent 6" w:semiHidden="0" w:uiPriority="70" w:unhideWhenUsed="0"/>
-    <w:lsdException w:name="Colorful Shading Accent 6" w:semiHidden="0" w:uiPriority="71" w:unhideWhenUsed="0"/>
-    <w:lsdException w:name="Colorful List Accent 6" w:semiHidden="0" w:uiPriority="72" w:unhideWhenUsed="0"/>
-    <w:lsdException w:name="Colorful Grid Accent 6" w:semiHidden="0" w:uiPriority="73" w:unhideWhenUsed="0"/>
-    <w:lsdException w:name="Subtle Emphasis" w:semiHidden="0" w:uiPriority="19" w:unhideWhenUsed="0" w:qFormat="1"/>
-    <w:lsdException w:name="Intense Emphasis" w:semiHidden="0" w:uiPriority="21" w:unhideWhenUsed="0" w:qFormat="1"/>
-    <w:lsdException w:name="Subtle Reference" w:semiHidden="0" w:uiPriority="31" w:unhideWhenUsed="0" w:qFormat="1"/>
-    <w:lsdException w:name="Intense Reference" w:semiHidden="0" w:uiPriority="32" w:unhideWhenUsed="0" w:qFormat="1"/>
-    <w:lsdException w:name="Book Title" w:semiHidden="0" w:uiPriority="33" w:unhideWhenUsed="0" w:qFormat="1"/>
-    <w:lsdException w:name="Bibliography" w:uiPriority="37"/>
-    <w:lsdException w:name="TOC Heading" w:uiPriority="39" w:qFormat="1"/>
+  <w:latentStyles w:defLockedState="0" w:defUIPriority="99" w:defSemiHidden="0" w:defUnhideWhenUsed="0" w:defQFormat="0" w:count="376">
+    <w:lsdException w:name="Normal" w:uiPriority="0" w:qFormat="1"/>
+    <w:lsdException w:name="heading 1" w:uiPriority="0" w:qFormat="1"/>
+    <w:lsdException w:name="heading 2" w:semiHidden="1" w:uiPriority="0" w:unhideWhenUsed="1" w:qFormat="1"/>
+    <w:lsdException w:name="heading 3" w:semiHidden="1" w:uiPriority="0" w:unhideWhenUsed="1" w:qFormat="1"/>
+    <w:lsdException w:name="heading 4" w:semiHidden="1" w:uiPriority="0" w:unhideWhenUsed="1" w:qFormat="1"/>
+    <w:lsdException w:name="heading 5" w:semiHidden="1" w:uiPriority="0" w:unhideWhenUsed="1" w:qFormat="1"/>
+    <w:lsdException w:name="heading 6" w:semiHidden="1" w:uiPriority="0" w:unhideWhenUsed="1" w:qFormat="1"/>
+    <w:lsdException w:name="heading 7" w:semiHidden="1" w:uiPriority="0" w:unhideWhenUsed="1" w:qFormat="1"/>
+    <w:lsdException w:name="heading 8" w:semiHidden="1" w:uiPriority="0" w:unhideWhenUsed="1" w:qFormat="1"/>
+    <w:lsdException w:name="heading 9" w:semiHidden="1" w:uiPriority="0" w:unhideWhenUsed="1" w:qFormat="1"/>
+    <w:lsdException w:name="index 1" w:semiHidden="1" w:unhideWhenUsed="1"/>
+    <w:lsdException w:name="index 2" w:semiHidden="1" w:unhideWhenUsed="1"/>
+    <w:lsdException w:name="index 3" w:semiHidden="1" w:unhideWhenUsed="1"/>
+    <w:lsdException w:name="index 4" w:semiHidden="1" w:unhideWhenUsed="1"/>
+    <w:lsdException w:name="index 5" w:semiHidden="1" w:unhideWhenUsed="1"/>
+    <w:lsdException w:name="index 6" w:semiHidden="1" w:unhideWhenUsed="1"/>
+    <w:lsdException w:name="index 7" w:semiHidden="1" w:unhideWhenUsed="1"/>
+    <w:lsdException w:name="index 8" w:semiHidden="1" w:unhideWhenUsed="1"/>
+    <w:lsdException w:name="index 9" w:semiHidden="1" w:unhideWhenUsed="1"/>
+    <w:lsdException w:name="toc 1" w:semiHidden="1" w:uiPriority="39" w:unhideWhenUsed="1"/>
+    <w:lsdException w:name="toc 2" w:semiHidden="1" w:uiPriority="39" w:unhideWhenUsed="1"/>
+    <w:lsdException w:name="toc 3" w:semiHidden="1" w:uiPriority="39" w:unhideWhenUsed="1"/>
+    <w:lsdException w:name="toc 4" w:semiHidden="1" w:uiPriority="39" w:unhideWhenUsed="1"/>
+    <w:lsdException w:name="toc 5" w:semiHidden="1" w:uiPriority="39" w:unhideWhenUsed="1"/>
+    <w:lsdException w:name="toc 6" w:semiHidden="1" w:uiPriority="39" w:unhideWhenUsed="1"/>
+    <w:lsdException w:name="toc 7" w:semiHidden="1" w:uiPriority="39" w:unhideWhenUsed="1"/>
+    <w:lsdException w:name="toc 8" w:semiHidden="1" w:uiPriority="39" w:unhideWhenUsed="1"/>
+    <w:lsdException w:name="toc 9" w:semiHidden="1" w:uiPriority="39" w:unhideWhenUsed="1"/>
+    <w:lsdException w:name="Normal Indent" w:semiHidden="1" w:unhideWhenUsed="1"/>
+    <w:lsdException w:name="footnote text" w:semiHidden="1" w:unhideWhenUsed="1"/>
+    <w:lsdException w:name="annotation text" w:semiHidden="1" w:unhideWhenUsed="1"/>
+    <w:lsdException w:name="header" w:semiHidden="1" w:unhideWhenUsed="1"/>
+    <w:lsdException w:name="footer" w:semiHidden="1" w:unhideWhenUsed="1"/>
+    <w:lsdException w:name="index heading" w:semiHidden="1" w:unhideWhenUsed="1"/>
+    <w:lsdException w:name="caption" w:semiHidden="1" w:uiPriority="35" w:unhideWhenUsed="1" w:qFormat="1"/>
+    <w:lsdException w:name="table of figures" w:semiHidden="1" w:unhideWhenUsed="1"/>
+    <w:lsdException w:name="envelope address" w:semiHidden="1" w:unhideWhenUsed="1"/>
+    <w:lsdException w:name="envelope return" w:semiHidden="1" w:unhideWhenUsed="1"/>
+    <w:lsdException w:name="footnote reference" w:semiHidden="1" w:unhideWhenUsed="1"/>
+    <w:lsdException w:name="annotation reference" w:semiHidden="1" w:unhideWhenUsed="1"/>
+    <w:lsdException w:name="line number" w:semiHidden="1" w:unhideWhenUsed="1"/>
+    <w:lsdException w:name="page number" w:semiHidden="1" w:unhideWhenUsed="1"/>
+    <w:lsdException w:name="endnote reference" w:semiHidden="1" w:unhideWhenUsed="1"/>
+    <w:lsdException w:name="endnote text" w:semiHidden="1" w:unhideWhenUsed="1"/>
+    <w:lsdException w:name="table of authorities" w:semiHidden="1" w:unhideWhenUsed="1"/>
+    <w:lsdException w:name="macro" w:semiHidden="1" w:unhideWhenUsed="1"/>
+    <w:lsdException w:name="toa heading" w:semiHidden="1" w:unhideWhenUsed="1"/>
+    <w:lsdException w:name="List" w:semiHidden="1" w:unhideWhenUsed="1"/>
+    <w:lsdException w:name="List Bullet" w:semiHidden="1" w:unhideWhenUsed="1"/>
+    <w:lsdException w:name="List Number" w:semiHidden="1" w:unhideWhenUsed="1"/>
+    <w:lsdException w:name="List 2" w:semiHidden="1" w:unhideWhenUsed="1"/>
+    <w:lsdException w:name="List 3" w:semiHidden="1" w:unhideWhenUsed="1"/>
+    <w:lsdException w:name="List 4" w:semiHidden="1" w:unhideWhenUsed="1"/>
+    <w:lsdException w:name="List 5" w:semiHidden="1" w:unhideWhenUsed="1"/>
+    <w:lsdException w:name="List Bullet 2" w:semiHidden="1" w:unhideWhenUsed="1"/>
+    <w:lsdException w:name="List Bullet 3" w:semiHidden="1" w:unhideWhenUsed="1"/>
+    <w:lsdException w:name="List Bullet 4" w:semiHidden="1" w:unhideWhenUsed="1"/>
+    <w:lsdException w:name="List Bullet 5" w:semiHidden="1" w:unhideWhenUsed="1"/>
+    <w:lsdException w:name="List Number 2" w:semiHidden="1" w:unhideWhenUsed="1"/>
+    <w:lsdException w:name="List Number 3" w:semiHidden="1" w:unhideWhenUsed="1"/>
+    <w:lsdException w:name="List Number 4" w:semiHidden="1" w:unhideWhenUsed="1"/>
+    <w:lsdException w:name="List Number 5" w:semiHidden="1" w:unhideWhenUsed="1"/>
+    <w:lsdException w:name="Title" w:uiPriority="10" w:qFormat="1"/>
+    <w:lsdException w:name="Closing" w:semiHidden="1" w:unhideWhenUsed="1"/>
+    <w:lsdException w:name="Signature" w:semiHidden="1" w:unhideWhenUsed="1"/>
+    <w:lsdException w:name="Default Paragraph Font" w:semiHidden="1" w:uiPriority="1" w:unhideWhenUsed="1"/>
+    <w:lsdException w:name="Body Text" w:semiHidden="1" w:uiPriority="0" w:unhideWhenUsed="1"/>
+    <w:lsdException w:name="Body Text Indent" w:semiHidden="1" w:unhideWhenUsed="1"/>
+    <w:lsdException w:name="List Continue" w:semiHidden="1" w:unhideWhenUsed="1"/>
+    <w:lsdException w:name="List Continue 2" w:semiHidden="1" w:unhideWhenUsed="1"/>
+    <w:lsdException w:name="List Continue 3" w:semiHidden="1" w:unhideWhenUsed="1"/>
+    <w:lsdException w:name="List Continue 4" w:semiHidden="1" w:unhideWhenUsed="1"/>
+    <w:lsdException w:name="List Continue 5" w:semiHidden="1" w:unhideWhenUsed="1"/>
+    <w:lsdException w:name="Message Header" w:semiHidden="1" w:unhideWhenUsed="1"/>
+    <w:lsdException w:name="Subtitle" w:uiPriority="11" w:qFormat="1"/>
+    <w:lsdException w:name="Salutation" w:semiHidden="1" w:unhideWhenUsed="1"/>
+    <w:lsdException w:name="Date" w:semiHidden="1" w:unhideWhenUsed="1"/>
+    <w:lsdException w:name="Body Text First Indent" w:semiHidden="1" w:unhideWhenUsed="1"/>
+    <w:lsdException w:name="Body Text First Indent 2" w:semiHidden="1" w:unhideWhenUsed="1"/>
+    <w:lsdException w:name="Note Heading" w:semiHidden="1" w:unhideWhenUsed="1"/>
+    <w:lsdException w:name="Body Text 2" w:semiHidden="1" w:unhideWhenUsed="1"/>
+    <w:lsdException w:name="Body Text 3" w:semiHidden="1" w:unhideWhenUsed="1"/>
+    <w:lsdException w:name="Body Text Indent 2" w:semiHidden="1" w:unhideWhenUsed="1"/>
+    <w:lsdException w:name="Body Text Indent 3" w:semiHidden="1" w:unhideWhenUsed="1"/>
+    <w:lsdException w:name="Block Text" w:semiHidden="1" w:unhideWhenUsed="1"/>
+    <w:lsdException w:name="Hyperlink" w:semiHidden="1" w:unhideWhenUsed="1"/>
+    <w:lsdException w:name="FollowedHyperlink" w:semiHidden="1" w:unhideWhenUsed="1"/>
+    <w:lsdException w:name="Strong" w:uiPriority="22" w:qFormat="1"/>
+    <w:lsdException w:name="Emphasis" w:uiPriority="20" w:qFormat="1"/>
+    <w:lsdException w:name="Document Map" w:semiHidden="1" w:unhideWhenUsed="1"/>
+    <w:lsdException w:name="Plain Text" w:semiHidden="1" w:unhideWhenUsed="1"/>
+    <w:lsdException w:name="E-mail Signature" w:semiHidden="1" w:unhideWhenUsed="1"/>
+    <w:lsdException w:name="HTML Top of Form" w:semiHidden="1" w:unhideWhenUsed="1"/>
+    <w:lsdException w:name="HTML Bottom of Form" w:semiHidden="1" w:unhideWhenUsed="1"/>
+    <w:lsdException w:name="Normal (Web)" w:semiHidden="1" w:unhideWhenUsed="1"/>
+    <w:lsdException w:name="HTML Acronym" w:semiHidden="1" w:unhideWhenUsed="1"/>
+    <w:lsdException w:name="HTML Address" w:semiHidden="1" w:unhideWhenUsed="1"/>
+    <w:lsdException w:name="HTML Cite" w:semiHidden="1" w:unhideWhenUsed="1"/>
+    <w:lsdException w:name="HTML Code" w:semiHidden="1" w:unhideWhenUsed="1"/>
+    <w:lsdException w:name="HTML Definition" w:semiHidden="1" w:unhideWhenUsed="1"/>
+    <w:lsdException w:name="HTML Keyboard" w:semiHidden="1" w:unhideWhenUsed="1"/>
+    <w:lsdException w:name="HTML Preformatted" w:semiHidden="1" w:unhideWhenUsed="1"/>
+    <w:lsdException w:name="HTML Sample" w:semiHidden="1" w:unhideWhenUsed="1"/>
+    <w:lsdException w:name="HTML Typewriter" w:semiHidden="1" w:unhideWhenUsed="1"/>
+    <w:lsdException w:name="HTML Variable" w:semiHidden="1" w:unhideWhenUsed="1"/>
+    <w:lsdException w:name="Normal Table" w:semiHidden="1" w:unhideWhenUsed="1"/>
+    <w:lsdException w:name="annotation subject" w:semiHidden="1" w:unhideWhenUsed="1"/>
+    <w:lsdException w:name="No List" w:semiHidden="1" w:unhideWhenUsed="1"/>
+    <w:lsdException w:name="Outline List 1" w:semiHidden="1" w:unhideWhenUsed="1"/>
+    <w:lsdException w:name="Outline List 2" w:semiHidden="1" w:unhideWhenUsed="1"/>
+    <w:lsdException w:name="Outline List 3" w:semiHidden="1" w:unhideWhenUsed="1"/>
+    <w:lsdException w:name="Table Simple 1" w:semiHidden="1" w:unhideWhenUsed="1"/>
+    <w:lsdException w:name="Table Simple 2" w:semiHidden="1" w:unhideWhenUsed="1"/>
+    <w:lsdException w:name="Table Simple 3" w:semiHidden="1" w:unhideWhenUsed="1"/>
+    <w:lsdException w:name="Table Classic 1" w:semiHidden="1" w:unhideWhenUsed="1"/>
+    <w:lsdException w:name="Table Classic 2" w:semiHidden="1" w:unhideWhenUsed="1"/>
+    <w:lsdException w:name="Table Classic 3" w:semiHidden="1" w:unhideWhenUsed="1"/>
+    <w:lsdException w:name="Table Classic 4" w:semiHidden="1" w:unhideWhenUsed="1"/>
+    <w:lsdException w:name="Table Colorful 1" w:semiHidden="1" w:unhideWhenUsed="1"/>
+    <w:lsdException w:name="Table Colorful 2" w:semiHidden="1" w:unhideWhenUsed="1"/>
+    <w:lsdException w:name="Table Colorful 3" w:semiHidden="1" w:unhideWhenUsed="1"/>
+    <w:lsdException w:name="Table Columns 1" w:semiHidden="1" w:unhideWhenUsed="1"/>
+    <w:lsdException w:name="Table Columns 2" w:semiHidden="1" w:unhideWhenUsed="1"/>
+    <w:lsdException w:name="Table Columns 3" w:semiHidden="1" w:unhideWhenUsed="1"/>
+    <w:lsdException w:name="Table Columns 4" w:semiHidden="1" w:unhideWhenUsed="1"/>
+    <w:lsdException w:name="Table Columns 5" w:semiHidden="1" w:unhideWhenUsed="1"/>
+    <w:lsdException w:name="Table Grid 1" w:semiHidden="1" w:unhideWhenUsed="1"/>
+    <w:lsdException w:name="Table Grid 2" w:semiHidden="1" w:unhideWhenUsed="1"/>
+    <w:lsdException w:name="Table Grid 3" w:semiHidden="1" w:unhideWhenUsed="1"/>
+    <w:lsdException w:name="Table Grid 4" w:semiHidden="1" w:unhideWhenUsed="1"/>
+    <w:lsdException w:name="Table Grid 5" w:semiHidden="1" w:unhideWhenUsed="1"/>
+    <w:lsdException w:name="Table Grid 6" w:semiHidden="1" w:unhideWhenUsed="1"/>
+    <w:lsdException w:name="Table Grid 7" w:semiHidden="1" w:unhideWhenUsed="1"/>
+    <w:lsdException w:name="Table Grid 8" w:semiHidden="1" w:unhideWhenUsed="1"/>
+    <w:lsdException w:name="Table List 1" w:semiHidden="1" w:unhideWhenUsed="1"/>
+    <w:lsdException w:name="Table List 2" w:semiHidden="1" w:unhideWhenUsed="1"/>
+    <w:lsdException w:name="Table List 3" w:semiHidden="1" w:unhideWhenUsed="1"/>
+    <w:lsdException w:name="Table List 4" w:semiHidden="1" w:unhideWhenUsed="1"/>
+    <w:lsdException w:name="Table List 5" w:semiHidden="1" w:unhideWhenUsed="1"/>
+    <w:lsdException w:name="Table List 6" w:semiHidden="1" w:unhideWhenUsed="1"/>
+    <w:lsdException w:name="Table List 7" w:semiHidden="1" w:unhideWhenUsed="1"/>
+    <w:lsdException w:name="Table List 8" w:semiHidden="1" w:unhideWhenUsed="1"/>
+    <w:lsdException w:name="Table 3D effects 1" w:semiHidden="1" w:unhideWhenUsed="1"/>
+    <w:lsdException w:name="Table 3D effects 2" w:semiHidden="1" w:unhideWhenUsed="1"/>
+    <w:lsdException w:name="Table 3D effects 3" w:semiHidden="1" w:unhideWhenUsed="1"/>
+    <w:lsdException w:name="Table Contemporary" w:semiHidden="1" w:unhideWhenUsed="1"/>
+    <w:lsdException w:name="Table Elegant" w:semiHidden="1" w:unhideWhenUsed="1"/>
+    <w:lsdException w:name="Table Professional" w:semiHidden="1" w:unhideWhenUsed="1"/>
+    <w:lsdException w:name="Table Subtle 1" w:semiHidden="1" w:unhideWhenUsed="1"/>
+    <w:lsdException w:name="Table Subtle 2" w:semiHidden="1" w:unhideWhenUsed="1"/>
+    <w:lsdException w:name="Table Web 1" w:semiHidden="1" w:unhideWhenUsed="1"/>
+    <w:lsdException w:name="Table Web 2" w:semiHidden="1" w:unhideWhenUsed="1"/>
+    <w:lsdException w:name="Table Web 3" w:semiHidden="1" w:unhideWhenUsed="1"/>
+    <w:lsdException w:name="Balloon Text" w:semiHidden="1" w:unhideWhenUsed="1"/>
+    <w:lsdException w:name="Table Grid" w:uiPriority="59"/>
+    <w:lsdException w:name="Table Theme" w:semiHidden="1" w:unhideWhenUsed="1"/>
+    <w:lsdException w:name="Placeholder Text" w:semiHidden="1"/>
+    <w:lsdException w:name="No Spacing" w:uiPriority="1" w:qFormat="1"/>
+    <w:lsdException w:name="Light Shading" w:uiPriority="60"/>
+    <w:lsdException w:name="Light List" w:uiPriority="61"/>
+    <w:lsdException w:name="Light Grid" w:uiPriority="62"/>
+    <w:lsdException w:name="Medium Shading 1" w:uiPriority="63"/>
+    <w:lsdException w:name="Medium Shading 2" w:uiPriority="64"/>
+    <w:lsdException w:name="Medium List 1" w:uiPriority="65"/>
+    <w:lsdException w:name="Medium List 2" w:uiPriority="66"/>
+    <w:lsdException w:name="Medium Grid 1" w:uiPriority="67"/>
+    <w:lsdException w:name="Medium Grid 2" w:uiPriority="68"/>
+    <w:lsdException w:name="Medium Grid 3" w:uiPriority="69"/>
+    <w:lsdException w:name="Dark List" w:uiPriority="70"/>
+    <w:lsdException w:name="Colorful Shading" w:uiPriority="71"/>
+    <w:lsdException w:name="Colorful List" w:uiPriority="72"/>
+    <w:lsdException w:name="Colorful Grid" w:uiPriority="73"/>
+    <w:lsdException w:name="Light Shading Accent 1" w:uiPriority="60"/>
+    <w:lsdException w:name="Light List Accent 1" w:uiPriority="61"/>
+    <w:lsdException w:name="Light Grid Accent 1" w:uiPriority="62"/>
+    <w:lsdException w:name="Medium Shading 1 Accent 1" w:uiPriority="63"/>
+    <w:lsdException w:name="Medium Shading 2 Accent 1" w:uiPriority="64"/>
+    <w:lsdException w:name="Medium List 1 Accent 1" w:uiPriority="65"/>
+    <w:lsdException w:name="Revision" w:semiHidden="1"/>
+    <w:lsdException w:name="List Paragraph" w:uiPriority="34" w:qFormat="1"/>
+    <w:lsdException w:name="Quote" w:uiPriority="29" w:qFormat="1"/>
+    <w:lsdException w:name="Intense Quote" w:uiPriority="30" w:qFormat="1"/>
+    <w:lsdException w:name="Medium List 2 Accent 1" w:uiPriority="66"/>
+    <w:lsdException w:name="Medium Grid 1 Accent 1" w:uiPriority="67"/>
+    <w:lsdException w:name="Medium Grid 2 Accent 1" w:uiPriority="68"/>
+    <w:lsdException w:name="Medium Grid 3 Accent 1" w:uiPriority="69"/>
+    <w:lsdException w:name="Dark List Accent 1" w:uiPriority="70"/>
+    <w:lsdException w:name="Colorful Shading Accent 1" w:uiPriority="71"/>
+    <w:lsdException w:name="Colorful List Accent 1" w:uiPriority="72"/>
+    <w:lsdException w:name="Colorful Grid Accent 1" w:uiPriority="73"/>
+    <w:lsdException w:name="Light Shading Accent 2" w:uiPriority="60"/>
+    <w:lsdException w:name="Light List Accent 2" w:uiPriority="61"/>
+    <w:lsdException w:name="Light Grid Accent 2" w:uiPriority="62"/>
+    <w:lsdException w:name="Medium Shading 1 Accent 2" w:uiPriority="63"/>
+    <w:lsdException w:name="Medium Shading 2 Accent 2" w:uiPriority="64"/>
+    <w:lsdException w:name="Medium List 1 Accent 2" w:uiPriority="65"/>
+    <w:lsdException w:name="Medium List 2 Accent 2" w:uiPriority="66"/>
+    <w:lsdException w:name="Medium Grid 1 Accent 2" w:uiPriority="67"/>
+    <w:lsdException w:name="Medium Grid 2 Accent 2" w:uiPriority="68"/>
+    <w:lsdException w:name="Medium Grid 3 Accent 2" w:uiPriority="69"/>
+    <w:lsdException w:name="Dark List Accent 2" w:uiPriority="70"/>
+    <w:lsdException w:name="Colorful Shading Accent 2" w:uiPriority="71"/>
+    <w:lsdException w:name="Colorful List Accent 2" w:uiPriority="72"/>
+    <w:lsdException w:name="Colorful Grid Accent 2" w:uiPriority="73"/>
+    <w:lsdException w:name="Light Shading Accent 3" w:uiPriority="60"/>
+    <w:lsdException w:name="Light List Accent 3" w:uiPriority="61"/>
+    <w:lsdException w:name="Light Grid Accent 3" w:uiPriority="62"/>
+    <w:lsdException w:name="Medium Shading 1 Accent 3" w:uiPriority="63"/>
+    <w:lsdException w:name="Medium Shading 2 Accent 3" w:uiPriority="64"/>
+    <w:lsdException w:name="Medium List 1 Accent 3" w:uiPriority="65"/>
+    <w:lsdException w:name="Medium List 2 Accent 3" w:uiPriority="66"/>
+    <w:lsdException w:name="Medium Grid 1 Accent 3" w:uiPriority="67"/>
+    <w:lsdException w:name="Medium Grid 2 Accent 3" w:uiPriority="68"/>
+    <w:lsdException w:name="Medium Grid 3 Accent 3" w:uiPriority="69"/>
+    <w:lsdException w:name="Dark List Accent 3" w:uiPriority="70"/>
+    <w:lsdException w:name="Colorful Shading Accent 3" w:uiPriority="71"/>
+    <w:lsdException w:name="Colorful List Accent 3" w:uiPriority="72"/>
+    <w:lsdException w:name="Colorful Grid Accent 3" w:uiPriority="73"/>
+    <w:lsdException w:name="Light Shading Accent 4" w:uiPriority="60"/>
+    <w:lsdException w:name="Light List Accent 4" w:uiPriority="61"/>
+    <w:lsdException w:name="Light Grid Accent 4" w:uiPriority="62"/>
+    <w:lsdException w:name="Medium Shading 1 Accent 4" w:uiPriority="63"/>
+    <w:lsdException w:name="Medium Shading 2 Accent 4" w:uiPriority="64"/>
+    <w:lsdException w:name="Medium List 1 Accent 4" w:uiPriority="65"/>
+    <w:lsdException w:name="Medium List 2 Accent 4" w:uiPriority="66"/>
+    <w:lsdException w:name="Medium Grid 1 Accent 4" w:uiPriority="67"/>
+    <w:lsdException w:name="Medium Grid 2 Accent 4" w:uiPriority="68"/>
+    <w:lsdException w:name="Medium Grid 3 Accent 4" w:uiPriority="69"/>
+    <w:lsdException w:name="Dark List Accent 4" w:uiPriority="70"/>
+    <w:lsdException w:name="Colorful Shading Accent 4" w:uiPriority="71"/>
+    <w:lsdException w:name="Colorful List Accent 4" w:uiPriority="72"/>
+    <w:lsdException w:name="Colorful Grid Accent 4" w:uiPriority="73"/>
+    <w:lsdException w:name="Light Shading Accent 5" w:uiPriority="60"/>
+    <w:lsdException w:name="Light List Accent 5" w:uiPriority="61"/>
+    <w:lsdException w:name="Light Grid Accent 5" w:uiPriority="62"/>
+    <w:lsdException w:name="Medium Shading 1 Accent 5" w:uiPriority="63"/>
+    <w:lsdException w:name="Medium Shading 2 Accent 5" w:uiPriority="64"/>
+    <w:lsdException w:name="Medium List 1 Accent 5" w:uiPriority="65"/>
+    <w:lsdException w:name="Medium List 2 Accent 5" w:uiPriority="66"/>
+    <w:lsdException w:name="Medium Grid 1 Accent 5" w:uiPriority="67"/>
+    <w:lsdException w:name="Medium Grid 2 Accent 5" w:uiPriority="68"/>
+    <w:lsdException w:name="Medium Grid 3 Accent 5" w:uiPriority="69"/>
+    <w:lsdException w:name="Dark List Accent 5" w:uiPriority="70"/>
+    <w:lsdException w:name="Colorful Shading Accent 5" w:uiPriority="71"/>
+    <w:lsdException w:name="Colorful List Accent 5" w:uiPriority="72"/>
+    <w:lsdException w:name="Colorful Grid Accent 5" w:uiPriority="73"/>
+    <w:lsdException w:name="Light Shading Accent 6" w:uiPriority="60"/>
+    <w:lsdException w:name="Light List Accent 6" w:uiPriority="61"/>
+    <w:lsdException w:name="Light Grid Accent 6" w:uiPriority="62"/>
+    <w:lsdException w:name="Medium Shading 1 Accent 6" w:uiPriority="63"/>
+    <w:lsdException w:name="Medium Shading 2 Accent 6" w:uiPriority="64"/>
+    <w:lsdException w:name="Medium List 1 Accent 6" w:uiPriority="65"/>
+    <w:lsdException w:name="Medium List 2 Accent 6" w:uiPriority="66"/>
+    <w:lsdException w:name="Medium Grid 1 Accent 6" w:uiPriority="67"/>
+    <w:lsdException w:name="Medium Grid 2 Accent 6" w:uiPriority="68"/>
+    <w:lsdException w:name="Medium Grid 3 Accent 6" w:uiPriority="69"/>
+    <w:lsdException w:name="Dark List Accent 6" w:uiPriority="70"/>
+    <w:lsdException w:name="Colorful Shading Accent 6" w:uiPriority="71"/>
+    <w:lsdException w:name="Colorful List Accent 6" w:uiPriority="72"/>
+    <w:lsdException w:name="Colorful Grid Accent 6" w:uiPriority="73"/>
+    <w:lsdException w:name="Subtle Emphasis" w:uiPriority="19" w:qFormat="1"/>
+    <w:lsdException w:name="Intense Emphasis" w:uiPriority="21" w:qFormat="1"/>
+    <w:lsdException w:name="Subtle Reference" w:uiPriority="31" w:qFormat="1"/>
+    <w:lsdException w:name="Intense Reference" w:uiPriority="32" w:qFormat="1"/>
+    <w:lsdException w:name="Book Title" w:uiPriority="33" w:qFormat="1"/>
+    <w:lsdException w:name="Bibliography" w:semiHidden="1" w:uiPriority="37" w:unhideWhenUsed="1"/>
+    <w:lsdException w:name="TOC Heading" w:semiHidden="1" w:uiPriority="39" w:unhideWhenUsed="1" w:qFormat="1"/>
+    <w:lsdException w:name="Plain Table 1" w:uiPriority="41"/>
+    <w:lsdException w:name="Plain Table 2" w:uiPriority="42"/>
+    <w:lsdException w:name="Plain Table 3" w:uiPriority="43"/>
+    <w:lsdException w:name="Plain Table 4" w:uiPriority="44"/>
+    <w:lsdException w:name="Plain Table 5" w:uiPriority="45"/>
+    <w:lsdException w:name="Grid Table Light" w:uiPriority="40"/>
+    <w:lsdException w:name="Grid Table 1 Light" w:uiPriority="46"/>
+    <w:lsdException w:name="Grid Table 2" w:uiPriority="47"/>
+    <w:lsdException w:name="Grid Table 3" w:uiPriority="48"/>
+    <w:lsdException w:name="Grid Table 4" w:uiPriority="49"/>
+    <w:lsdException w:name="Grid Table 5 Dark" w:uiPriority="50"/>
+    <w:lsdException w:name="Grid Table 6 Colorful" w:uiPriority="51"/>
+    <w:lsdException w:name="Grid Table 7 Colorful" w:uiPriority="52"/>
+    <w:lsdException w:name="Grid Table 1 Light Accent 1" w:uiPriority="46"/>
+    <w:lsdException w:name="Grid Table 2 Accent 1" w:uiPriority="47"/>
+    <w:lsdException w:name="Grid Table 3 Accent 1" w:uiPriority="48"/>
+    <w:lsdException w:name="Grid Table 4 Accent 1" w:uiPriority="49"/>
+    <w:lsdException w:name="Grid Table 5 Dark Accent 1" w:uiPriority="50"/>
+    <w:lsdException w:name="Grid Table 6 Colorful Accent 1" w:uiPriority="51"/>
+    <w:lsdException w:name="Grid Table 7 Colorful Accent 1" w:uiPriority="52"/>
+    <w:lsdException w:name="Grid Table 1 Light Accent 2" w:uiPriority="46"/>
+    <w:lsdException w:name="Grid Table 2 Accent 2" w:uiPriority="47"/>
+    <w:lsdException w:name="Grid Table 3 Accent 2" w:uiPriority="48"/>
+    <w:lsdException w:name="Grid Table 4 Accent 2" w:uiPriority="49"/>
+    <w:lsdException w:name="Grid Table 5 Dark Accent 2" w:uiPriority="50"/>
+    <w:lsdException w:name="Grid Table 6 Colorful Accent 2" w:uiPriority="51"/>
+    <w:lsdException w:name="Grid Table 7 Colorful Accent 2" w:uiPriority="52"/>
+    <w:lsdException w:name="Grid Table 1 Light Accent 3" w:uiPriority="46"/>
+    <w:lsdException w:name="Grid Table 2 Accent 3" w:uiPriority="47"/>
+    <w:lsdException w:name="Grid Table 3 Accent 3" w:uiPriority="48"/>
+    <w:lsdException w:name="Grid Table 4 Accent 3" w:uiPriority="49"/>
+    <w:lsdException w:name="Grid Table 5 Dark Accent 3" w:uiPriority="50"/>
+    <w:lsdException w:name="Grid Table 6 Colorful Accent 3" w:uiPriority="51"/>
+    <w:lsdException w:name="Grid Table 7 Colorful Accent 3" w:uiPriority="52"/>
+    <w:lsdException w:name="Grid Table 1 Light Accent 4" w:uiPriority="46"/>
+    <w:lsdException w:name="Grid Table 2 Accent 4" w:uiPriority="47"/>
+    <w:lsdException w:name="Grid Table 3 Accent 4" w:uiPriority="48"/>
+    <w:lsdException w:name="Grid Table 4 Accent 4" w:uiPriority="49"/>
+    <w:lsdException w:name="Grid Table 5 Dark Accent 4" w:uiPriority="50"/>
+    <w:lsdException w:name="Grid Table 6 Colorful Accent 4" w:uiPriority="51"/>
+    <w:lsdException w:name="Grid Table 7 Colorful Accent 4" w:uiPriority="52"/>
+    <w:lsdException w:name="Grid Table 1 Light Accent 5" w:uiPriority="46"/>
+    <w:lsdException w:name="Grid Table 2 Accent 5" w:uiPriority="47"/>
+    <w:lsdException w:name="Grid Table 3 Accent 5" w:uiPriority="48"/>
+    <w:lsdException w:name="Grid Table 4 Accent 5" w:uiPriority="49"/>
+    <w:lsdException w:name="Grid Table 5 Dark Accent 5" w:uiPriority="50"/>
+    <w:lsdException w:name="Grid Table 6 Colorful Accent 5" w:uiPriority="51"/>
+    <w:lsdException w:name="Grid Table 7 Colorful Accent 5" w:uiPriority="52"/>
+    <w:lsdException w:name="Grid Table 1 Light Accent 6" w:uiPriority="46"/>
+    <w:lsdException w:name="Grid Table 2 Accent 6" w:uiPriority="47"/>
+    <w:lsdException w:name="Grid Table 3 Accent 6" w:uiPriority="48"/>
+    <w:lsdException w:name="Grid Table 4 Accent 6" w:uiPriority="49"/>
+    <w:lsdException w:name="Grid Table 5 Dark Accent 6" w:uiPriority="50"/>
+    <w:lsdException w:name="Grid Table 6 Colorful Accent 6" w:uiPriority="51"/>
+    <w:lsdException w:name="Grid Table 7 Colorful Accent 6" w:uiPriority="52"/>
+    <w:lsdException w:name="List Table 1 Light" w:uiPriority="46"/>
+    <w:lsdException w:name="List Table 2" w:uiPriority="47"/>
+    <w:lsdException w:name="List Table 3" w:uiPriority="48"/>
+    <w:lsdException w:name="List Table 4" w:uiPriority="49"/>
+    <w:lsdException w:name="List Table 5 Dark" w:uiPriority="50"/>
+    <w:lsdException w:name="List Table 6 Colorful" w:uiPriority="51"/>
+    <w:lsdException w:name="List Table 7 Colorful" w:uiPriority="52"/>
+    <w:lsdException w:name="List Table 1 Light Accent 1" w:uiPriority="46"/>
+    <w:lsdException w:name="List Table 2 Accent 1" w:uiPriority="47"/>
+    <w:lsdException w:name="List Table 3 Accent 1" w:uiPriority="48"/>
+    <w:lsdException w:name="List Table 4 Accent 1" w:uiPriority="49"/>
+    <w:lsdException w:name="List Table 5 Dark Accent 1" w:uiPriority="50"/>
+    <w:lsdException w:name="List Table 6 Colorful Accent 1" w:uiPriority="51"/>
+    <w:lsdException w:name="List Table 7 Colorful Accent 1" w:uiPriority="52"/>
+    <w:lsdException w:name="List Table 1 Light Accent 2" w:uiPriority="46"/>
+    <w:lsdException w:name="List Table 2 Accent 2" w:uiPriority="47"/>
+    <w:lsdException w:name="List Table 3 Accent 2" w:uiPriority="48"/>
+    <w:lsdException w:name="List Table 4 Accent 2" w:uiPriority="49"/>
+    <w:lsdException w:name="List Table 5 Dark Accent 2" w:uiPriority="50"/>
+    <w:lsdException w:name="List Table 6 Colorful Accent 2" w:uiPriority="51"/>
+    <w:lsdException w:name="List Table 7 Colorful Accent 2" w:uiPriority="52"/>
+    <w:lsdException w:name="List Table 1 Light Accent 3" w:uiPriority="46"/>
+    <w:lsdException w:name="List Table 2 Accent 3" w:uiPriority="47"/>
+    <w:lsdException w:name="List Table 3 Accent 3" w:uiPriority="48"/>
+    <w:lsdException w:name="List Table 4 Accent 3" w:uiPriority="49"/>
+    <w:lsdException w:name="List Table 5 Dark Accent 3" w:uiPriority="50"/>
+    <w:lsdException w:name="List Table 6 Colorful Accent 3" w:uiPriority="51"/>
+    <w:lsdException w:name="List Table 7 Colorful Accent 3" w:uiPriority="52"/>
+    <w:lsdException w:name="List Table 1 Light Accent 4" w:uiPriority="46"/>
+    <w:lsdException w:name="List Table 2 Accent 4" w:uiPriority="47"/>
+    <w:lsdException w:name="List Table 3 Accent 4" w:uiPriority="48"/>
+    <w:lsdException w:name="List Table 4 Accent 4" w:uiPriority="49"/>
+    <w:lsdException w:name="List Table 5 Dark Accent 4" w:uiPriority="50"/>
+    <w:lsdException w:name="List Table 6 Colorful Accent 4" w:uiPriority="51"/>
+    <w:lsdException w:name="List Table 7 Colorful Accent 4" w:uiPriority="52"/>
+    <w:lsdException w:name="List Table 1 Light Accent 5" w:uiPriority="46"/>
+    <w:lsdException w:name="List Table 2 Accent 5" w:uiPriority="47"/>
+    <w:lsdException w:name="List Table 3 Accent 5" w:uiPriority="48"/>
+    <w:lsdException w:name="List Table 4 Accent 5" w:uiPriority="49"/>
+    <w:lsdException w:name="List Table 5 Dark Accent 5" w:uiPriority="50"/>
+    <w:lsdException w:name="List Table 6 Colorful Accent 5" w:uiPriority="51"/>
+    <w:lsdException w:name="List Table 7 Colorful Accent 5" w:uiPriority="52"/>
+    <w:lsdException w:name="List Table 1 Light Accent 6" w:uiPriority="46"/>
+    <w:lsdException w:name="List Table 2 Accent 6" w:uiPriority="47"/>
+    <w:lsdException w:name="List Table 3 Accent 6" w:uiPriority="48"/>
+    <w:lsdException w:name="List Table 4 Accent 6" w:uiPriority="49"/>
+    <w:lsdException w:name="List Table 5 Dark Accent 6" w:uiPriority="50"/>
+    <w:lsdException w:name="List Table 6 Colorful Accent 6" w:uiPriority="51"/>
+    <w:lsdException w:name="List Table 7 Colorful Accent 6" w:uiPriority="52"/>
+    <w:lsdException w:name="Mention" w:semiHidden="1" w:unhideWhenUsed="1"/>
+    <w:lsdException w:name="Smart Hyperlink" w:semiHidden="1" w:unhideWhenUsed="1"/>
+    <w:lsdException w:name="Hashtag" w:semiHidden="1" w:unhideWhenUsed="1"/>
+    <w:lsdException w:name="Unresolved Mention" w:semiHidden="1" w:unhideWhenUsed="1"/>
+    <w:lsdException w:name="Smart Link" w:semiHidden="1" w:unhideWhenUsed="1"/>
   </w:latentStyles>
   <w:style w:type="paragraph" w:default="1" w:styleId="Normal">
     <w:name w:val="Normal"/>
     <w:qFormat/>
-    <w:rsid w:val="00C20FD8"/>
+    <w:rsid w:val="005F2EC4"/>
+    <w:pPr>
+      <w:spacing w:after="240" w:line="276" w:lineRule="auto"/>
+    </w:pPr>
+    <w:rPr>
+      <w:rFonts w:cstheme="minorHAnsi"/>
+      <w:sz w:val="28"/>
+      <w:szCs w:val="28"/>
+    </w:rPr>
+  </w:style>
+  <w:style w:type="paragraph" w:styleId="Heading1">
+    <w:name w:val="heading 1"/>
+    <w:basedOn w:val="NoSpacing"/>
+    <w:next w:val="Normal"/>
+    <w:link w:val="Heading1Char"/>
+    <w:qFormat/>
+    <w:rsid w:val="005F2EC4"/>
+    <w:pPr>
+      <w:keepNext/>
+      <w:spacing w:before="240" w:after="60"/>
+      <w:outlineLvl w:val="0"/>
+    </w:pPr>
+    <w:rPr>
+      <w:rFonts w:eastAsiaTheme="majorEastAsia"/>
+      <w:b/>
+      <w:kern w:val="28"/>
+      <w:sz w:val="56"/>
+    </w:rPr>
+  </w:style>
+  <w:style w:type="paragraph" w:styleId="Heading2">
+    <w:name w:val="heading 2"/>
+    <w:basedOn w:val="Heading1"/>
+    <w:next w:val="Normal"/>
+    <w:link w:val="Heading2Char"/>
+    <w:qFormat/>
+    <w:rsid w:val="005F2EC4"/>
+    <w:pPr>
+      <w:numPr>
+        <w:ilvl w:val="1"/>
+        <w:numId w:val="7"/>
+      </w:numPr>
+      <w:outlineLvl w:val="1"/>
+    </w:pPr>
+    <w:rPr>
+      <w:rFonts w:asciiTheme="majorHAnsi" w:hAnsiTheme="majorHAnsi"/>
+      <w:sz w:val="48"/>
+      <w:szCs w:val="48"/>
+    </w:rPr>
+  </w:style>
+  <w:style w:type="paragraph" w:styleId="Heading3">
+    <w:name w:val="heading 3"/>
+    <w:basedOn w:val="Heading2"/>
+    <w:next w:val="Normal"/>
+    <w:link w:val="Heading3Char"/>
+    <w:qFormat/>
+    <w:rsid w:val="005F2EC4"/>
+    <w:pPr>
+      <w:outlineLvl w:val="2"/>
+    </w:pPr>
+    <w:rPr>
+      <w:sz w:val="40"/>
+    </w:rPr>
+  </w:style>
+  <w:style w:type="paragraph" w:styleId="Heading4">
+    <w:name w:val="heading 4"/>
+    <w:basedOn w:val="Heading3"/>
+    <w:next w:val="Normal"/>
+    <w:link w:val="Heading4Char"/>
+    <w:qFormat/>
+    <w:rsid w:val="005F2EC4"/>
+    <w:pPr>
+      <w:numPr>
+        <w:ilvl w:val="3"/>
+      </w:numPr>
+      <w:outlineLvl w:val="3"/>
+    </w:pPr>
+    <w:rPr>
+      <w:sz w:val="32"/>
+    </w:rPr>
+  </w:style>
+  <w:style w:type="paragraph" w:styleId="Heading5">
+    <w:name w:val="heading 5"/>
+    <w:basedOn w:val="Heading4"/>
+    <w:next w:val="Normal"/>
+    <w:link w:val="Heading5Char"/>
+    <w:qFormat/>
+    <w:rsid w:val="005F2EC4"/>
+    <w:pPr>
+      <w:numPr>
+        <w:ilvl w:val="4"/>
+      </w:numPr>
+      <w:outlineLvl w:val="4"/>
+    </w:pPr>
+    <w:rPr>
+      <w:sz w:val="28"/>
+    </w:rPr>
+  </w:style>
+  <w:style w:type="paragraph" w:styleId="Heading6">
+    <w:name w:val="heading 6"/>
+    <w:basedOn w:val="Heading5"/>
+    <w:next w:val="Normal"/>
+    <w:link w:val="Heading6Char"/>
+    <w:qFormat/>
+    <w:rsid w:val="005F2EC4"/>
+    <w:pPr>
+      <w:numPr>
+        <w:ilvl w:val="5"/>
+      </w:numPr>
+      <w:outlineLvl w:val="5"/>
+    </w:pPr>
+    <w:rPr>
+      <w:bCs/>
+      <w:sz w:val="24"/>
+      <w:szCs w:val="24"/>
+      <w:u w:val="single"/>
+    </w:rPr>
+  </w:style>
+  <w:style w:type="paragraph" w:styleId="Heading7">
+    <w:name w:val="heading 7"/>
+    <w:basedOn w:val="Heading6"/>
+    <w:next w:val="Normal"/>
+    <w:link w:val="Heading7Char"/>
+    <w:qFormat/>
+    <w:rsid w:val="005F2EC4"/>
+    <w:pPr>
+      <w:keepNext w:val="0"/>
+      <w:numPr>
+        <w:ilvl w:val="0"/>
+        <w:numId w:val="0"/>
+      </w:numPr>
+      <w:outlineLvl w:val="6"/>
+    </w:pPr>
+    <w:rPr>
+      <w:b w:val="0"/>
+      <w:kern w:val="0"/>
+    </w:rPr>
+  </w:style>
+  <w:style w:type="paragraph" w:styleId="Heading8">
+    <w:name w:val="heading 8"/>
+    <w:basedOn w:val="Heading6"/>
+    <w:next w:val="Normal"/>
+    <w:link w:val="Heading8Char"/>
+    <w:qFormat/>
+    <w:rsid w:val="005F2EC4"/>
+    <w:pPr>
+      <w:outlineLvl w:val="7"/>
+    </w:pPr>
+    <w:rPr>
+      <w:i/>
+      <w:iCs/>
+      <w:u w:val="none"/>
+    </w:rPr>
+  </w:style>
+  <w:style w:type="paragraph" w:styleId="Heading9">
+    <w:name w:val="heading 9"/>
+    <w:basedOn w:val="Heading8"/>
+    <w:next w:val="Normal"/>
+    <w:link w:val="Heading9Char"/>
+    <w:qFormat/>
+    <w:rsid w:val="005F2EC4"/>
+    <w:pPr>
+      <w:outlineLvl w:val="8"/>
+    </w:pPr>
+    <w:rPr>
+      <w:b w:val="0"/>
+      <w:bCs w:val="0"/>
+    </w:rPr>
   </w:style>
   <w:style w:type="character" w:default="1" w:styleId="DefaultParagraphFont">
     <w:name w:val="Default Paragraph Font"/>
     <w:uiPriority w:val="1"/>
+    <w:semiHidden/>
     <w:unhideWhenUsed/>
   </w:style>
   <w:style w:type="table" w:default="1" w:styleId="TableNormal">
@@ -3576,7 +4004,6 @@
     <w:uiPriority w:val="99"/>
     <w:semiHidden/>
     <w:unhideWhenUsed/>
-    <w:qFormat/>
     <w:tblPr>
       <w:tblInd w:w="0" w:type="dxa"/>
       <w:tblCellMar>
@@ -3622,6 +4049,505 @@
       <w:sz w:val="20"/>
       <w:szCs w:val="20"/>
       <w:lang w:eastAsia="ar-SA"/>
+    </w:rPr>
+  </w:style>
+  <w:style w:type="paragraph" w:customStyle="1" w:styleId="Subheading1">
+    <w:name w:val="Subheading 1"/>
+    <w:basedOn w:val="Heading1"/>
+    <w:next w:val="Normal"/>
+    <w:link w:val="Subheading1Char"/>
+    <w:qFormat/>
+    <w:rsid w:val="005F2EC4"/>
+    <w:pPr>
+      <w:spacing w:before="0" w:after="0" w:line="240" w:lineRule="auto"/>
+      <w:contextualSpacing/>
+    </w:pPr>
+    <w:rPr>
+      <w:rFonts w:asciiTheme="majorHAnsi" w:eastAsiaTheme="minorHAnsi" w:hAnsiTheme="majorHAnsi"/>
+      <w:sz w:val="48"/>
+      <w:szCs w:val="48"/>
+      <w:vertAlign w:val="superscript"/>
+    </w:rPr>
+  </w:style>
+  <w:style w:type="character" w:customStyle="1" w:styleId="Subheading1Char">
+    <w:name w:val="Subheading 1 Char"/>
+    <w:basedOn w:val="DefaultParagraphFont"/>
+    <w:link w:val="Subheading1"/>
+    <w:rsid w:val="005F2EC4"/>
+    <w:rPr>
+      <w:rFonts w:asciiTheme="majorHAnsi" w:hAnsiTheme="majorHAnsi" w:cstheme="minorHAnsi"/>
+      <w:b/>
+      <w:kern w:val="28"/>
+      <w:sz w:val="48"/>
+      <w:szCs w:val="48"/>
+      <w:vertAlign w:val="superscript"/>
+    </w:rPr>
+  </w:style>
+  <w:style w:type="character" w:customStyle="1" w:styleId="Heading1Char">
+    <w:name w:val="Heading 1 Char"/>
+    <w:basedOn w:val="DefaultParagraphFont"/>
+    <w:link w:val="Heading1"/>
+    <w:rsid w:val="005F2EC4"/>
+    <w:rPr>
+      <w:rFonts w:eastAsiaTheme="majorEastAsia" w:cstheme="minorHAnsi"/>
+      <w:b/>
+      <w:kern w:val="28"/>
+      <w:sz w:val="56"/>
+      <w:szCs w:val="28"/>
+    </w:rPr>
+  </w:style>
+  <w:style w:type="paragraph" w:customStyle="1" w:styleId="Subheading2">
+    <w:name w:val="Subheading 2"/>
+    <w:basedOn w:val="Subheading1"/>
+    <w:next w:val="Normal"/>
+    <w:link w:val="Subheading2Char"/>
+    <w:qFormat/>
+    <w:rsid w:val="005F2EC4"/>
+  </w:style>
+  <w:style w:type="character" w:customStyle="1" w:styleId="Subheading2Char">
+    <w:name w:val="Subheading 2 Char"/>
+    <w:basedOn w:val="Subheading1Char"/>
+    <w:link w:val="Subheading2"/>
+    <w:rsid w:val="005F2EC4"/>
+    <w:rPr>
+      <w:rFonts w:asciiTheme="majorHAnsi" w:hAnsiTheme="majorHAnsi" w:cstheme="minorHAnsi"/>
+      <w:b/>
+      <w:kern w:val="28"/>
+      <w:sz w:val="48"/>
+      <w:szCs w:val="48"/>
+      <w:vertAlign w:val="superscript"/>
+    </w:rPr>
+  </w:style>
+  <w:style w:type="paragraph" w:customStyle="1" w:styleId="Subheading3">
+    <w:name w:val="Subheading 3"/>
+    <w:basedOn w:val="Subheading2"/>
+    <w:next w:val="Normal"/>
+    <w:link w:val="Subheading3Char"/>
+    <w:qFormat/>
+    <w:rsid w:val="005F2EC4"/>
+    <w:rPr>
+      <w:sz w:val="40"/>
+      <w:szCs w:val="40"/>
+    </w:rPr>
+  </w:style>
+  <w:style w:type="character" w:customStyle="1" w:styleId="Subheading3Char">
+    <w:name w:val="Subheading 3 Char"/>
+    <w:basedOn w:val="Subheading2Char"/>
+    <w:link w:val="Subheading3"/>
+    <w:rsid w:val="005F2EC4"/>
+    <w:rPr>
+      <w:rFonts w:asciiTheme="majorHAnsi" w:hAnsiTheme="majorHAnsi" w:cstheme="minorHAnsi"/>
+      <w:b/>
+      <w:kern w:val="28"/>
+      <w:sz w:val="40"/>
+      <w:szCs w:val="40"/>
+      <w:vertAlign w:val="superscript"/>
+    </w:rPr>
+  </w:style>
+  <w:style w:type="paragraph" w:customStyle="1" w:styleId="Suptitle">
+    <w:name w:val="Suptitle"/>
+    <w:basedOn w:val="Subtitle"/>
+    <w:link w:val="SuptitleChar"/>
+    <w:qFormat/>
+    <w:rsid w:val="005F2EC4"/>
+    <w:pPr>
+      <w:spacing w:before="240" w:line="240" w:lineRule="auto"/>
+    </w:pPr>
+    <w:rPr>
+      <w:vertAlign w:val="subscript"/>
+    </w:rPr>
+  </w:style>
+  <w:style w:type="character" w:customStyle="1" w:styleId="SuptitleChar">
+    <w:name w:val="Suptitle Char"/>
+    <w:basedOn w:val="SubtitleChar"/>
+    <w:link w:val="Suptitle"/>
+    <w:rsid w:val="005F2EC4"/>
+    <w:rPr>
+      <w:rFonts w:asciiTheme="majorHAnsi" w:eastAsiaTheme="majorEastAsia" w:hAnsiTheme="majorHAnsi" w:cstheme="majorBidi"/>
+      <w:color w:val="7F7F7F" w:themeColor="text1" w:themeTint="80"/>
+      <w:spacing w:val="-10"/>
+      <w:kern w:val="28"/>
+      <w:sz w:val="72"/>
+      <w:szCs w:val="72"/>
+      <w:vertAlign w:val="subscript"/>
+    </w:rPr>
+  </w:style>
+  <w:style w:type="paragraph" w:styleId="Subtitle">
+    <w:name w:val="Subtitle"/>
+    <w:basedOn w:val="Title"/>
+    <w:next w:val="Normal"/>
+    <w:link w:val="SubtitleChar"/>
+    <w:uiPriority w:val="11"/>
+    <w:qFormat/>
+    <w:rsid w:val="005F2EC4"/>
+    <w:rPr>
+      <w:b w:val="0"/>
+      <w:bCs w:val="0"/>
+      <w:color w:val="7F7F7F" w:themeColor="text1" w:themeTint="80"/>
+      <w:vertAlign w:val="superscript"/>
+    </w:rPr>
+  </w:style>
+  <w:style w:type="character" w:customStyle="1" w:styleId="SubtitleChar">
+    <w:name w:val="Subtitle Char"/>
+    <w:basedOn w:val="DefaultParagraphFont"/>
+    <w:link w:val="Subtitle"/>
+    <w:uiPriority w:val="11"/>
+    <w:rsid w:val="005F2EC4"/>
+    <w:rPr>
+      <w:rFonts w:asciiTheme="majorHAnsi" w:eastAsiaTheme="majorEastAsia" w:hAnsiTheme="majorHAnsi" w:cstheme="majorBidi"/>
+      <w:color w:val="7F7F7F" w:themeColor="text1" w:themeTint="80"/>
+      <w:spacing w:val="-10"/>
+      <w:kern w:val="28"/>
+      <w:sz w:val="72"/>
+      <w:szCs w:val="72"/>
+      <w:vertAlign w:val="superscript"/>
+    </w:rPr>
+  </w:style>
+  <w:style w:type="paragraph" w:styleId="NoSpacing">
+    <w:name w:val="No Spacing"/>
+    <w:basedOn w:val="Normal"/>
+    <w:uiPriority w:val="1"/>
+    <w:qFormat/>
+    <w:rsid w:val="005F2EC4"/>
+    <w:pPr>
+      <w:spacing w:after="0"/>
+    </w:pPr>
+  </w:style>
+  <w:style w:type="character" w:customStyle="1" w:styleId="Heading2Char">
+    <w:name w:val="Heading 2 Char"/>
+    <w:basedOn w:val="DefaultParagraphFont"/>
+    <w:link w:val="Heading2"/>
+    <w:rsid w:val="005F2EC4"/>
+    <w:rPr>
+      <w:rFonts w:asciiTheme="majorHAnsi" w:eastAsiaTheme="majorEastAsia" w:hAnsiTheme="majorHAnsi" w:cstheme="minorHAnsi"/>
+      <w:b/>
+      <w:kern w:val="28"/>
+      <w:sz w:val="48"/>
+      <w:szCs w:val="48"/>
+    </w:rPr>
+  </w:style>
+  <w:style w:type="character" w:customStyle="1" w:styleId="Heading3Char">
+    <w:name w:val="Heading 3 Char"/>
+    <w:basedOn w:val="DefaultParagraphFont"/>
+    <w:link w:val="Heading3"/>
+    <w:rsid w:val="005F2EC4"/>
+    <w:rPr>
+      <w:rFonts w:asciiTheme="majorHAnsi" w:eastAsiaTheme="majorEastAsia" w:hAnsiTheme="majorHAnsi" w:cstheme="minorHAnsi"/>
+      <w:b/>
+      <w:kern w:val="28"/>
+      <w:sz w:val="40"/>
+      <w:szCs w:val="48"/>
+    </w:rPr>
+  </w:style>
+  <w:style w:type="character" w:customStyle="1" w:styleId="Heading4Char">
+    <w:name w:val="Heading 4 Char"/>
+    <w:basedOn w:val="DefaultParagraphFont"/>
+    <w:link w:val="Heading4"/>
+    <w:rsid w:val="005F2EC4"/>
+    <w:rPr>
+      <w:rFonts w:asciiTheme="majorHAnsi" w:eastAsiaTheme="majorEastAsia" w:hAnsiTheme="majorHAnsi" w:cstheme="minorHAnsi"/>
+      <w:b/>
+      <w:kern w:val="28"/>
+      <w:sz w:val="32"/>
+      <w:szCs w:val="48"/>
+    </w:rPr>
+  </w:style>
+  <w:style w:type="character" w:customStyle="1" w:styleId="Heading5Char">
+    <w:name w:val="Heading 5 Char"/>
+    <w:basedOn w:val="DefaultParagraphFont"/>
+    <w:link w:val="Heading5"/>
+    <w:rsid w:val="005F2EC4"/>
+    <w:rPr>
+      <w:rFonts w:asciiTheme="majorHAnsi" w:eastAsiaTheme="majorEastAsia" w:hAnsiTheme="majorHAnsi" w:cstheme="minorHAnsi"/>
+      <w:b/>
+      <w:kern w:val="28"/>
+      <w:sz w:val="28"/>
+      <w:szCs w:val="48"/>
+    </w:rPr>
+  </w:style>
+  <w:style w:type="character" w:customStyle="1" w:styleId="Heading6Char">
+    <w:name w:val="Heading 6 Char"/>
+    <w:basedOn w:val="DefaultParagraphFont"/>
+    <w:link w:val="Heading6"/>
+    <w:rsid w:val="005F2EC4"/>
+    <w:rPr>
+      <w:rFonts w:asciiTheme="majorHAnsi" w:eastAsiaTheme="majorEastAsia" w:hAnsiTheme="majorHAnsi" w:cstheme="minorHAnsi"/>
+      <w:b/>
+      <w:bCs/>
+      <w:kern w:val="28"/>
+      <w:sz w:val="24"/>
+      <w:szCs w:val="24"/>
+      <w:u w:val="single"/>
+    </w:rPr>
+  </w:style>
+  <w:style w:type="character" w:customStyle="1" w:styleId="Heading7Char">
+    <w:name w:val="Heading 7 Char"/>
+    <w:basedOn w:val="DefaultParagraphFont"/>
+    <w:link w:val="Heading7"/>
+    <w:rsid w:val="005F2EC4"/>
+    <w:rPr>
+      <w:rFonts w:asciiTheme="majorHAnsi" w:eastAsiaTheme="majorEastAsia" w:hAnsiTheme="majorHAnsi" w:cstheme="minorHAnsi"/>
+      <w:bCs/>
+      <w:sz w:val="24"/>
+      <w:szCs w:val="24"/>
+      <w:u w:val="single"/>
+    </w:rPr>
+  </w:style>
+  <w:style w:type="character" w:customStyle="1" w:styleId="Heading8Char">
+    <w:name w:val="Heading 8 Char"/>
+    <w:basedOn w:val="DefaultParagraphFont"/>
+    <w:link w:val="Heading8"/>
+    <w:rsid w:val="005F2EC4"/>
+    <w:rPr>
+      <w:rFonts w:asciiTheme="majorHAnsi" w:eastAsiaTheme="majorEastAsia" w:hAnsiTheme="majorHAnsi" w:cstheme="minorHAnsi"/>
+      <w:b/>
+      <w:bCs/>
+      <w:i/>
+      <w:iCs/>
+      <w:kern w:val="28"/>
+      <w:sz w:val="24"/>
+      <w:szCs w:val="24"/>
+    </w:rPr>
+  </w:style>
+  <w:style w:type="character" w:customStyle="1" w:styleId="Heading9Char">
+    <w:name w:val="Heading 9 Char"/>
+    <w:basedOn w:val="DefaultParagraphFont"/>
+    <w:link w:val="Heading9"/>
+    <w:rsid w:val="005F2EC4"/>
+    <w:rPr>
+      <w:rFonts w:asciiTheme="majorHAnsi" w:eastAsiaTheme="majorEastAsia" w:hAnsiTheme="majorHAnsi" w:cstheme="minorHAnsi"/>
+      <w:i/>
+      <w:iCs/>
+      <w:kern w:val="28"/>
+      <w:sz w:val="24"/>
+      <w:szCs w:val="24"/>
+    </w:rPr>
+  </w:style>
+  <w:style w:type="paragraph" w:styleId="Caption">
+    <w:name w:val="caption"/>
+    <w:basedOn w:val="Normal"/>
+    <w:next w:val="Normal"/>
+    <w:uiPriority w:val="35"/>
+    <w:semiHidden/>
+    <w:unhideWhenUsed/>
+    <w:qFormat/>
+    <w:rsid w:val="005F2EC4"/>
+    <w:pPr>
+      <w:spacing w:after="200"/>
+    </w:pPr>
+    <w:rPr>
+      <w:rFonts w:eastAsia="Times New Roman"/>
+      <w:i/>
+      <w:iCs/>
+      <w:color w:val="1F497D" w:themeColor="text2"/>
+      <w:szCs w:val="18"/>
+    </w:rPr>
+  </w:style>
+  <w:style w:type="paragraph" w:styleId="Title">
+    <w:name w:val="Title"/>
+    <w:basedOn w:val="NoSpacing"/>
+    <w:next w:val="Normal"/>
+    <w:link w:val="TitleChar"/>
+    <w:uiPriority w:val="10"/>
+    <w:qFormat/>
+    <w:rsid w:val="005F2EC4"/>
+    <w:rPr>
+      <w:rFonts w:asciiTheme="majorHAnsi" w:eastAsiaTheme="majorEastAsia" w:hAnsiTheme="majorHAnsi" w:cstheme="majorBidi"/>
+      <w:b/>
+      <w:bCs/>
+      <w:spacing w:val="-10"/>
+      <w:kern w:val="28"/>
+      <w:sz w:val="72"/>
+      <w:szCs w:val="72"/>
+    </w:rPr>
+  </w:style>
+  <w:style w:type="character" w:customStyle="1" w:styleId="TitleChar">
+    <w:name w:val="Title Char"/>
+    <w:basedOn w:val="DefaultParagraphFont"/>
+    <w:link w:val="Title"/>
+    <w:uiPriority w:val="10"/>
+    <w:rsid w:val="005F2EC4"/>
+    <w:rPr>
+      <w:rFonts w:asciiTheme="majorHAnsi" w:eastAsiaTheme="majorEastAsia" w:hAnsiTheme="majorHAnsi" w:cstheme="majorBidi"/>
+      <w:b/>
+      <w:bCs/>
+      <w:spacing w:val="-10"/>
+      <w:kern w:val="28"/>
+      <w:sz w:val="72"/>
+      <w:szCs w:val="72"/>
+    </w:rPr>
+  </w:style>
+  <w:style w:type="character" w:styleId="Strong">
+    <w:name w:val="Strong"/>
+    <w:uiPriority w:val="22"/>
+    <w:qFormat/>
+    <w:rsid w:val="005F2EC4"/>
+    <w:rPr>
+      <w:b/>
+      <w:bCs/>
+    </w:rPr>
+  </w:style>
+  <w:style w:type="character" w:styleId="Emphasis">
+    <w:name w:val="Emphasis"/>
+    <w:uiPriority w:val="20"/>
+    <w:qFormat/>
+    <w:rsid w:val="005F2EC4"/>
+    <w:rPr>
+      <w:rFonts w:asciiTheme="minorHAnsi" w:hAnsiTheme="minorHAnsi" w:cstheme="minorHAnsi"/>
+      <w:i/>
+      <w:iCs/>
+      <w:sz w:val="28"/>
+      <w:szCs w:val="28"/>
+    </w:rPr>
+  </w:style>
+  <w:style w:type="paragraph" w:styleId="ListParagraph">
+    <w:name w:val="List Paragraph"/>
+    <w:basedOn w:val="Normal"/>
+    <w:uiPriority w:val="34"/>
+    <w:qFormat/>
+    <w:rsid w:val="005F2EC4"/>
+    <w:pPr>
+      <w:ind w:left="720"/>
+      <w:contextualSpacing/>
+    </w:pPr>
+    <w:rPr>
+      <w:rFonts w:eastAsia="Times New Roman"/>
+    </w:rPr>
+  </w:style>
+  <w:style w:type="paragraph" w:styleId="Quote">
+    <w:name w:val="Quote"/>
+    <w:basedOn w:val="Normal"/>
+    <w:next w:val="Normal"/>
+    <w:link w:val="QuoteChar"/>
+    <w:uiPriority w:val="29"/>
+    <w:qFormat/>
+    <w:rsid w:val="005F2EC4"/>
+    <w:pPr>
+      <w:keepLines/>
+      <w:pageBreakBefore/>
+      <w:pBdr>
+        <w:left w:val="single" w:sz="4" w:space="7" w:color="auto"/>
+      </w:pBdr>
+      <w:spacing w:before="120" w:after="120"/>
+      <w:ind w:left="360"/>
+      <w:contextualSpacing/>
+      <w:mirrorIndents/>
+    </w:pPr>
+  </w:style>
+  <w:style w:type="character" w:customStyle="1" w:styleId="QuoteChar">
+    <w:name w:val="Quote Char"/>
+    <w:basedOn w:val="DefaultParagraphFont"/>
+    <w:link w:val="Quote"/>
+    <w:uiPriority w:val="29"/>
+    <w:rsid w:val="005F2EC4"/>
+    <w:rPr>
+      <w:rFonts w:cstheme="minorHAnsi"/>
+      <w:sz w:val="28"/>
+      <w:szCs w:val="28"/>
+    </w:rPr>
+  </w:style>
+  <w:style w:type="paragraph" w:styleId="IntenseQuote">
+    <w:name w:val="Intense Quote"/>
+    <w:basedOn w:val="Quote"/>
+    <w:next w:val="Normal"/>
+    <w:link w:val="IntenseQuoteChar"/>
+    <w:uiPriority w:val="30"/>
+    <w:qFormat/>
+    <w:rsid w:val="005F2EC4"/>
+    <w:pPr>
+      <w:pBdr>
+        <w:left w:val="single" w:sz="18" w:space="7" w:color="auto"/>
+      </w:pBdr>
+    </w:pPr>
+    <w:rPr>
+      <w:b/>
+      <w:bCs/>
+    </w:rPr>
+  </w:style>
+  <w:style w:type="character" w:customStyle="1" w:styleId="IntenseQuoteChar">
+    <w:name w:val="Intense Quote Char"/>
+    <w:basedOn w:val="DefaultParagraphFont"/>
+    <w:link w:val="IntenseQuote"/>
+    <w:uiPriority w:val="30"/>
+    <w:rsid w:val="005F2EC4"/>
+    <w:rPr>
+      <w:rFonts w:cstheme="minorHAnsi"/>
+      <w:b/>
+      <w:bCs/>
+      <w:sz w:val="28"/>
+      <w:szCs w:val="28"/>
+    </w:rPr>
+  </w:style>
+  <w:style w:type="character" w:styleId="SubtleEmphasis">
+    <w:name w:val="Subtle Emphasis"/>
+    <w:basedOn w:val="Emphasis"/>
+    <w:uiPriority w:val="19"/>
+    <w:qFormat/>
+    <w:rsid w:val="005F2EC4"/>
+    <w:rPr>
+      <w:rFonts w:asciiTheme="minorHAnsi" w:hAnsiTheme="minorHAnsi" w:cs="Calibri Light"/>
+      <w:i/>
+      <w:iCs/>
+      <w:color w:val="7F7F7F" w:themeColor="text1" w:themeTint="80"/>
+      <w:sz w:val="28"/>
+      <w:szCs w:val="28"/>
+    </w:rPr>
+  </w:style>
+  <w:style w:type="character" w:styleId="IntenseEmphasis">
+    <w:name w:val="Intense Emphasis"/>
+    <w:basedOn w:val="Emphasis"/>
+    <w:uiPriority w:val="21"/>
+    <w:qFormat/>
+    <w:rsid w:val="005F2EC4"/>
+    <w:rPr>
+      <w:rFonts w:asciiTheme="minorHAnsi" w:hAnsiTheme="minorHAnsi" w:cstheme="minorHAnsi"/>
+      <w:b/>
+      <w:bCs/>
+      <w:i/>
+      <w:iCs/>
+      <w:sz w:val="28"/>
+      <w:szCs w:val="28"/>
+    </w:rPr>
+  </w:style>
+  <w:style w:type="character" w:styleId="SubtleReference">
+    <w:name w:val="Subtle Reference"/>
+    <w:uiPriority w:val="31"/>
+    <w:qFormat/>
+    <w:rsid w:val="005F2EC4"/>
+    <w:rPr>
+      <w:caps/>
+      <w:color w:val="7F7F7F" w:themeColor="text1" w:themeTint="80"/>
+      <w:sz w:val="22"/>
+      <w:szCs w:val="22"/>
+    </w:rPr>
+  </w:style>
+  <w:style w:type="character" w:styleId="IntenseReference">
+    <w:name w:val="Intense Reference"/>
+    <w:basedOn w:val="SubtleReference"/>
+    <w:uiPriority w:val="32"/>
+    <w:qFormat/>
+    <w:rsid w:val="005F2EC4"/>
+    <w:rPr>
+      <w:b/>
+      <w:bCs/>
+      <w:caps/>
+      <w:color w:val="7F7F7F" w:themeColor="text1" w:themeTint="80"/>
+      <w:sz w:val="22"/>
+      <w:szCs w:val="22"/>
+    </w:rPr>
+  </w:style>
+  <w:style w:type="character" w:styleId="BookTitle">
+    <w:name w:val="Book Title"/>
+    <w:basedOn w:val="DefaultParagraphFont"/>
+    <w:uiPriority w:val="33"/>
+    <w:qFormat/>
+    <w:rsid w:val="005F2EC4"/>
+    <w:rPr>
+      <w:b/>
+      <w:bCs/>
+      <w:i/>
+      <w:iCs/>
+      <w:spacing w:val="5"/>
     </w:rPr>
   </w:style>
 </w:styles>
